--- a/标书/云南技术方案-新.docx
+++ b/标书/云南技术方案-新.docx
@@ -90,11 +90,11 @@
       </w:r>
       <w:proofErr w:type="gramStart"/>
       <w:r>
-        <w:t>研判以及</w:t>
+        <w:t>研判以</w:t>
       </w:r>
       <w:proofErr w:type="gramEnd"/>
       <w:r>
-        <w:t>智能辅助决策响应等关键环节，已形成覆盖</w:t>
+        <w:t>及智能辅助决策响应等关键环节，已形成覆盖</w:t>
       </w:r>
       <w:r>
         <w:t>“</w:t>
@@ -165,7 +165,7 @@
                     <pic:cNvPicPr/>
                   </pic:nvPicPr>
                   <pic:blipFill>
-                    <a:blip r:embed="rId8" cstate="print">
+                    <a:blip r:embed="rId9" cstate="print">
                       <a:extLst>
                         <a:ext uri="{28A0092B-C50C-407E-A947-70E740481C1C}">
                           <a14:useLocalDpi xmlns:a14="http://schemas.microsoft.com/office/drawing/2010/main" val="0"/>
@@ -371,11 +371,11 @@
       </w:r>
       <w:proofErr w:type="gramStart"/>
       <w:r>
-        <w:t>研判任务</w:t>
+        <w:t>研判任</w:t>
       </w:r>
       <w:proofErr w:type="gramEnd"/>
       <w:r>
-        <w:t>仍依赖云端服务器完成，不仅增加通信压力，也降低灾害现场实时决策能力。因此，如何针对资源约束条件下的单兵设备特点，开展生成式智能</w:t>
+        <w:t>务仍依赖云端服务器完成，不仅增加通信压力，也降低灾害现场实时决策能力。因此，如何针对资源约束条件下的单兵设备特点，开展生成式智能</w:t>
       </w:r>
       <w:proofErr w:type="gramStart"/>
       <w:r>
@@ -383,31 +383,21 @@
       </w:r>
       <w:proofErr w:type="gramEnd"/>
       <w:r>
-        <w:t>判模型压缩与优化方法研究，通过知识蒸馏、参数剪枝、模型量化以及低</w:t>
-      </w:r>
-      <w:proofErr w:type="gramStart"/>
-      <w:r>
-        <w:t>秩</w:t>
-      </w:r>
-      <w:proofErr w:type="gramEnd"/>
-      <w:r>
-        <w:t>分解等技术降低模型参数规模和计算开销，在保持模型推理能力的基础上实现智能模型高效部署，是提升现场智能</w:t>
-      </w:r>
-      <w:proofErr w:type="gramStart"/>
-      <w:r>
-        <w:t>研</w:t>
-      </w:r>
-      <w:proofErr w:type="gramEnd"/>
-      <w:r>
-        <w:t>判能力的关键问题。</w:t>
-      </w:r>
-    </w:p>
-    <w:p>
-      <w:pPr>
-        <w:ind w:firstLine="480"/>
-      </w:pPr>
-      <w:r>
-        <w:t>第四，</w:t>
+        <w:t>判模型压缩与优化方法研究，通过知识蒸馏、参数剪枝、模型量化以及低秩分解等技术降低模型参数规模和计算开销，在保持模型推理能力的基础上实现智能模型高效部署，是提升现场智能研判能力的关键问题。</w:t>
+      </w:r>
+    </w:p>
+    <w:p>
+      <w:pPr>
+        <w:ind w:firstLine="480"/>
+      </w:pPr>
+      <w:r>
+        <w:rPr>
+          <w:rFonts w:hint="eastAsia"/>
+        </w:rPr>
+        <w:t>此外</w:t>
+      </w:r>
+      <w:r>
+        <w:t>，</w:t>
       </w:r>
       <w:r>
         <w:rPr>
@@ -498,36 +488,34 @@
           <w:b/>
           <w:bCs/>
         </w:rPr>
-        <w:t>装置轻量化架构设计、硬件电路紧凑型集成、生成式智能</w:t>
-      </w:r>
-      <w:proofErr w:type="gramStart"/>
+        <w:t>装置轻量化架构设计、硬件电路紧凑型集成、生成式智能研判模型构建、现场应用支撑以及装置研制与快速响应</w:t>
+      </w:r>
+      <w:r>
+        <w:t>五个方面开展系统研究，形成覆盖</w:t>
+      </w:r>
+      <w:r>
+        <w:t>“</w:t>
+      </w:r>
       <w:r>
         <w:rPr>
           <w:b/>
           <w:bCs/>
         </w:rPr>
-        <w:t>研</w:t>
-      </w:r>
-      <w:proofErr w:type="gramEnd"/>
+        <w:t>感知采集</w:t>
+      </w:r>
       <w:r>
         <w:rPr>
           <w:b/>
           <w:bCs/>
         </w:rPr>
-        <w:t>判模型构建、现场应用支撑以及装置研制与快速响应</w:t>
-      </w:r>
-      <w:r>
-        <w:t>五个方面开展系统研究，形成覆盖</w:t>
-      </w:r>
-      <w:r>
-        <w:t>“</w:t>
+        <w:t>—</w:t>
       </w:r>
       <w:r>
         <w:rPr>
           <w:b/>
           <w:bCs/>
         </w:rPr>
-        <w:t>感知采集</w:t>
+        <w:t>智能分析</w:t>
       </w:r>
       <w:r>
         <w:rPr>
@@ -541,7 +529,7 @@
           <w:b/>
           <w:bCs/>
         </w:rPr>
-        <w:t>智能分析</w:t>
+        <w:t>辅助决策</w:t>
       </w:r>
       <w:r>
         <w:rPr>
@@ -555,130 +543,128 @@
           <w:b/>
           <w:bCs/>
         </w:rPr>
-        <w:t>辅助决策</w:t>
-      </w:r>
-      <w:r>
+        <w:t>现场执行</w:t>
+      </w:r>
+      <w:r>
+        <w:t>”</w:t>
+      </w:r>
+      <w:r>
+        <w:t>的一体化技术方案。</w:t>
+      </w:r>
+    </w:p>
+    <w:p>
+      <w:pPr>
+        <w:ind w:firstLine="480"/>
+      </w:pPr>
+      <w:r>
+        <w:t>其核心研究内容包括：</w:t>
+      </w:r>
+    </w:p>
+    <w:p>
+      <w:pPr>
+        <w:ind w:firstLine="482"/>
         <w:rPr>
           <w:b/>
           <w:bCs/>
         </w:rPr>
-        <w:t>—</w:t>
-      </w:r>
+      </w:pPr>
       <w:r>
         <w:rPr>
           <w:b/>
           <w:bCs/>
         </w:rPr>
-        <w:t>现场执行</w:t>
-      </w:r>
-      <w:r>
-        <w:t>”</w:t>
-      </w:r>
-      <w:r>
-        <w:t>的一体化技术方案。</w:t>
-      </w:r>
-    </w:p>
-    <w:p>
-      <w:pPr>
-        <w:ind w:firstLine="480"/>
-      </w:pPr>
-      <w:r>
-        <w:t>其核心研究内容包括：</w:t>
-      </w:r>
-    </w:p>
-    <w:p>
-      <w:pPr>
-        <w:ind w:firstLine="482"/>
-      </w:pPr>
+        <w:t>（</w:t>
+      </w:r>
       <w:r>
         <w:rPr>
           <w:b/>
           <w:bCs/>
         </w:rPr>
-        <w:t>（</w:t>
+        <w:t>1</w:t>
       </w:r>
       <w:r>
         <w:rPr>
           <w:b/>
           <w:bCs/>
         </w:rPr>
-        <w:t>1</w:t>
-      </w:r>
-      <w:r>
+        <w:t>）开展应急单兵装置轻量化架构设计方法研究，实现系统结构优化。</w:t>
+      </w:r>
+    </w:p>
+    <w:p>
+      <w:pPr>
+        <w:ind w:firstLine="480"/>
+      </w:pPr>
+      <w:r>
+        <w:lastRenderedPageBreak/>
+        <w:t>针对传统装备模块分散、系统复杂度高的问题，研究总体分层架构设计方法，通过计算资源与外围设备解耦，实现数据流与控制流协同管理；研究功能融合与模块协同设计方法，提高系统集成能力；优化计算、通信和能源资源配置，实现</w:t>
+      </w:r>
+      <w:r>
+        <w:t>资源动态调度；研究快速部署方法，提升装置对不同灾害场景的适应能力。</w:t>
+      </w:r>
+    </w:p>
+    <w:p>
+      <w:pPr>
+        <w:ind w:firstLine="482"/>
         <w:rPr>
           <w:b/>
           <w:bCs/>
         </w:rPr>
-        <w:t>）开展应急单兵装置轻量化架构设计方法研究，实现系统结构优化与功</w:t>
-      </w:r>
+      </w:pPr>
       <w:r>
         <w:rPr>
           <w:b/>
           <w:bCs/>
         </w:rPr>
-        <w:lastRenderedPageBreak/>
-        <w:t>能协同融合。</w:t>
-      </w:r>
-      <w:r>
-        <w:br/>
-      </w:r>
-      <w:r>
-        <w:t>针对传统装备模块分散、系统复杂度高的问题，研究总体分层架构设计方法，通过计算资源与外围设备解耦，实现数据流与控制流协同管理；研究装置功能融合与模块协同设计方法，减少重复硬件配置，提高系统集成能力；研究装置资源优化配置方法，实现计算、通信和能源资源的动态调度；研究快速部署设计方法，提高装置在不同灾害场景下的任务适配能力。</w:t>
-      </w:r>
-    </w:p>
-    <w:p>
-      <w:pPr>
-        <w:ind w:firstLine="482"/>
-      </w:pPr>
+        <w:t>（</w:t>
+      </w:r>
       <w:r>
         <w:rPr>
           <w:b/>
           <w:bCs/>
         </w:rPr>
-        <w:t>（</w:t>
+        <w:t>2</w:t>
       </w:r>
       <w:r>
         <w:rPr>
           <w:b/>
           <w:bCs/>
         </w:rPr>
-        <w:t>2</w:t>
-      </w:r>
-      <w:r>
+        <w:t>）开展应急单兵装置硬件电路紧凑型集成方法研究，提高设备便携性与环境适应能力。</w:t>
+      </w:r>
+    </w:p>
+    <w:p>
+      <w:pPr>
+        <w:ind w:firstLine="480"/>
+      </w:pPr>
+      <w:r>
+        <w:t>针对传统设备体积大、功耗高的问题，引入异构计算架构与</w:t>
+      </w:r>
+      <w:r>
+        <w:t>SoC</w:t>
+      </w:r>
+      <w:r>
+        <w:t>核心处理单元，实现计算模块高度集成；利用多层</w:t>
+      </w:r>
+      <w:r>
+        <w:t>PCB</w:t>
+      </w:r>
+      <w:r>
+        <w:t>和高密度互连技术优化电路布局；结合接口复用技术实现功能电路融合，并基于</w:t>
+      </w:r>
+      <w:r>
+        <w:t>PMIC</w:t>
+      </w:r>
+      <w:r>
+        <w:t>电源管理芯片优化供电结构，实现计算、通信与能源管理模块一体化设计。</w:t>
+      </w:r>
+    </w:p>
+    <w:p>
+      <w:pPr>
+        <w:ind w:firstLine="482"/>
         <w:rPr>
           <w:b/>
           <w:bCs/>
         </w:rPr>
-        <w:t>）开展应急单兵装置硬件电路紧凑型集成方法研究，提高设备便携性与环境适应能力。</w:t>
-      </w:r>
-      <w:r>
-        <w:br/>
-      </w:r>
-      <w:r>
-        <w:t>针对传统设备体积大、功耗高的问题，引入异构计算架构与</w:t>
-      </w:r>
-      <w:r>
-        <w:t>SoC</w:t>
-      </w:r>
-      <w:r>
-        <w:t>核心处理单元，实现计算模块高度集成；利用多层</w:t>
-      </w:r>
-      <w:r>
-        <w:t>PCB</w:t>
-      </w:r>
-      <w:r>
-        <w:t>、高密度互连技术优化电路布局，提高空间利用效率；结合接口复用技术，实现多功能电路融合设计；基于</w:t>
-      </w:r>
-      <w:r>
-        <w:t>PMIC</w:t>
-      </w:r>
-      <w:r>
-        <w:t>电源管理芯片优化供电结构，实现计算、通信与能源管理模块一体化设计，满足现场长期运行需求。</w:t>
-      </w:r>
-    </w:p>
-    <w:p>
-      <w:pPr>
-        <w:ind w:firstLine="482"/>
       </w:pPr>
       <w:r>
         <w:rPr>
@@ -717,9 +703,11 @@
         </w:rPr>
         <w:t>判模型构建及资源约束下模型高效部署方法研究，实现现场智能分析与辅助决策。</w:t>
       </w:r>
-      <w:r>
-        <w:br/>
-      </w:r>
+    </w:p>
+    <w:p>
+      <w:pPr>
+        <w:ind w:firstLine="480"/>
+      </w:pPr>
       <w:r>
         <w:t>针对灾害现场多源异构数据融合需求，利用</w:t>
       </w:r>
@@ -727,13 +715,13 @@
         <w:t>BERT</w:t>
       </w:r>
       <w:r>
-        <w:t>模型提取灾害文本语义特征，结合</w:t>
+        <w:t>、</w:t>
       </w:r>
       <w:r>
         <w:t>Vision Transformer</w:t>
       </w:r>
       <w:r>
-        <w:t>提取设备状态视觉特征，通过</w:t>
+        <w:t>、</w:t>
       </w:r>
       <w:proofErr w:type="spellStart"/>
       <w:r>
@@ -741,7 +729,7 @@
       </w:r>
       <w:proofErr w:type="spellEnd"/>
       <w:r>
-        <w:t>模型分析电气运行时序变化，并利用图注意力网络挖掘电网拓扑关联关系，构建跨模态灾害</w:t>
+        <w:t>和图注意力网络分别提取文本、视觉、时序及拓扑关联特征，构建跨模态灾害</w:t>
       </w:r>
       <w:proofErr w:type="gramStart"/>
       <w:r>
@@ -749,23 +737,15 @@
       </w:r>
       <w:proofErr w:type="gramEnd"/>
       <w:r>
-        <w:t>体系。在此基础上，针对生成式智能</w:t>
+        <w:t>体系。在此基础上，研究知识蒸馏、参数剪枝、模型量化和低</w:t>
       </w:r>
       <w:proofErr w:type="gramStart"/>
       <w:r>
-        <w:t>研</w:t>
+        <w:t>秩</w:t>
       </w:r>
       <w:proofErr w:type="gramEnd"/>
       <w:r>
-        <w:t>判模型参数规模大、计算资源需求高的问题，研究知识蒸馏、参数剪枝、模型量化以及低</w:t>
-      </w:r>
-      <w:proofErr w:type="gramStart"/>
-      <w:r>
-        <w:t>秩</w:t>
-      </w:r>
-      <w:proofErr w:type="gramEnd"/>
-      <w:r>
-        <w:t>分解等模型压缩方法，降低模型参数量、计算复杂度和存储开销，在保持模型关键推理能力的基础上，实现生成式智能</w:t>
+        <w:t>分解等压缩方法，降低模型参数量、计算复杂度和存储开销，实现生成式智能</w:t>
       </w:r>
       <w:proofErr w:type="gramStart"/>
       <w:r>
@@ -805,71 +785,251 @@
         <w:br/>
       </w:r>
       <w:r>
-        <w:t>构建语音、图像、文本等多源融合的人机交互机制，实现自然化任务交互；结合灾害状态感知技术，实现交互模式动态调整；利用生成式对话技术完成任务引导和信息补全；研究多能源获取、电能动态管理以及基于小样本关系度量学习的故障诊断方法，提高装置持续运行能力和异常状态恢复能力。</w:t>
+        <w:t>构建语音、图像、文本融合的人机交互机制，实现任务</w:t>
+      </w:r>
+      <w:proofErr w:type="gramStart"/>
+      <w:r>
+        <w:t>交互与</w:t>
+      </w:r>
+      <w:proofErr w:type="gramEnd"/>
+      <w:r>
+        <w:t>信息补全；结合灾害状态感知实现交互模式动态调整；研究多能源获取、电能动态管理以及基于小样本关系度量学习的故障诊断方法，提高装置持续运行和异常恢复能力。</w:t>
       </w:r>
     </w:p>
     <w:p>
       <w:pPr>
         <w:ind w:firstLine="482"/>
-        <w:rPr>
-          <w:rFonts w:hint="eastAsia"/>
-        </w:rPr>
-      </w:pPr>
-      <w:r>
         <w:rPr>
           <w:b/>
           <w:bCs/>
         </w:rPr>
-        <w:t>（</w:t>
-      </w:r>
+      </w:pPr>
       <w:r>
         <w:rPr>
           <w:b/>
           <w:bCs/>
         </w:rPr>
-        <w:t>5</w:t>
+        <w:t>（</w:t>
       </w:r>
       <w:r>
         <w:rPr>
           <w:b/>
           <w:bCs/>
         </w:rPr>
-        <w:t>）开展应急单兵装置研制与快速响应技术研究，实现技术成果工程化应用。</w:t>
-      </w:r>
-      <w:r>
-        <w:br/>
+        <w:t>5</w:t>
+      </w:r>
+      <w:r>
+        <w:rPr>
+          <w:b/>
+          <w:bCs/>
+        </w:rPr>
+        <w:t>）开展应急单兵装置研制与快速响应技术研究，实现技术</w:t>
+      </w:r>
+      <w:r>
+        <w:rPr>
+          <w:rFonts w:hint="eastAsia"/>
+          <w:b/>
+          <w:bCs/>
+        </w:rPr>
+        <w:t>成果落地</w:t>
+      </w:r>
+      <w:r>
+        <w:rPr>
+          <w:b/>
+          <w:bCs/>
+        </w:rPr>
+        <w:t>应用。</w:t>
+      </w:r>
+    </w:p>
+    <w:p>
+      <w:pPr>
+        <w:ind w:firstLine="480"/>
+      </w:pPr>
+      <w:r>
+        <w:t>围绕实际电网灾害任务需求，开展装置系统集成、模块协同验证及智能模型部署研究，形成软硬件一体化应急单兵装备；研究复杂任务场景下快速配置与响应方法，提高装置环境适应能力，实现技术成果向现场应用转化。</w:t>
+      </w:r>
+    </w:p>
+    <w:p>
+      <w:pPr>
+        <w:ind w:firstLine="480"/>
+      </w:pPr>
+      <w:r>
+        <w:t>综上所述，本项目融合边缘计算、人工智能、多模态感知及智能硬件集成技术，构建面向电网灾害现场的应急单兵智能</w:t>
+      </w:r>
+      <w:proofErr w:type="gramStart"/>
+      <w:r>
+        <w:t>研</w:t>
+      </w:r>
+      <w:proofErr w:type="gramEnd"/>
+      <w:r>
+        <w:t>判装置，实现从信息采集到智能分析决策的能力提升。该装置能够突破传统应急装备依赖人工经验、计算能力不足和响应迟缓等限制，为复杂灾害条件下电网快速恢复提供智能化装备支撑，并为</w:t>
       </w:r>
       <w:r>
         <w:lastRenderedPageBreak/>
-        <w:t>围绕实际电网灾害任务需求，开展装置系统集成、关键模块协同验证以及智能模型部署研究，形成软硬件一体化应急单兵装备；针对复杂任务场景，研究快速配置与响应方法，提高装置面对不同灾害环境的适应能力，实现从实验验证到现场应用的有效转化。</w:t>
-      </w:r>
-    </w:p>
-    <w:p>
-      <w:pPr>
-        <w:ind w:firstLine="480"/>
-      </w:pPr>
-      <w:r>
-        <w:t>综上所述，本项目通过融合边缘计算、人工智能、多模态感知以及智能硬件集成技术，构建面向电网灾害现场的应急单兵智能</w:t>
+        <w:t>新型电力系统智能应急体系建设提供技术基础。</w:t>
+      </w:r>
+      <w:r>
+        <w:rPr>
+          <w:rFonts w:hint="eastAsia"/>
+        </w:rPr>
+        <w:t>技术路线如图</w:t>
+      </w:r>
+      <w:r>
+        <w:rPr>
+          <w:rFonts w:hint="eastAsia"/>
+        </w:rPr>
+        <w:t>2</w:t>
+      </w:r>
+      <w:r>
+        <w:rPr>
+          <w:rFonts w:hint="eastAsia"/>
+        </w:rPr>
+        <w:t>所示。</w:t>
+      </w:r>
+    </w:p>
+    <w:p>
+      <w:pPr>
+        <w:keepNext/>
+        <w:ind w:firstLineChars="0" w:firstLine="0"/>
+        <w:jc w:val="center"/>
+      </w:pPr>
+      <w:r>
+        <w:rPr>
+          <w:noProof/>
+        </w:rPr>
+        <w:drawing>
+          <wp:inline distT="0" distB="0" distL="0" distR="0">
+            <wp:extent cx="4285753" cy="8152180"/>
+            <wp:effectExtent l="0" t="0" r="0" b="0"/>
+            <wp:docPr id="8" name="图形 8"/>
+            <wp:cNvGraphicFramePr>
+              <a:graphicFrameLocks xmlns:a="http://schemas.openxmlformats.org/drawingml/2006/main" noChangeAspect="1"/>
+            </wp:cNvGraphicFramePr>
+            <a:graphic xmlns:a="http://schemas.openxmlformats.org/drawingml/2006/main">
+              <a:graphicData uri="http://schemas.openxmlformats.org/drawingml/2006/picture">
+                <pic:pic xmlns:pic="http://schemas.openxmlformats.org/drawingml/2006/picture">
+                  <pic:nvPicPr>
+                    <pic:cNvPr id="8" name="绘图1.svg"/>
+                    <pic:cNvPicPr/>
+                  </pic:nvPicPr>
+                  <pic:blipFill>
+                    <a:blip r:embed="rId10">
+                      <a:extLst>
+                        <a:ext uri="{28A0092B-C50C-407E-A947-70E740481C1C}">
+                          <a14:useLocalDpi xmlns:a14="http://schemas.microsoft.com/office/drawing/2010/main" val="0"/>
+                        </a:ext>
+                        <a:ext uri="{96DAC541-7B7A-43D3-8B79-37D633B846F1}">
+                          <asvg:svgBlip xmlns:asvg="http://schemas.microsoft.com/office/drawing/2016/SVG/main" r:embed="rId11"/>
+                        </a:ext>
+                      </a:extLst>
+                    </a:blip>
+                    <a:stretch>
+                      <a:fillRect/>
+                    </a:stretch>
+                  </pic:blipFill>
+                  <pic:spPr>
+                    <a:xfrm>
+                      <a:off x="0" y="0"/>
+                      <a:ext cx="4309661" cy="8197656"/>
+                    </a:xfrm>
+                    <a:prstGeom prst="rect">
+                      <a:avLst/>
+                    </a:prstGeom>
+                  </pic:spPr>
+                </pic:pic>
+              </a:graphicData>
+            </a:graphic>
+          </wp:inline>
+        </w:drawing>
+      </w:r>
+    </w:p>
+    <w:p>
+      <w:pPr>
+        <w:pStyle w:val="a3"/>
+        <w:rPr>
+          <w:rFonts w:hint="eastAsia"/>
+        </w:rPr>
+      </w:pPr>
+      <w:r>
+        <w:rPr>
+          <w:rFonts w:hint="eastAsia"/>
+        </w:rPr>
+        <w:t>图</w:t>
+      </w:r>
+      <w:r>
+        <w:rPr>
+          <w:rFonts w:hint="eastAsia"/>
+        </w:rPr>
+        <w:t xml:space="preserve"> </w:t>
+      </w:r>
+      <w:r>
+        <w:fldChar w:fldCharType="begin"/>
+      </w:r>
+      <w:r>
+        <w:instrText xml:space="preserve"> </w:instrText>
+      </w:r>
+      <w:r>
+        <w:rPr>
+          <w:rFonts w:hint="eastAsia"/>
+        </w:rPr>
+        <w:instrText xml:space="preserve">SEQ </w:instrText>
+      </w:r>
+      <w:r>
+        <w:rPr>
+          <w:rFonts w:hint="eastAsia"/>
+        </w:rPr>
+        <w:instrText>图</w:instrText>
+      </w:r>
+      <w:r>
+        <w:rPr>
+          <w:rFonts w:hint="eastAsia"/>
+        </w:rPr>
+        <w:instrText xml:space="preserve"> \* ARABIC</w:instrText>
+      </w:r>
+      <w:r>
+        <w:instrText xml:space="preserve"> </w:instrText>
+      </w:r>
+      <w:r>
+        <w:fldChar w:fldCharType="separate"/>
+      </w:r>
+      <w:r>
+        <w:rPr>
+          <w:noProof/>
+        </w:rPr>
+        <w:t>2</w:t>
+      </w:r>
+      <w:r>
+        <w:fldChar w:fldCharType="end"/>
+      </w:r>
+      <w:r>
+        <w:t xml:space="preserve"> </w:t>
+      </w:r>
+      <w:r>
+        <w:rPr>
+          <w:rFonts w:hint="eastAsia"/>
+        </w:rPr>
+        <w:t>电网应急单兵智能</w:t>
       </w:r>
       <w:proofErr w:type="gramStart"/>
       <w:r>
+        <w:rPr>
+          <w:rFonts w:hint="eastAsia"/>
+        </w:rPr>
         <w:t>研</w:t>
       </w:r>
       <w:proofErr w:type="gramEnd"/>
       <w:r>
-        <w:t>判装置，实现从现场信息采集到智能分析决策的能力提升。该装置能够有效突破传统应急装备依赖人工经验、计算能力不足以及现场响应迟缓等限制，为复杂灾害条件下电网快速恢复提供智能化装备支撑，同时为后续新型电力系统智能应急体系建设提供关键技术基础。整体技术路线如图</w:t>
-      </w:r>
-      <w:r>
-        <w:t>2</w:t>
-      </w:r>
-      <w:r>
-        <w:t>所示。</w:t>
-      </w:r>
-    </w:p>
-    <w:p>
-      <w:pPr>
-        <w:ind w:firstLine="480"/>
-      </w:pPr>
+        <w:rPr>
+          <w:rFonts w:hint="eastAsia"/>
+        </w:rPr>
+        <w:t>判装置研究</w:t>
+      </w:r>
+      <w:r>
+        <w:rPr>
+          <w:rFonts w:hint="eastAsia"/>
+        </w:rPr>
+        <w:t>技术路线</w:t>
+      </w:r>
     </w:p>
     <w:p>
       <w:pPr>
@@ -881,6 +1041,7 @@
         <w:rPr>
           <w:rFonts w:hint="eastAsia"/>
         </w:rPr>
+        <w:lastRenderedPageBreak/>
         <w:t>4.1</w:t>
       </w:r>
       <w:r>
@@ -915,29 +1076,3147 @@
       </w:r>
       <w:proofErr w:type="gramStart"/>
       <w:r>
+        <w:t>交互</w:t>
+      </w:r>
+      <w:proofErr w:type="gramEnd"/>
+      <w:r>
+        <w:t>等核心功能的基础上，通过计算资源与外围设备解耦、数据流与控制流分离、功能模块接口标准化等技术手段，降低系统复杂度，提高装置扩展性和运行可靠性。同时，针对应急任务过程中存在的多场景快速切换需求，通过灵活化架构设计增强装置功能配置能力，使其能够适应不同电网故障处置任务。</w:t>
+      </w:r>
+    </w:p>
+    <w:p>
+      <w:pPr>
+        <w:ind w:firstLine="480"/>
+      </w:pPr>
+      <w:r>
+        <w:t>此外，随着人工智能、多模态感知以及边缘计算技术的发展，应急单兵装置需要在有限计算资源条件下完成现场数据处理、状态分析和辅助决策任务。轻量化架构能够为智能模型部署提供高效运行环境，通过合理划分本地计算与云端协同任务，降低计算、通信和能源负担，提高现场响应速度。因此，本节将围绕应急单兵装置架构分层设计、计算资源与外围设备解耦、功能模块协同组织以及资源高效利用等内容展开研究，为后续硬件集成、智能模型部署和现场快速响应提供系统架构基础。</w:t>
+      </w:r>
+    </w:p>
+    <w:p>
+      <w:pPr>
+        <w:pStyle w:val="3"/>
+      </w:pPr>
+      <w:r>
+        <w:rPr>
+          <w:rFonts w:hint="eastAsia"/>
+        </w:rPr>
+        <w:t xml:space="preserve">4.1.1 </w:t>
+      </w:r>
+      <w:r>
+        <w:rPr>
+          <w:rFonts w:hint="eastAsia"/>
+        </w:rPr>
+        <w:t>总体分层架构设计方法</w:t>
+      </w:r>
+    </w:p>
+    <w:p>
+      <w:pPr>
+        <w:ind w:firstLine="480"/>
+      </w:pPr>
+      <w:r>
+        <w:t>总体分层架构设计是针对复杂智能装备系统功能多样、模块耦合度高以及资源协同需求强等特点，按照系统功能逻辑、数据流向和资源配置关系，对装置软硬件体系进行层次化划分与组织的方法。该方法通过明确不同层级的功能边界、</w:t>
+      </w:r>
+      <w:r>
+        <w:lastRenderedPageBreak/>
+        <w:t>接口关系以及信息交互机制，实现系统内部模块解耦、功能协同和资源高效利用，提高装备的可扩展性、可维护性和现场适应能力。</w:t>
+      </w:r>
+    </w:p>
+    <w:p>
+      <w:pPr>
+        <w:ind w:firstLine="480"/>
+      </w:pPr>
+      <w:r>
+        <w:t>针对传统应急装备中计算单元与外围设备高度耦合、功能扩展困难以及任务执行过程中数据传输与设备控制相互影响等问题，本项目构建面向资源协同与任务高效执行的总体分层架构。一方面，通过设计计算资源与外围设备解耦的核心主机分层架构，将感知采集、计算处理、通信</w:t>
+      </w:r>
+      <w:proofErr w:type="gramStart"/>
+      <w:r>
+        <w:t>交互和</w:t>
+      </w:r>
+      <w:proofErr w:type="gramEnd"/>
+      <w:r>
+        <w:t>能源管理等功能模块进行合理划分，实现硬件资源统一管理与功能模块灵活扩展；另一方面，通过构建数据流与控制流分离的任务协同架构，实现现场数据采集、智能分析和设备控制过程的独立运行与协同调度，提高装置实时响应能力和运行可靠</w:t>
+      </w:r>
+      <w:r>
+        <w:t>性。</w:t>
+      </w:r>
+    </w:p>
+    <w:p>
+      <w:pPr>
+        <w:pStyle w:val="4"/>
+        <w:rPr>
+          <w:rFonts w:hint="default"/>
+        </w:rPr>
+      </w:pPr>
+      <w:r>
+        <w:t xml:space="preserve">4.1.1.1 </w:t>
+      </w:r>
+      <w:r>
+        <w:t>计算资源与外围设备解耦的核心主机分层架构设计</w:t>
+      </w:r>
+    </w:p>
+    <w:p>
+      <w:pPr>
+        <w:ind w:firstLine="480"/>
+      </w:pPr>
+      <w:r>
+        <w:t>随着电网灾害现场智能</w:t>
+      </w:r>
+      <w:proofErr w:type="gramStart"/>
+      <w:r>
+        <w:t>研判任务</w:t>
+      </w:r>
+      <w:proofErr w:type="gramEnd"/>
+      <w:r>
+        <w:t>复杂度不断提升，应急单兵装置需要同时承担多源信息采集、智能分析计算、通信传输以及现场</w:t>
+      </w:r>
+      <w:proofErr w:type="gramStart"/>
+      <w:r>
         <w:t>交互等</w:t>
       </w:r>
       <w:proofErr w:type="gramEnd"/>
       <w:r>
-        <w:t>核心功能的基础上，通过计算资源与外围设备解耦、数据流与控制流分离、功能模块接口标准化等技术手段，降低系统复杂度，提高装置扩展性和运行可靠性。同时，针对应急任务过程中存在的多场景快速切换需求，通过灵活化架构设计增强装置功能配置能力，使其能够适应不同电网故障处置任务。</w:t>
-      </w:r>
-    </w:p>
-    <w:p>
-      <w:pPr>
-        <w:ind w:firstLine="480"/>
-      </w:pPr>
-      <w:r>
-        <w:t>此外，随着人工智能、多模态感知以及边缘计算技术的发展，应急单兵装置</w:t>
+        <w:t>任务。灾害现场环境复杂多变，作业人员既要完成现场图像、环境参数、设备状态等多维度数据采集，又要完成故障识别、态势</w:t>
+      </w:r>
+      <w:proofErr w:type="gramStart"/>
+      <w:r>
+        <w:t>研</w:t>
+      </w:r>
+      <w:proofErr w:type="gramEnd"/>
+      <w:r>
+        <w:t>判、数据回传等实时业务，对单兵装备的综合处理能力提出了更高要求。传统装备通常采用功能模块一体化设计方式，将传感器、计算单元、通信模块以及应用软件紧耦合部署，导致设备扩展能力不足、硬件复用率低以及不同任务场景适应能力较弱。当现场任务发生变化时，往往需要更换整套硬件设备，增加装备携带负担，也不利于后期功能迭代与维护升级。</w:t>
+      </w:r>
+    </w:p>
+    <w:p>
+      <w:pPr>
+        <w:ind w:firstLine="480"/>
+      </w:pPr>
+      <w:r>
+        <w:t>针对上述问题，本项目提出计算资源与外围设备解耦的核心主机分层架构设计方法。该方法借鉴边缘智能终端和嵌入式系统模块化设计思想，将装置划分为外围感知设备层、硬件资源抽象层、核心计算主机层和应用服务层，通过统一接口实现感知设备、计算资源和应用功能之间的松耦合连接，使核心计算单元能够根据任务需求灵活调用不同外围设备资源，提高装置系统的可扩展性和任务适应能力。边缘智能相关研究指出，资源受限终端需要通过合理的软件硬件架构组织计算、存储和通信资源，以支持人工智能模型在边缘侧高效运行，避免海量原始数据全部上传云端带来的时延与带宽压力。</w:t>
+      </w:r>
+    </w:p>
+    <w:p>
+      <w:pPr>
+        <w:ind w:firstLine="480"/>
+      </w:pPr>
+      <w:r>
+        <w:t>具体而言，首先，针对电网灾害现场涉及的电气参数、设备图像、环境信息以及通信数据等多源信息采集需求，将摄像设备、电气采集模块、环境传感器和通信单元作为独立功能模块，通过标准化接口实现设备快速接入，降低外围设备</w:t>
       </w:r>
       <w:r>
         <w:lastRenderedPageBreak/>
-        <w:t>需要在有限计算资源条件下完成现场数据处理、状态分析和辅助决策任务。轻量化架构能够为智能模型部署提供高效运行环境，通过合理划分本地计算与云端协同任务，降低计算、通信和能源负担，提高现场响应速度。因此，本节将围绕应急单兵装置架构分层设计、计算资源与外围设备解耦、功能模块协同组织以及资源高效利用等内容展开研究，为后续硬件集成、智能模型部署和现场快速响应提供系统架构基础。</w:t>
-      </w:r>
-    </w:p>
-    <w:p>
-      <w:pPr>
+        <w:t>变化对核心计算系统的影响。</w:t>
+      </w:r>
+    </w:p>
+    <w:p>
+      <w:pPr>
+        <w:ind w:firstLine="480"/>
+      </w:pPr>
+      <w:r>
+        <w:t>其次，通过构建统一的数据接口、设备驱动接口和状态管理机制，实现不同类型感知设备与核心计算平台之间的解耦。硬件资源抽象层屏蔽底层设备差异，为上层智能分析任务提供统一的数据访问接口，使装置能够根据任务需求灵活调用不同感知资源，提高系统扩展能力和维护效率。</w:t>
+      </w:r>
+    </w:p>
+    <w:p>
+      <w:pPr>
+        <w:ind w:firstLine="480"/>
+      </w:pPr>
+      <w:r>
+        <w:t>进一步，构建基于异构计算资源的核心计算平台。通过集成</w:t>
+      </w:r>
+      <w:r>
+        <w:t>CPU</w:t>
+      </w:r>
+      <w:r>
+        <w:t>、</w:t>
+      </w:r>
+      <w:r>
+        <w:t>AI</w:t>
+      </w:r>
+      <w:r>
+        <w:t>加速单元、存储模块以及通信模块，实现数据处理、人工智能模型推理和任务调度的一体化管理。其中，</w:t>
+      </w:r>
+      <w:r>
+        <w:t>CPU</w:t>
+      </w:r>
+      <w:r>
+        <w:t>负责系统控制、任务调度和数据管理，</w:t>
+      </w:r>
+      <w:r>
+        <w:t>AI</w:t>
+      </w:r>
+      <w:r>
+        <w:t>加速单元负责多模态智能模型推理，通信模块实现现场数据传输与远程协同，形成计算资源统一管理和高效利用的核心主机架构。</w:t>
+      </w:r>
+    </w:p>
+    <w:p>
+      <w:pPr>
+        <w:ind w:firstLine="480"/>
+      </w:pPr>
+      <w:r>
+        <w:t>最后，实现核心计算资源与灾害</w:t>
+      </w:r>
+      <w:proofErr w:type="gramStart"/>
+      <w:r>
+        <w:t>研</w:t>
+      </w:r>
+      <w:proofErr w:type="gramEnd"/>
+      <w:r>
+        <w:t>判、辅助决策、人机交互等应用功能协同运行。通过分层架构设计，使外围设备具备快速替换能力，使核心计算资源具备模型扩展和任务调整能力，从而提升应急单兵装置在复杂灾害环境下的快速部署能力、智能分析能力和系统可靠性。</w:t>
+      </w:r>
+    </w:p>
+    <w:p>
+      <w:pPr>
+        <w:keepNext/>
         <w:ind w:firstLineChars="0" w:firstLine="0"/>
-      </w:pPr>
+        <w:jc w:val="center"/>
+      </w:pPr>
+      <w:r>
+        <w:rPr>
+          <w:rFonts w:hint="eastAsia"/>
+          <w:noProof/>
+        </w:rPr>
+        <w:drawing>
+          <wp:inline distT="0" distB="0" distL="0" distR="0">
+            <wp:extent cx="4894418" cy="2655219"/>
+            <wp:effectExtent l="0" t="0" r="0" b="0"/>
+            <wp:docPr id="10" name="图形 10"/>
+            <wp:cNvGraphicFramePr>
+              <a:graphicFrameLocks xmlns:a="http://schemas.openxmlformats.org/drawingml/2006/main" noChangeAspect="1"/>
+            </wp:cNvGraphicFramePr>
+            <a:graphic xmlns:a="http://schemas.openxmlformats.org/drawingml/2006/main">
+              <a:graphicData uri="http://schemas.openxmlformats.org/drawingml/2006/picture">
+                <pic:pic xmlns:pic="http://schemas.openxmlformats.org/drawingml/2006/picture">
+                  <pic:nvPicPr>
+                    <pic:cNvPr id="10" name="绘图2.svg"/>
+                    <pic:cNvPicPr/>
+                  </pic:nvPicPr>
+                  <pic:blipFill>
+                    <a:blip r:embed="rId12">
+                      <a:extLst>
+                        <a:ext uri="{28A0092B-C50C-407E-A947-70E740481C1C}">
+                          <a14:useLocalDpi xmlns:a14="http://schemas.microsoft.com/office/drawing/2010/main" val="0"/>
+                        </a:ext>
+                        <a:ext uri="{96DAC541-7B7A-43D3-8B79-37D633B846F1}">
+                          <asvg:svgBlip xmlns:asvg="http://schemas.microsoft.com/office/drawing/2016/SVG/main" r:embed="rId13"/>
+                        </a:ext>
+                      </a:extLst>
+                    </a:blip>
+                    <a:stretch>
+                      <a:fillRect/>
+                    </a:stretch>
+                  </pic:blipFill>
+                  <pic:spPr>
+                    <a:xfrm>
+                      <a:off x="0" y="0"/>
+                      <a:ext cx="4906215" cy="2661619"/>
+                    </a:xfrm>
+                    <a:prstGeom prst="rect">
+                      <a:avLst/>
+                    </a:prstGeom>
+                  </pic:spPr>
+                </pic:pic>
+              </a:graphicData>
+            </a:graphic>
+          </wp:inline>
+        </w:drawing>
+      </w:r>
+    </w:p>
+    <w:p>
+      <w:pPr>
+        <w:pStyle w:val="a3"/>
+        <w:rPr>
+          <w:rFonts w:hint="eastAsia"/>
+        </w:rPr>
+      </w:pPr>
+      <w:r>
+        <w:rPr>
+          <w:rFonts w:hint="eastAsia"/>
+        </w:rPr>
+        <w:t>图</w:t>
+      </w:r>
+      <w:r>
+        <w:rPr>
+          <w:rFonts w:hint="eastAsia"/>
+        </w:rPr>
+        <w:t xml:space="preserve"> </w:t>
+      </w:r>
+      <w:r>
+        <w:fldChar w:fldCharType="begin"/>
+      </w:r>
+      <w:r>
+        <w:instrText xml:space="preserve"> </w:instrText>
+      </w:r>
+      <w:r>
+        <w:rPr>
+          <w:rFonts w:hint="eastAsia"/>
+        </w:rPr>
+        <w:instrText xml:space="preserve">SEQ </w:instrText>
+      </w:r>
+      <w:r>
+        <w:rPr>
+          <w:rFonts w:hint="eastAsia"/>
+        </w:rPr>
+        <w:instrText>图</w:instrText>
+      </w:r>
+      <w:r>
+        <w:rPr>
+          <w:rFonts w:hint="eastAsia"/>
+        </w:rPr>
+        <w:instrText xml:space="preserve"> \* ARABIC</w:instrText>
+      </w:r>
+      <w:r>
+        <w:instrText xml:space="preserve"> </w:instrText>
+      </w:r>
+      <w:r>
+        <w:fldChar w:fldCharType="separate"/>
+      </w:r>
+      <w:r>
+        <w:rPr>
+          <w:noProof/>
+        </w:rPr>
+        <w:t>3</w:t>
+      </w:r>
+      <w:r>
+        <w:fldChar w:fldCharType="end"/>
+      </w:r>
+      <w:r>
+        <w:t xml:space="preserve"> </w:t>
+      </w:r>
+      <w:r>
+        <w:rPr>
+          <w:rFonts w:hint="eastAsia"/>
+        </w:rPr>
+        <w:t>计算资源与外围设备解耦架构</w:t>
+      </w:r>
+    </w:p>
+    <w:p>
+      <w:pPr>
+        <w:ind w:firstLineChars="0" w:firstLine="420"/>
+        <w:rPr>
+          <w:bCs/>
+        </w:rPr>
+      </w:pPr>
+      <w:r>
+        <w:rPr>
+          <w:rFonts w:hint="eastAsia"/>
+          <w:bCs/>
+        </w:rPr>
+        <w:t>（</w:t>
+      </w:r>
+      <w:r>
+        <w:rPr>
+          <w:rFonts w:hint="eastAsia"/>
+          <w:bCs/>
+        </w:rPr>
+        <w:t>1</w:t>
+      </w:r>
+      <w:r>
+        <w:rPr>
+          <w:rFonts w:hint="eastAsia"/>
+          <w:bCs/>
+        </w:rPr>
+        <w:t>）</w:t>
+      </w:r>
+      <w:r>
+        <w:rPr>
+          <w:rFonts w:hint="eastAsia"/>
+          <w:bCs/>
+        </w:rPr>
+        <w:t>应用服务层</w:t>
+      </w:r>
+    </w:p>
+    <w:p>
+      <w:pPr>
+        <w:ind w:firstLine="480"/>
+      </w:pPr>
+      <w:r>
+        <w:t>应用服务层面向现场抢修人员实际需求，负责智能</w:t>
+      </w:r>
+      <w:proofErr w:type="gramStart"/>
+      <w:r>
+        <w:t>研判结果</w:t>
+      </w:r>
+      <w:proofErr w:type="gramEnd"/>
+      <w:r>
+        <w:t>展示、任务辅助决策以及人机协同交互，是装置智能能力与现场应用之间的连接层。</w:t>
+      </w:r>
+    </w:p>
+    <w:p>
+      <w:pPr>
+        <w:ind w:firstLine="480"/>
+      </w:pPr>
+      <w:r>
+        <w:t>针对灾害现场环境复杂、人员操作压力大的特点，构建面向任务的人机交互服务机制，通过图像、语音、文本等多种交互方式，实现现场信息输入、</w:t>
+      </w:r>
+      <w:proofErr w:type="gramStart"/>
+      <w:r>
+        <w:t>研判结</w:t>
+      </w:r>
+      <w:r>
+        <w:lastRenderedPageBreak/>
+        <w:t>果</w:t>
+      </w:r>
+      <w:proofErr w:type="gramEnd"/>
+      <w:r>
+        <w:t>反馈以及任务指引。</w:t>
+      </w:r>
+    </w:p>
+    <w:p>
+      <w:pPr>
+        <w:ind w:firstLine="480"/>
+      </w:pPr>
+      <w:r>
+        <w:t>其中，灾害</w:t>
+      </w:r>
+      <w:proofErr w:type="gramStart"/>
+      <w:r>
+        <w:t>研判功能</w:t>
+      </w:r>
+      <w:proofErr w:type="gramEnd"/>
+      <w:r>
+        <w:t>根据多源数据分析结果，对故障类型、影响范围以及风险等级进行综合判断；辅助决策功能结合现场状态信息，为抢修人员提供处置建议；人机交互功能实现自然化的信息获取和指令输入；任务管理功能负责现场任务分配、执行状态跟踪以及结果反馈。</w:t>
+      </w:r>
+    </w:p>
+    <w:p>
+      <w:pPr>
+        <w:ind w:firstLine="480"/>
+      </w:pPr>
+      <w:r>
+        <w:rPr>
+          <w:rFonts w:hint="eastAsia"/>
+        </w:rPr>
+        <w:t>（</w:t>
+      </w:r>
+      <w:r>
+        <w:rPr>
+          <w:rFonts w:hint="eastAsia"/>
+        </w:rPr>
+        <w:t>2</w:t>
+      </w:r>
+      <w:r>
+        <w:rPr>
+          <w:rFonts w:hint="eastAsia"/>
+        </w:rPr>
+        <w:t>）智能计算层</w:t>
+      </w:r>
+    </w:p>
+    <w:p>
+      <w:pPr>
+        <w:ind w:firstLine="480"/>
+      </w:pPr>
+      <w:r>
+        <w:t>智能计算层面向电网灾害现场智能分析需求，主要实现多</w:t>
+      </w:r>
+      <w:proofErr w:type="gramStart"/>
+      <w:r>
+        <w:t>源信息</w:t>
+      </w:r>
+      <w:proofErr w:type="gramEnd"/>
+      <w:r>
+        <w:t>融合处理、状态识别分析以及智能模型推理等功能。</w:t>
+      </w:r>
+    </w:p>
+    <w:p>
+      <w:pPr>
+        <w:ind w:firstLine="480"/>
+      </w:pPr>
+      <w:r>
+        <w:t>针对灾害现场存在图像、电气参数、环境信息以及文本描述等多类型数据的问题，构建多模态智能计算方法，通过不同人工智能模型对各类数据进行特征提取。其中，利用视觉模型实现设备图像状态分析，利用时序模型实现电气运行趋势分析，利用文本模型实现灾害描述信息理解，并通过多模态融合方法形成综合</w:t>
+      </w:r>
+      <w:proofErr w:type="gramStart"/>
+      <w:r>
+        <w:t>研</w:t>
+      </w:r>
+      <w:proofErr w:type="gramEnd"/>
+      <w:r>
+        <w:t>判结果。</w:t>
+      </w:r>
+    </w:p>
+    <w:p>
+      <w:pPr>
+        <w:ind w:firstLine="480"/>
+        <w:rPr>
+          <w:rFonts w:hint="eastAsia"/>
+        </w:rPr>
+      </w:pPr>
+      <w:r>
+        <w:t>同时，针对单兵装置计算资源有限的问题，研究模型压缩与优化部署方法，通过知识蒸馏、参数剪枝、模型量化以及低</w:t>
+      </w:r>
+      <w:proofErr w:type="gramStart"/>
+      <w:r>
+        <w:t>秩</w:t>
+      </w:r>
+      <w:proofErr w:type="gramEnd"/>
+      <w:r>
+        <w:t>分解等技术降低模型计算量和存储需求，使智能</w:t>
+      </w:r>
+      <w:proofErr w:type="gramStart"/>
+      <w:r>
+        <w:t>研</w:t>
+      </w:r>
+      <w:proofErr w:type="gramEnd"/>
+      <w:r>
+        <w:t>判模型能够在资源受限的边缘终端高效运行。通过智能计算层设计，实现从现场数据感知到灾害状态理解的智能化转换，提高应急现场自主分析能力。</w:t>
+      </w:r>
+    </w:p>
+    <w:p>
+      <w:pPr>
+        <w:ind w:firstLine="480"/>
+      </w:pPr>
+      <w:r>
+        <w:rPr>
+          <w:rFonts w:hint="eastAsia"/>
+        </w:rPr>
+        <w:t>（</w:t>
+      </w:r>
+      <w:r>
+        <w:rPr>
+          <w:rFonts w:hint="eastAsia"/>
+        </w:rPr>
+        <w:t>3</w:t>
+      </w:r>
+      <w:r>
+        <w:rPr>
+          <w:rFonts w:hint="eastAsia"/>
+        </w:rPr>
+        <w:t>）</w:t>
+      </w:r>
+      <w:r>
+        <w:t>核心计算主机层</w:t>
+      </w:r>
+    </w:p>
+    <w:p>
+      <w:pPr>
+        <w:ind w:firstLine="480"/>
+      </w:pPr>
+      <w:r>
+        <w:t>核心计算主机层是应急单兵智能</w:t>
+      </w:r>
+      <w:proofErr w:type="gramStart"/>
+      <w:r>
+        <w:t>研</w:t>
+      </w:r>
+      <w:proofErr w:type="gramEnd"/>
+      <w:r>
+        <w:t>判装置的计算资源中心，负责完成现场数据处理、智能模型推理以及系统任务调度等核心功能。</w:t>
+      </w:r>
+    </w:p>
+    <w:p>
+      <w:pPr>
+        <w:ind w:firstLine="480"/>
+      </w:pPr>
+      <w:r>
+        <w:t>针对灾害现场智能分析任务计算复杂度高、终端资源受限的问题，采用异构计算架构构建核心计算主机，通过</w:t>
+      </w:r>
+      <w:r>
+        <w:t>CPU</w:t>
+      </w:r>
+      <w:r>
+        <w:t>、</w:t>
+      </w:r>
+      <w:r>
+        <w:t>NPU/GPU</w:t>
+      </w:r>
+      <w:r>
+        <w:t>、存储资源以及通信接口协同工作，实现计算资源统一管理。</w:t>
+      </w:r>
+    </w:p>
+    <w:p>
+      <w:pPr>
+        <w:ind w:firstLine="480"/>
+      </w:pPr>
+      <w:r>
+        <w:t>其中，</w:t>
+      </w:r>
+      <w:r>
+        <w:t>CPU</w:t>
+      </w:r>
+      <w:r>
+        <w:t>主要负责系统运行管理、任务调度、数据传输以及设备控制；</w:t>
+      </w:r>
+      <w:r>
+        <w:t>NPU/GPU</w:t>
+      </w:r>
+      <w:r>
+        <w:t>等人工智能加速单元负责深度学习模型推理、多模态数据融合以及复杂特征计算；存储资源用于管理模型参数、历史数据以及现场采集信息；通信接口用于实现现场设备互联和数据交互。</w:t>
+      </w:r>
+    </w:p>
+    <w:p>
+      <w:pPr>
+        <w:ind w:firstLine="480"/>
+      </w:pPr>
+      <w:r>
+        <w:rPr>
+          <w:rFonts w:hint="eastAsia"/>
+        </w:rPr>
+        <w:t>（</w:t>
+      </w:r>
+      <w:r>
+        <w:t>4</w:t>
+      </w:r>
+      <w:r>
+        <w:rPr>
+          <w:rFonts w:hint="eastAsia"/>
+        </w:rPr>
+        <w:t>）</w:t>
+      </w:r>
+      <w:r>
+        <w:t>硬件资源抽象层</w:t>
+      </w:r>
+    </w:p>
+    <w:p>
+      <w:pPr>
+        <w:ind w:firstLine="480"/>
+      </w:pPr>
+      <w:r>
+        <w:lastRenderedPageBreak/>
+        <w:t>硬件资源抽象层是实现计算资源与外围设备解耦的关键环节，主要解决传统应急装备中传感设备与计算平台高度绑定、设备扩展困难的问题。通过构建设备统一驱动接口、数据接口管理以及设备状态管理机制，实现不同类型外围设备与核心计算主机之间的标准化连接。其中，统一驱动接口负责屏蔽不同硬件设备底层协议差异，使上层应用无需关注具体设备型号即可调用相应数据资源；数据接口管理负责完成多源数据格式转换、数据缓存和数据同步，提高数据传输效率；设备状态管理负责实时监测外围设备运行状态，为故障诊断和系统维护提供支撑。</w:t>
+      </w:r>
+    </w:p>
+    <w:p>
+      <w:pPr>
+        <w:ind w:firstLine="480"/>
+      </w:pPr>
+      <w:r>
+        <w:rPr>
+          <w:rFonts w:hint="eastAsia"/>
+        </w:rPr>
+        <w:t>（</w:t>
+      </w:r>
+      <w:r>
+        <w:rPr>
+          <w:rFonts w:hint="eastAsia"/>
+        </w:rPr>
+        <w:t>5</w:t>
+      </w:r>
+      <w:r>
+        <w:rPr>
+          <w:rFonts w:hint="eastAsia"/>
+        </w:rPr>
+        <w:t>）外围设备层</w:t>
+      </w:r>
+    </w:p>
+    <w:p>
+      <w:pPr>
+        <w:ind w:firstLine="480"/>
+      </w:pPr>
+      <w:r>
+        <w:t>外围设备层作为应急单兵智能</w:t>
+      </w:r>
+      <w:proofErr w:type="gramStart"/>
+      <w:r>
+        <w:t>研</w:t>
+      </w:r>
+      <w:proofErr w:type="gramEnd"/>
+      <w:r>
+        <w:t>判装置的信息采集入口，主要负责灾害现场多源异构数据获取，为后续智能分析与辅助决策提供数据基础。针对电网灾害现场信息来源复杂、设备类型多样的问题，设计模块化外围设备接入方式，将摄像头、电气传感器、环境传感器以及通信模块等设备进行统一组织，实现现场状态信息的实时采集。</w:t>
+      </w:r>
+    </w:p>
+    <w:p>
+      <w:pPr>
+        <w:ind w:firstLine="480"/>
+        <w:rPr>
+          <w:rFonts w:hint="eastAsia"/>
+        </w:rPr>
+      </w:pPr>
+      <w:r>
+        <w:t>其中，摄像头主要用于获取输电线路、变电设备以及现场环境图像信息；电气传感器用于采集电压、电流、功率、频率等关键运行参数；环境传感器用于获取温度、湿度、气象等环境状态信息；通信模块实现现场数据传输和设备间信息交互。</w:t>
+      </w:r>
+      <w:r>
+        <w:t>通过外围设备模块化设计，使不同类型感知设备能够根据灾害任务需求进行快速接入和替换，降低设备扩展对系统整体架构的影响，为后续硬件资源抽象和智能计算提供统一数据来源。</w:t>
+      </w:r>
+    </w:p>
+    <w:p>
+      <w:pPr>
+        <w:pStyle w:val="4"/>
+        <w:rPr>
+          <w:rFonts w:hint="default"/>
+        </w:rPr>
+      </w:pPr>
+      <w:r>
+        <w:t xml:space="preserve">4.1.1.2 </w:t>
+      </w:r>
+      <w:r>
+        <w:t>数据流与控制流分离的装置任务协同构架设计</w:t>
+      </w:r>
+    </w:p>
+    <w:p>
+      <w:pPr>
+        <w:ind w:firstLine="480"/>
+        <w:rPr>
+          <w:rFonts w:hint="eastAsia"/>
+        </w:rPr>
+      </w:pPr>
+      <w:r>
+        <w:rPr>
+          <w:rFonts w:hint="eastAsia"/>
+        </w:rPr>
+        <w:t>上一节</w:t>
+      </w:r>
+      <w:r>
+        <w:t>基于计算资源与外围设备解耦的核心主机分层架构，装置已实现感知资源、计算资源和应用功能的模块化组织，但在多任务并发运行过程中，不同数据源、智能模型以及执行任务之间仍存在数据传输与控制调度相互影响的问题。针对电网灾害现场数据类型多样、任务变化频繁以及实时响应要求高的特点，进一步研究数据流与控制流分离的任务协同架构设计方法，将现场信息传输链路与任务决策控制链路进行独立设计，通过数据流驱动智能分析，通过控制流实现任务调度和资源协调，形成面向灾害应急场景的高效协同运行机制。</w:t>
+      </w:r>
+    </w:p>
+    <w:p>
+      <w:pPr>
+        <w:ind w:firstLine="480"/>
+      </w:pPr>
+      <w:r>
+        <w:t>针对传统应急装备中数据采集模块、智能分析模块和任务控制模块之间耦合度高的问题，</w:t>
+      </w:r>
+      <w:r>
+        <w:rPr>
+          <w:rFonts w:hint="eastAsia"/>
+        </w:rPr>
+        <w:t>基于</w:t>
+      </w:r>
+      <w:r>
+        <w:t>实时数据分发服务（</w:t>
+      </w:r>
+      <w:r>
+        <w:t>DDS</w:t>
+      </w:r>
+      <w:r>
+        <w:t>）的发布</w:t>
+      </w:r>
+      <w:r>
+        <w:t>/</w:t>
+      </w:r>
+      <w:r>
+        <w:t>订阅通信机制，构建面向应</w:t>
+      </w:r>
+      <w:r>
+        <w:lastRenderedPageBreak/>
+        <w:t>急单兵装置的数据流与控制流分离架构。通过建立数据主题管理机制，实现电气参数、图像信息和环境状态等多</w:t>
+      </w:r>
+      <w:proofErr w:type="gramStart"/>
+      <w:r>
+        <w:t>源数据</w:t>
+      </w:r>
+      <w:proofErr w:type="gramEnd"/>
+      <w:r>
+        <w:t>独立传输；通过控制主题实现任务指令、资源调度和设备状态管理信息交互，使数据处理过程与任务控制过程相互独立，提高装置多任务协同运行能力。</w:t>
+      </w:r>
+    </w:p>
+    <w:p>
+      <w:pPr>
+        <w:keepNext/>
+        <w:ind w:firstLineChars="0" w:firstLine="0"/>
+        <w:jc w:val="center"/>
+      </w:pPr>
+      <w:r>
+        <w:drawing>
+          <wp:inline distT="0" distB="0" distL="0" distR="0" wp14:anchorId="26A1E3F2" wp14:editId="2BB2792E">
+            <wp:extent cx="4597538" cy="3882390"/>
+            <wp:effectExtent l="0" t="0" r="0" b="3810"/>
+            <wp:docPr id="13" name="图形 13"/>
+            <wp:cNvGraphicFramePr>
+              <a:graphicFrameLocks xmlns:a="http://schemas.openxmlformats.org/drawingml/2006/main" noChangeAspect="1"/>
+            </wp:cNvGraphicFramePr>
+            <a:graphic xmlns:a="http://schemas.openxmlformats.org/drawingml/2006/main">
+              <a:graphicData uri="http://schemas.openxmlformats.org/drawingml/2006/picture">
+                <pic:pic xmlns:pic="http://schemas.openxmlformats.org/drawingml/2006/picture">
+                  <pic:nvPicPr>
+                    <pic:cNvPr id="1" name=""/>
+                    <pic:cNvPicPr/>
+                  </pic:nvPicPr>
+                  <pic:blipFill>
+                    <a:blip r:embed="rId14">
+                      <a:extLst>
+                        <a:ext uri="{96DAC541-7B7A-43D3-8B79-37D633B846F1}">
+                          <asvg:svgBlip xmlns:asvg="http://schemas.microsoft.com/office/drawing/2016/SVG/main" r:embed="rId15"/>
+                        </a:ext>
+                      </a:extLst>
+                    </a:blip>
+                    <a:stretch>
+                      <a:fillRect/>
+                    </a:stretch>
+                  </pic:blipFill>
+                  <pic:spPr>
+                    <a:xfrm>
+                      <a:off x="0" y="0"/>
+                      <a:ext cx="4604414" cy="3888197"/>
+                    </a:xfrm>
+                    <a:prstGeom prst="rect">
+                      <a:avLst/>
+                    </a:prstGeom>
+                  </pic:spPr>
+                </pic:pic>
+              </a:graphicData>
+            </a:graphic>
+          </wp:inline>
+        </w:drawing>
+      </w:r>
+    </w:p>
+    <w:p>
+      <w:pPr>
+        <w:pStyle w:val="a3"/>
+        <w:rPr>
+          <w:rFonts w:hint="eastAsia"/>
+        </w:rPr>
+      </w:pPr>
+      <w:r>
+        <w:rPr>
+          <w:rFonts w:hint="eastAsia"/>
+        </w:rPr>
+        <w:t>图</w:t>
+      </w:r>
+      <w:r>
+        <w:rPr>
+          <w:rFonts w:hint="eastAsia"/>
+        </w:rPr>
+        <w:t xml:space="preserve"> </w:t>
+      </w:r>
+      <w:r>
+        <w:fldChar w:fldCharType="begin"/>
+      </w:r>
+      <w:r>
+        <w:instrText xml:space="preserve"> </w:instrText>
+      </w:r>
+      <w:r>
+        <w:rPr>
+          <w:rFonts w:hint="eastAsia"/>
+        </w:rPr>
+        <w:instrText xml:space="preserve">SEQ </w:instrText>
+      </w:r>
+      <w:r>
+        <w:rPr>
+          <w:rFonts w:hint="eastAsia"/>
+        </w:rPr>
+        <w:instrText>图</w:instrText>
+      </w:r>
+      <w:r>
+        <w:rPr>
+          <w:rFonts w:hint="eastAsia"/>
+        </w:rPr>
+        <w:instrText xml:space="preserve"> \* ARABIC</w:instrText>
+      </w:r>
+      <w:r>
+        <w:instrText xml:space="preserve"> </w:instrText>
+      </w:r>
+      <w:r>
+        <w:fldChar w:fldCharType="separate"/>
+      </w:r>
+      <w:r>
+        <w:rPr>
+          <w:noProof/>
+        </w:rPr>
+        <w:t>4</w:t>
+      </w:r>
+      <w:r>
+        <w:fldChar w:fldCharType="end"/>
+      </w:r>
+      <w:r>
+        <w:t xml:space="preserve"> </w:t>
+      </w:r>
+      <w:r>
+        <w:t>数据分发服务标准结构示意图</w:t>
+      </w:r>
+    </w:p>
+    <w:p>
+      <w:pPr>
+        <w:ind w:firstLine="480"/>
+      </w:pPr>
+      <w:r>
+        <w:rPr>
+          <w:rFonts w:hint="eastAsia"/>
+        </w:rPr>
+        <w:t>其具体实现包含三部分内容：</w:t>
+      </w:r>
+    </w:p>
+    <w:p>
+      <w:pPr>
+        <w:pStyle w:val="af0"/>
+        <w:numPr>
+          <w:ilvl w:val="0"/>
+          <w:numId w:val="17"/>
+        </w:numPr>
+        <w:ind w:firstLineChars="0"/>
+      </w:pPr>
+      <w:r>
+        <w:t>CDN</w:t>
+      </w:r>
+      <w:r>
+        <w:rPr>
+          <w:rFonts w:hint="eastAsia"/>
+        </w:rPr>
+        <w:t>加速网络构建</w:t>
+      </w:r>
+    </w:p>
+    <w:p>
+      <w:pPr>
+        <w:ind w:firstLine="480"/>
+      </w:pPr>
+      <w:r>
+        <w:t>CDN</w:t>
+      </w:r>
+      <w:r>
+        <w:t>缓存节点动态选取是核心关键技术。传统商用</w:t>
+      </w:r>
+      <w:r>
+        <w:t>CDN</w:t>
+      </w:r>
+      <w:r>
+        <w:t>网络一般采用静态</w:t>
+      </w:r>
+      <w:proofErr w:type="gramStart"/>
+      <w:r>
+        <w:t>预部署</w:t>
+      </w:r>
+      <w:proofErr w:type="gramEnd"/>
+      <w:r>
+        <w:t>方式选定缓存节点，优先选取算力、存储、带宽资源优异的差异化节点承担缓存加速功能。而在数据分发服务场景中，网络内各节点硬件条件、处理能力趋于同质化，不存在专用高性能节点，无法沿用静态预设缓存节点模式；同时</w:t>
+      </w:r>
+      <w:proofErr w:type="gramStart"/>
+      <w:r>
+        <w:t>受业务</w:t>
+      </w:r>
+      <w:proofErr w:type="gramEnd"/>
+      <w:r>
+        <w:t>时效性约束，缓存节点需要跟随发布者、订阅者网络拓扑动态变化。</w:t>
+      </w:r>
+    </w:p>
+    <w:p>
+      <w:pPr>
+        <w:ind w:firstLine="480"/>
+      </w:pPr>
+      <w:r>
+        <w:t>针对数据分发服务中全部节点均需订阅</w:t>
+      </w:r>
+      <w:proofErr w:type="gramStart"/>
+      <w:r>
+        <w:t>源发布</w:t>
+      </w:r>
+      <w:proofErr w:type="gramEnd"/>
+      <w:r>
+        <w:t>节点数据的业务特征，本项目提出基于最小时延数据转发树的动态缓存节点遴选机制。依托底层网络拓扑，采用多播树构建算法生成以发布者节点为根的最小时延数据转发树，选取转发树中除根节点以外的全部父节点作为</w:t>
+      </w:r>
+      <w:r>
+        <w:t>CDN</w:t>
+      </w:r>
+      <w:r>
+        <w:t>缓存节点，实现按时间分层的数据分发。</w:t>
+      </w:r>
+      <w:r>
+        <w:lastRenderedPageBreak/>
+        <w:t>该机制将传统发布</w:t>
+      </w:r>
+      <w:r>
+        <w:noBreakHyphen/>
+      </w:r>
+      <w:r>
+        <w:t>订阅二层树形架构改造为多转发节点参与的多层转发树结构，</w:t>
+      </w:r>
+      <w:proofErr w:type="gramStart"/>
+      <w:r>
+        <w:t>把源节点</w:t>
+      </w:r>
+      <w:proofErr w:type="gramEnd"/>
+      <w:r>
+        <w:t>传输压力分散至各转发缓存节点，实现传输带宽负载均衡，减少带宽资源浪费，提升整体数据传输效率，有效降低数据转发过程中的排队时延。</w:t>
+      </w:r>
+    </w:p>
+    <w:p>
+      <w:pPr>
+        <w:ind w:firstLine="480"/>
+      </w:pPr>
+      <w:r>
+        <w:t>多播树构造是数据转发树生成的核心环节，可面向业务</w:t>
+      </w:r>
+      <w:r>
+        <w:t>QoS</w:t>
+      </w:r>
+      <w:r>
+        <w:t>需求建立适配数学模型并匹配相应多播树算法。针对小数据业务、卫星链路等典型应用场景，充分兼顾链路传输时延、节点排队时延，以及转发节点并发业务带来的附加时延影响，保障复杂链路条件下的数据传输时效。</w:t>
+      </w:r>
+    </w:p>
+    <w:p>
+      <w:pPr>
+        <w:keepNext/>
+        <w:ind w:firstLineChars="0" w:firstLine="0"/>
+        <w:jc w:val="center"/>
+      </w:pPr>
+      <w:r>
+        <w:rPr>
+          <w:noProof/>
+        </w:rPr>
+        <w:drawing>
+          <wp:inline distT="0" distB="0" distL="0" distR="0">
+            <wp:extent cx="4866238" cy="3146709"/>
+            <wp:effectExtent l="0" t="0" r="0" b="0"/>
+            <wp:docPr id="15" name="图形 15"/>
+            <wp:cNvGraphicFramePr>
+              <a:graphicFrameLocks xmlns:a="http://schemas.openxmlformats.org/drawingml/2006/main" noChangeAspect="1"/>
+            </wp:cNvGraphicFramePr>
+            <a:graphic xmlns:a="http://schemas.openxmlformats.org/drawingml/2006/main">
+              <a:graphicData uri="http://schemas.openxmlformats.org/drawingml/2006/picture">
+                <pic:pic xmlns:pic="http://schemas.openxmlformats.org/drawingml/2006/picture">
+                  <pic:nvPicPr>
+                    <pic:cNvPr id="15" name="绘图3.svg"/>
+                    <pic:cNvPicPr/>
+                  </pic:nvPicPr>
+                  <pic:blipFill>
+                    <a:blip r:embed="rId16">
+                      <a:extLst>
+                        <a:ext uri="{28A0092B-C50C-407E-A947-70E740481C1C}">
+                          <a14:useLocalDpi xmlns:a14="http://schemas.microsoft.com/office/drawing/2010/main" val="0"/>
+                        </a:ext>
+                        <a:ext uri="{96DAC541-7B7A-43D3-8B79-37D633B846F1}">
+                          <asvg:svgBlip xmlns:asvg="http://schemas.microsoft.com/office/drawing/2016/SVG/main" r:embed="rId17"/>
+                        </a:ext>
+                      </a:extLst>
+                    </a:blip>
+                    <a:stretch>
+                      <a:fillRect/>
+                    </a:stretch>
+                  </pic:blipFill>
+                  <pic:spPr>
+                    <a:xfrm>
+                      <a:off x="0" y="0"/>
+                      <a:ext cx="4872341" cy="3150655"/>
+                    </a:xfrm>
+                    <a:prstGeom prst="rect">
+                      <a:avLst/>
+                    </a:prstGeom>
+                  </pic:spPr>
+                </pic:pic>
+              </a:graphicData>
+            </a:graphic>
+          </wp:inline>
+        </w:drawing>
+      </w:r>
+    </w:p>
+    <w:p>
+      <w:pPr>
+        <w:pStyle w:val="a3"/>
+        <w:rPr>
+          <w:rFonts w:hint="eastAsia"/>
+        </w:rPr>
+      </w:pPr>
+      <w:r>
+        <w:rPr>
+          <w:rFonts w:hint="eastAsia"/>
+        </w:rPr>
+        <w:t>图</w:t>
+      </w:r>
+      <w:r>
+        <w:rPr>
+          <w:rFonts w:hint="eastAsia"/>
+        </w:rPr>
+        <w:t xml:space="preserve"> </w:t>
+      </w:r>
+      <w:r>
+        <w:fldChar w:fldCharType="begin"/>
+      </w:r>
+      <w:r>
+        <w:instrText xml:space="preserve"> </w:instrText>
+      </w:r>
+      <w:r>
+        <w:rPr>
+          <w:rFonts w:hint="eastAsia"/>
+        </w:rPr>
+        <w:instrText xml:space="preserve">SEQ </w:instrText>
+      </w:r>
+      <w:r>
+        <w:rPr>
+          <w:rFonts w:hint="eastAsia"/>
+        </w:rPr>
+        <w:instrText>图</w:instrText>
+      </w:r>
+      <w:r>
+        <w:rPr>
+          <w:rFonts w:hint="eastAsia"/>
+        </w:rPr>
+        <w:instrText xml:space="preserve"> \* ARABIC</w:instrText>
+      </w:r>
+      <w:r>
+        <w:instrText xml:space="preserve"> </w:instrText>
+      </w:r>
+      <w:r>
+        <w:fldChar w:fldCharType="separate"/>
+      </w:r>
+      <w:r>
+        <w:rPr>
+          <w:noProof/>
+        </w:rPr>
+        <w:t>5</w:t>
+      </w:r>
+      <w:r>
+        <w:fldChar w:fldCharType="end"/>
+      </w:r>
+      <w:r>
+        <w:t xml:space="preserve"> </w:t>
+      </w:r>
+      <w:r>
+        <w:t xml:space="preserve">DDS </w:t>
+      </w:r>
+      <w:r>
+        <w:t>构造多播树示意图</w:t>
+      </w:r>
+    </w:p>
+    <w:p>
+      <w:pPr>
+        <w:ind w:left="480" w:firstLineChars="0" w:firstLine="0"/>
+      </w:pPr>
+      <w:r>
+        <w:rPr>
+          <w:rFonts w:hint="eastAsia"/>
+        </w:rPr>
+        <w:t>采用</w:t>
+      </w:r>
+      <w:r>
+        <w:rPr>
+          <w:rFonts w:hint="eastAsia"/>
+        </w:rPr>
+        <w:t>F</w:t>
+      </w:r>
+      <w:r>
+        <w:t>NN</w:t>
+      </w:r>
+      <w:r>
+        <w:rPr>
+          <w:rFonts w:hint="eastAsia"/>
+        </w:rPr>
+        <w:t>算法和</w:t>
+      </w:r>
+      <w:r>
+        <w:rPr>
+          <w:rFonts w:hint="eastAsia"/>
+        </w:rPr>
+        <w:t>B</w:t>
+      </w:r>
+      <w:r>
+        <w:t>SMA</w:t>
+      </w:r>
+      <w:r>
+        <w:rPr>
+          <w:rFonts w:hint="eastAsia"/>
+        </w:rPr>
+        <w:t>算法来构造</w:t>
+      </w:r>
+      <w:r>
+        <w:rPr>
+          <w:rFonts w:hint="eastAsia"/>
+        </w:rPr>
+        <w:t>。具体步骤如下：</w:t>
+      </w:r>
+    </w:p>
+    <w:p>
+      <w:pPr>
+        <w:pStyle w:val="af0"/>
+        <w:numPr>
+          <w:ilvl w:val="0"/>
+          <w:numId w:val="20"/>
+        </w:numPr>
+        <w:ind w:firstLineChars="0"/>
+        <w:rPr>
+          <w:rFonts w:hint="eastAsia"/>
+        </w:rPr>
+      </w:pPr>
+      <w:r>
+        <w:t>FNN</w:t>
+      </w:r>
+      <w:r>
+        <w:rPr>
+          <w:rFonts w:hint="eastAsia"/>
+        </w:rPr>
+        <w:t>算法</w:t>
+      </w:r>
+    </w:p>
+    <w:p>
+      <w:pPr>
+        <w:ind w:firstLine="480"/>
+      </w:pPr>
+      <w:r>
+        <w:t>步骤</w:t>
+      </w:r>
+      <w:r>
+        <w:t>1</w:t>
+      </w:r>
+      <w:r>
+        <w:t>：将原始的数据传输节点放入集合</w:t>
+      </w:r>
+      <w:r>
+        <w:t>I</w:t>
+      </w:r>
+      <w:r>
+        <w:t>中，其他的所有节点放入集合</w:t>
+      </w:r>
+      <w:r>
+        <w:t>J</w:t>
+      </w:r>
+      <w:r>
+        <w:t>中并</w:t>
+      </w:r>
+      <w:r>
+        <w:t xml:space="preserve"> </w:t>
+      </w:r>
+      <w:r>
+        <w:t>将初始的数据发布者节点作为多播树的根节点。</w:t>
+      </w:r>
+    </w:p>
+    <w:p>
+      <w:pPr>
+        <w:ind w:firstLine="480"/>
+      </w:pPr>
+      <w:r>
+        <w:t>步骤</w:t>
+      </w:r>
+      <w:r>
+        <w:t>2</w:t>
+      </w:r>
+      <w:r>
+        <w:t>：从集合</w:t>
+      </w:r>
+      <w:r>
+        <w:t>J</w:t>
+      </w:r>
+      <w:r>
+        <w:t>中选取数据发送时延的节点，并计算目前集合</w:t>
+      </w:r>
+      <w:r>
+        <w:t>I</w:t>
+      </w:r>
+      <w:r>
+        <w:t>中的节点中的</w:t>
+      </w:r>
+      <w:r>
+        <w:t xml:space="preserve"> </w:t>
+      </w:r>
+      <w:r>
+        <w:t>使得该节点的完成时间最小的节点</w:t>
+      </w:r>
+      <w:r>
+        <w:t>X</w:t>
+      </w:r>
+      <w:r>
+        <w:t>，并选择节点</w:t>
+      </w:r>
+      <w:r>
+        <w:t>X</w:t>
+      </w:r>
+      <w:r>
+        <w:t>作为该节点的父亲节点，若存</w:t>
+      </w:r>
+      <w:r>
+        <w:t xml:space="preserve"> </w:t>
+      </w:r>
+      <w:r>
+        <w:t>在多个完成时间相同的节点，选择传输速度最快的节点作为其父亲节点，然后将该节</w:t>
+      </w:r>
+      <w:r>
+        <w:t xml:space="preserve"> </w:t>
+      </w:r>
+      <w:r>
+        <w:t>点放入集合</w:t>
+      </w:r>
+      <w:r>
+        <w:t>I</w:t>
+      </w:r>
+      <w:r>
+        <w:t>中，同时将该节点插入到多播树中</w:t>
+      </w:r>
+      <w:r>
+        <w:t>X</w:t>
+      </w:r>
+      <w:r>
+        <w:t>的子节点中。</w:t>
+      </w:r>
+    </w:p>
+    <w:p>
+      <w:pPr>
+        <w:ind w:firstLine="480"/>
+      </w:pPr>
+      <w:r>
+        <w:t>步骤</w:t>
+      </w:r>
+      <w:r>
+        <w:t>3</w:t>
+      </w:r>
+      <w:r>
+        <w:t>：重复步骤</w:t>
+      </w:r>
+      <w:r>
+        <w:t>2</w:t>
+      </w:r>
+      <w:r>
+        <w:t>，直到集合</w:t>
+      </w:r>
+      <w:r>
+        <w:t>J</w:t>
+      </w:r>
+      <w:r>
+        <w:t>为空。</w:t>
+      </w:r>
+    </w:p>
+    <w:p>
+      <w:pPr>
+        <w:ind w:firstLine="480"/>
+      </w:pPr>
+      <w:r>
+        <w:t>经过上述三个步骤可得当该算法完成之后，所有的节点都完成了角色的分配，并</w:t>
+      </w:r>
+      <w:r>
+        <w:t xml:space="preserve"> </w:t>
+      </w:r>
+      <w:r>
+        <w:t>且已经获得了较为完备的转发方案。目前为止该算法在工作站式的环境下（有</w:t>
+      </w:r>
+      <w:r>
+        <w:lastRenderedPageBreak/>
+        <w:t>线同构</w:t>
+      </w:r>
+      <w:r>
+        <w:t xml:space="preserve"> </w:t>
+      </w:r>
+      <w:r>
+        <w:t>网络中）已经得到了很好的验证，并且，目前算法已经可以证明通过该算法可以保证</w:t>
+      </w:r>
+      <w:r>
+        <w:t xml:space="preserve"> </w:t>
+      </w:r>
+      <w:r>
+        <w:t>总体的数据传输时间是最低的，但是无法保证分发时延</w:t>
+      </w:r>
+      <w:r>
+        <w:t>Tc</w:t>
+      </w:r>
+      <w:r>
+        <w:t>是最低的。</w:t>
+      </w:r>
+    </w:p>
+    <w:p>
+      <w:pPr>
+        <w:pStyle w:val="af0"/>
+        <w:numPr>
+          <w:ilvl w:val="0"/>
+          <w:numId w:val="20"/>
+        </w:numPr>
+        <w:ind w:firstLineChars="0"/>
+      </w:pPr>
+      <w:r>
+        <w:t>BSMA</w:t>
+      </w:r>
+      <w:r>
+        <w:t>算法</w:t>
+      </w:r>
+    </w:p>
+    <w:p>
+      <w:pPr>
+        <w:ind w:firstLineChars="0" w:firstLine="420"/>
+      </w:pPr>
+      <w:r>
+        <w:t>在实际通信链路中，采用</w:t>
+      </w:r>
+      <w:r>
+        <w:t>BSMA</w:t>
+      </w:r>
+      <w:r>
+        <w:t>算法时，每条链路的</w:t>
+      </w:r>
+      <w:r>
+        <w:t>Cost</w:t>
+      </w:r>
+      <w:r>
+        <w:t>量化规则如下，统计每条链路的带宽使用情况，取每条链路的带宽使用率作为计算链路费用的</w:t>
+      </w:r>
+      <w:r>
+        <w:t xml:space="preserve"> </w:t>
+      </w:r>
+      <w:r>
+        <w:t>参数，即链路带宽使用率越高的节点，链路费用越高，因此可以实现平衡链路带宽的作用。由于采用中间节点转发的方案，因此数据在同一条链路上的传输只需要一次，因此其计算公式为：</w:t>
+      </w:r>
+    </w:p>
+    <w:p>
+      <w:pPr>
+        <w:ind w:firstLineChars="0" w:firstLine="0"/>
+        <w:jc w:val="center"/>
+        <w:rPr>
+          <w:rFonts w:hint="eastAsia"/>
+        </w:rPr>
+      </w:pPr>
+      <m:oMathPara>
+        <m:oMath>
+          <m:sSub>
+            <m:sSubPr>
+              <m:ctrlPr>
+                <w:rPr>
+                  <w:rFonts w:ascii="Cambria Math" w:hAnsi="Cambria Math"/>
+                </w:rPr>
+              </m:ctrlPr>
+            </m:sSubPr>
+            <m:e>
+              <m:r>
+                <m:rPr>
+                  <m:sty m:val="p"/>
+                </m:rPr>
+                <w:rPr>
+                  <w:rFonts w:ascii="Cambria Math" w:hAnsi="Cambria Math"/>
+                </w:rPr>
+                <m:t>C</m:t>
+              </m:r>
+            </m:e>
+            <m:sub>
+              <m:r>
+                <m:rPr>
+                  <m:sty m:val="p"/>
+                </m:rPr>
+                <w:rPr>
+                  <w:rFonts w:ascii="Cambria Math" w:hAnsi="Cambria Math"/>
+                </w:rPr>
+                <m:t>AB</m:t>
+              </m:r>
+            </m:sub>
+          </m:sSub>
+          <m:r>
+            <w:rPr>
+              <w:rFonts w:ascii="Cambria Math" w:hAnsi="Cambria Math"/>
+            </w:rPr>
+            <m:t>=</m:t>
+          </m:r>
+          <m:sSup>
+            <m:sSupPr>
+              <m:ctrlPr>
+                <w:rPr>
+                  <w:rFonts w:ascii="Cambria Math" w:hAnsi="Cambria Math"/>
+                </w:rPr>
+              </m:ctrlPr>
+            </m:sSupPr>
+            <m:e>
+              <m:r>
+                <w:rPr>
+                  <w:rFonts w:ascii="Cambria Math" w:hAnsi="Cambria Math"/>
+                </w:rPr>
+                <m:t>100</m:t>
+              </m:r>
+            </m:e>
+            <m:sup>
+              <m:r>
+                <w:rPr>
+                  <w:rFonts w:ascii="Cambria Math" w:hAnsi="Cambria Math"/>
+                </w:rPr>
+                <m:t>*</m:t>
+              </m:r>
+            </m:sup>
+          </m:sSup>
+          <m:r>
+            <w:rPr>
+              <w:rFonts w:ascii="Cambria Math" w:hAnsi="Cambria Math"/>
+            </w:rPr>
+            <m:t>(</m:t>
+          </m:r>
+          <m:sSub>
+            <m:sSubPr>
+              <m:ctrlPr>
+                <w:rPr>
+                  <w:rFonts w:ascii="Cambria Math" w:hAnsi="Cambria Math"/>
+                </w:rPr>
+              </m:ctrlPr>
+            </m:sSubPr>
+            <m:e>
+              <m:r>
+                <w:rPr>
+                  <w:rFonts w:ascii="Cambria Math" w:hAnsi="Cambria Math"/>
+                </w:rPr>
+                <m:t>ζ</m:t>
+              </m:r>
+            </m:e>
+            <m:sub>
+              <m:r>
+                <m:rPr>
+                  <m:sty m:val="p"/>
+                </m:rPr>
+                <w:rPr>
+                  <w:rFonts w:ascii="Cambria Math" w:hAnsi="Cambria Math"/>
+                </w:rPr>
+                <m:t>AB</m:t>
+              </m:r>
+            </m:sub>
+          </m:sSub>
+          <m:r>
+            <w:rPr>
+              <w:rFonts w:ascii="Cambria Math" w:hAnsi="Cambria Math"/>
+            </w:rPr>
+            <m:t>+</m:t>
+          </m:r>
+          <m:r>
+            <m:rPr>
+              <m:sty m:val="p"/>
+            </m:rPr>
+            <w:rPr>
+              <w:rFonts w:ascii="Cambria Math" w:hAnsi="Cambria Math"/>
+            </w:rPr>
+            <m:t>D</m:t>
+          </m:r>
+          <m:r>
+            <w:rPr>
+              <w:rFonts w:ascii="Cambria Math" w:hAnsi="Cambria Math"/>
+            </w:rPr>
+            <m:t>/</m:t>
+          </m:r>
+          <m:sSub>
+            <m:sSubPr>
+              <m:ctrlPr>
+                <w:rPr>
+                  <w:rFonts w:ascii="Cambria Math" w:hAnsi="Cambria Math"/>
+                </w:rPr>
+              </m:ctrlPr>
+            </m:sSubPr>
+            <m:e>
+              <m:r>
+                <m:rPr>
+                  <m:sty m:val="p"/>
+                </m:rPr>
+                <w:rPr>
+                  <w:rFonts w:ascii="Cambria Math" w:hAnsi="Cambria Math"/>
+                </w:rPr>
+                <m:t>W</m:t>
+              </m:r>
+            </m:e>
+            <m:sub>
+              <m:r>
+                <m:rPr>
+                  <m:sty m:val="p"/>
+                </m:rPr>
+                <w:rPr>
+                  <w:rFonts w:ascii="Cambria Math" w:hAnsi="Cambria Math"/>
+                </w:rPr>
+                <m:t>AB</m:t>
+              </m:r>
+            </m:sub>
+          </m:sSub>
+          <m:r>
+            <w:rPr>
+              <w:rFonts w:ascii="Cambria Math" w:hAnsi="Cambria Math"/>
+            </w:rPr>
+            <m:t>)</m:t>
+          </m:r>
+        </m:oMath>
+      </m:oMathPara>
+    </w:p>
+    <w:p>
+      <w:pPr>
+        <w:ind w:firstLine="480"/>
+      </w:pPr>
+      <w:r>
+        <w:rPr>
+          <w:rFonts w:hint="eastAsia"/>
+        </w:rPr>
+        <w:t>其中</w:t>
+      </w:r>
+      <m:oMath>
+        <m:sSub>
+          <m:sSubPr>
+            <m:ctrlPr>
+              <w:rPr>
+                <w:rFonts w:ascii="Cambria Math" w:hAnsi="Cambria Math"/>
+              </w:rPr>
+            </m:ctrlPr>
+          </m:sSubPr>
+          <m:e>
+            <m:r>
+              <w:rPr>
+                <w:rFonts w:ascii="Cambria Math" w:hAnsi="Cambria Math"/>
+              </w:rPr>
+              <m:t>ζ</m:t>
+            </m:r>
+          </m:e>
+          <m:sub>
+            <m:r>
+              <m:rPr>
+                <m:sty m:val="p"/>
+              </m:rPr>
+              <w:rPr>
+                <w:rFonts w:ascii="Cambria Math" w:hAnsi="Cambria Math"/>
+              </w:rPr>
+              <m:t>AB</m:t>
+            </m:r>
+          </m:sub>
+        </m:sSub>
+      </m:oMath>
+      <w:r>
+        <w:t>表示直连节点</w:t>
+      </w:r>
+      <w:r>
+        <w:t>AB</w:t>
+      </w:r>
+      <w:r>
+        <w:t>之间链路的带宽利用率，是由</w:t>
+      </w:r>
+      <w:r>
+        <w:t>SDN</w:t>
+      </w:r>
+      <w:r>
+        <w:t>网络获得的一个统计平均值。</w:t>
+      </w:r>
+      <m:oMath>
+        <m:r>
+          <m:rPr>
+            <m:sty m:val="p"/>
+          </m:rPr>
+          <w:rPr>
+            <w:rFonts w:ascii="Cambria Math" w:hAnsi="Cambria Math"/>
+          </w:rPr>
+          <m:t>D</m:t>
+        </m:r>
+        <m:r>
+          <w:rPr>
+            <w:rFonts w:ascii="Cambria Math" w:hAnsi="Cambria Math"/>
+          </w:rPr>
+          <m:t>/</m:t>
+        </m:r>
+        <m:sSub>
+          <m:sSubPr>
+            <m:ctrlPr>
+              <w:rPr>
+                <w:rFonts w:ascii="Cambria Math" w:hAnsi="Cambria Math"/>
+              </w:rPr>
+            </m:ctrlPr>
+          </m:sSubPr>
+          <m:e>
+            <m:r>
+              <m:rPr>
+                <m:sty m:val="p"/>
+              </m:rPr>
+              <w:rPr>
+                <w:rFonts w:ascii="Cambria Math" w:hAnsi="Cambria Math"/>
+              </w:rPr>
+              <m:t>W</m:t>
+            </m:r>
+          </m:e>
+          <m:sub>
+            <m:r>
+              <m:rPr>
+                <m:sty m:val="p"/>
+              </m:rPr>
+              <w:rPr>
+                <w:rFonts w:ascii="Cambria Math" w:hAnsi="Cambria Math"/>
+              </w:rPr>
+              <m:t>AB</m:t>
+            </m:r>
+          </m:sub>
+        </m:sSub>
+      </m:oMath>
+      <w:r>
+        <w:t>表示要传输的数据产生的额外的带宽利用率，其中</w:t>
+      </w:r>
+      <w:r>
+        <w:t>D</w:t>
+      </w:r>
+      <w:r>
+        <w:t>为数据包的发送速率</w:t>
+      </w:r>
+      <w:r>
+        <w:rPr>
+          <w:rFonts w:hint="eastAsia"/>
+        </w:rPr>
+        <w:t>，</w:t>
+      </w:r>
+      <m:oMath>
+        <m:sSub>
+          <m:sSubPr>
+            <m:ctrlPr>
+              <w:rPr>
+                <w:rFonts w:ascii="Cambria Math" w:hAnsi="Cambria Math"/>
+              </w:rPr>
+            </m:ctrlPr>
+          </m:sSubPr>
+          <m:e>
+            <m:r>
+              <m:rPr>
+                <m:sty m:val="p"/>
+              </m:rPr>
+              <w:rPr>
+                <w:rFonts w:ascii="Cambria Math" w:hAnsi="Cambria Math"/>
+              </w:rPr>
+              <m:t>W</m:t>
+            </m:r>
+          </m:e>
+          <m:sub>
+            <m:r>
+              <m:rPr>
+                <m:sty m:val="p"/>
+              </m:rPr>
+              <w:rPr>
+                <w:rFonts w:ascii="Cambria Math" w:hAnsi="Cambria Math"/>
+              </w:rPr>
+              <m:t>AB</m:t>
+            </m:r>
+          </m:sub>
+        </m:sSub>
+      </m:oMath>
+      <w:r>
+        <w:t>表示要传输的数据产生的额外的带宽利用率，其中</w:t>
+      </w:r>
+      <w:r>
+        <w:t>D</w:t>
+      </w:r>
+      <w:r>
+        <w:t>为数据包的为链路带宽</w:t>
+      </w:r>
+      <w:r>
+        <w:rPr>
+          <w:rFonts w:hint="eastAsia"/>
+        </w:rPr>
+        <w:t>。</w:t>
+      </w:r>
+    </w:p>
+    <w:p>
+      <w:pPr>
+        <w:ind w:firstLine="480"/>
+      </w:pPr>
+      <w:r>
+        <w:t>BSMA</w:t>
+      </w:r>
+      <w:r>
+        <w:t>算法的主要实现步骤为：</w:t>
+      </w:r>
+    </w:p>
+    <w:p>
+      <w:pPr>
+        <w:ind w:firstLine="480"/>
+      </w:pPr>
+      <w:r>
+        <w:t>步骤</w:t>
+      </w:r>
+      <w:r>
+        <w:t>1</w:t>
+      </w:r>
+      <w:r>
+        <w:t>：将所有的节点按照</w:t>
+      </w:r>
+      <w:r>
+        <w:t>Dijkstra</w:t>
+      </w:r>
+      <w:r>
+        <w:t>算法构建好初始的数据转发树</w:t>
+      </w:r>
+      <w:r>
+        <w:t>T</w:t>
+      </w:r>
+      <w:r>
+        <w:t>；</w:t>
+      </w:r>
+    </w:p>
+    <w:p>
+      <w:pPr>
+        <w:ind w:firstLine="480"/>
+      </w:pPr>
+      <w:r>
+        <w:t>步骤</w:t>
+      </w:r>
+      <w:r>
+        <w:t>2</w:t>
+      </w:r>
+      <w:r>
+        <w:t>：选择数据转发树</w:t>
+      </w:r>
+      <w:r>
+        <w:t>T</w:t>
+      </w:r>
+      <w:r>
+        <w:t>中的</w:t>
+      </w:r>
+      <w:r>
+        <w:t>Cost</w:t>
+      </w:r>
+      <w:r>
+        <w:t>值最大链路上的节点</w:t>
+      </w:r>
+      <w:r>
+        <w:t>X</w:t>
+      </w:r>
+      <w:r>
+        <w:t>并断开其在树中的连接，计算节点</w:t>
+      </w:r>
+      <w:r>
+        <w:t>X</w:t>
+      </w:r>
+      <w:r>
+        <w:t>在满足时延要求</w:t>
+      </w:r>
+      <m:oMath>
+        <m:sSub>
+          <m:sSubPr>
+            <m:ctrlPr>
+              <w:rPr>
+                <w:rFonts w:ascii="Cambria Math" w:hAnsi="Cambria Math"/>
+              </w:rPr>
+            </m:ctrlPr>
+          </m:sSubPr>
+          <m:e>
+            <m:r>
+              <w:rPr>
+                <w:rFonts w:ascii="Cambria Math" w:hAnsi="Cambria Math"/>
+              </w:rPr>
+              <m:t>T</m:t>
+            </m:r>
+          </m:e>
+          <m:sub>
+            <m:r>
+              <w:rPr>
+                <w:rFonts w:ascii="Cambria Math" w:hAnsi="Cambria Math" w:hint="eastAsia"/>
+              </w:rPr>
+              <m:t>max</m:t>
+            </m:r>
+          </m:sub>
+        </m:sSub>
+      </m:oMath>
+      <w:r>
+        <w:t>的情况下的最小</w:t>
+      </w:r>
+      <w:r>
+        <w:t>Cost</w:t>
+      </w:r>
+      <w:r>
+        <w:t>，并将该节点重新构建在数据转发树</w:t>
+      </w:r>
+      <w:r>
+        <w:t>T</w:t>
+      </w:r>
+      <w:r>
+        <w:t>中；</w:t>
+      </w:r>
+    </w:p>
+    <w:p>
+      <w:pPr>
+        <w:ind w:firstLine="480"/>
+      </w:pPr>
+      <w:r>
+        <w:t>步骤</w:t>
+      </w:r>
+      <w:r>
+        <w:t>3</w:t>
+      </w:r>
+      <w:r>
+        <w:t>：重复步骤</w:t>
+      </w:r>
+      <w:r>
+        <w:t>2</w:t>
+      </w:r>
+      <w:r>
+        <w:t>，直到将</w:t>
+      </w:r>
+      <w:r>
+        <w:t>Cost</w:t>
+      </w:r>
+      <w:r>
+        <w:t>值最大链路断开后无法找到更小的</w:t>
+      </w:r>
+      <w:r>
+        <w:t>Cost</w:t>
+      </w:r>
+      <w:r>
+        <w:t>。</w:t>
+      </w:r>
+    </w:p>
+    <w:p>
+      <w:pPr>
+        <w:ind w:firstLine="480"/>
+      </w:pPr>
+      <w:r>
+        <w:t>通过上述的两种算法均可以构造出数据转发树，可以根据应用场景自主地进行选择。通常在有线链路状况下可采用</w:t>
+      </w:r>
+      <w:r>
+        <w:t>FNF</w:t>
+      </w:r>
+      <w:r>
+        <w:t>算法构建数据转发树，在复杂链路情况以及对链路时延特性要求不高的情况下采用</w:t>
+      </w:r>
+      <w:r>
+        <w:t>BSMA</w:t>
+      </w:r>
+      <w:r>
+        <w:t>算法构建数据转发树</w:t>
+      </w:r>
+      <w:r>
+        <w:rPr>
+          <w:rFonts w:hint="eastAsia"/>
+        </w:rPr>
+        <w:t>。</w:t>
+      </w:r>
+    </w:p>
+    <w:p>
+      <w:pPr>
+        <w:ind w:firstLine="480"/>
+      </w:pPr>
+      <w:r>
+        <w:t>在数据分发服务中构建</w:t>
+      </w:r>
+      <w:r>
+        <w:t>CDN</w:t>
+      </w:r>
+      <w:r>
+        <w:t>加速网络的第二个关键步骤是实现重定向功能，即将原有的订阅关系更改成优化的订阅关系。</w:t>
+      </w:r>
+    </w:p>
+    <w:p>
+      <w:pPr>
+        <w:ind w:firstLine="480"/>
+      </w:pPr>
+      <w:r>
+        <w:t>系统先搭建初始发布订阅网络，订阅者监听命令控制消息，完成转发树构建；初始发布节点依据转发树向各订阅节点下发重定向命令，把域</w:t>
+      </w:r>
+      <w:r>
+        <w:t>ID</w:t>
+      </w:r>
+      <w:r>
+        <w:t>、主题等规则</w:t>
+      </w:r>
+      <w:proofErr w:type="gramStart"/>
+      <w:r>
+        <w:t>随命令</w:t>
+      </w:r>
+      <w:proofErr w:type="gramEnd"/>
+      <w:r>
+        <w:t>下发，</w:t>
+      </w:r>
+      <w:proofErr w:type="gramStart"/>
+      <w:r>
+        <w:t>域分配</w:t>
+      </w:r>
+      <w:proofErr w:type="gramEnd"/>
+      <w:r>
+        <w:t>逻辑在发布节点完成。</w:t>
+      </w:r>
+    </w:p>
+    <w:p>
+      <w:pPr>
+        <w:ind w:firstLine="480"/>
+      </w:pPr>
+      <w:r>
+        <w:rPr>
+          <w:rFonts w:hint="eastAsia"/>
+        </w:rPr>
+        <w:t>发布订阅重定向的具体实现步骤如下图所示：</w:t>
+      </w:r>
+    </w:p>
+    <w:p>
+      <w:pPr>
+        <w:ind w:firstLine="480"/>
+      </w:pPr>
+    </w:p>
+    <w:p>
+      <w:pPr>
+        <w:keepNext/>
+        <w:ind w:firstLineChars="0" w:firstLine="0"/>
+        <w:jc w:val="center"/>
+      </w:pPr>
+      <w:r>
+        <w:rPr>
+          <w:noProof/>
+        </w:rPr>
+        <w:lastRenderedPageBreak/>
+        <w:drawing>
+          <wp:inline distT="0" distB="0" distL="0" distR="0">
+            <wp:extent cx="4673816" cy="2737412"/>
+            <wp:effectExtent l="0" t="0" r="0" b="6350"/>
+            <wp:docPr id="17" name="图片 17" descr="D:\edgedownload\ChatGPT Image 2026年8月19日 17_43_50.png"/>
+            <wp:cNvGraphicFramePr>
+              <a:graphicFrameLocks xmlns:a="http://schemas.openxmlformats.org/drawingml/2006/main" noChangeAspect="1"/>
+            </wp:cNvGraphicFramePr>
+            <a:graphic xmlns:a="http://schemas.openxmlformats.org/drawingml/2006/main">
+              <a:graphicData uri="http://schemas.openxmlformats.org/drawingml/2006/picture">
+                <pic:pic xmlns:pic="http://schemas.openxmlformats.org/drawingml/2006/picture">
+                  <pic:nvPicPr>
+                    <pic:cNvPr id="0" name="Picture 1" descr="D:\edgedownload\ChatGPT Image 2026年8月19日 17_43_50.png"/>
+                    <pic:cNvPicPr>
+                      <a:picLocks noChangeAspect="1" noChangeArrowheads="1"/>
+                    </pic:cNvPicPr>
+                  </pic:nvPicPr>
+                  <pic:blipFill rotWithShape="1">
+                    <a:blip r:embed="rId18" cstate="print">
+                      <a:extLst>
+                        <a:ext uri="{28A0092B-C50C-407E-A947-70E740481C1C}">
+                          <a14:useLocalDpi xmlns:a14="http://schemas.microsoft.com/office/drawing/2010/main" val="0"/>
+                        </a:ext>
+                      </a:extLst>
+                    </a:blip>
+                    <a:srcRect l="-550" t="1318" r="550" b="10871"/>
+                    <a:stretch/>
+                  </pic:blipFill>
+                  <pic:spPr bwMode="auto">
+                    <a:xfrm>
+                      <a:off x="0" y="0"/>
+                      <a:ext cx="4686776" cy="2745003"/>
+                    </a:xfrm>
+                    <a:prstGeom prst="rect">
+                      <a:avLst/>
+                    </a:prstGeom>
+                    <a:noFill/>
+                    <a:ln>
+                      <a:noFill/>
+                    </a:ln>
+                    <a:extLst>
+                      <a:ext uri="{53640926-AAD7-44D8-BBD7-CCE9431645EC}">
+                        <a14:shadowObscured xmlns:a14="http://schemas.microsoft.com/office/drawing/2010/main"/>
+                      </a:ext>
+                    </a:extLst>
+                  </pic:spPr>
+                </pic:pic>
+              </a:graphicData>
+            </a:graphic>
+          </wp:inline>
+        </w:drawing>
+      </w:r>
+    </w:p>
+    <w:p>
+      <w:pPr>
+        <w:pStyle w:val="a3"/>
+      </w:pPr>
+      <w:r>
+        <w:rPr>
+          <w:rFonts w:hint="eastAsia"/>
+        </w:rPr>
+        <w:t>图</w:t>
+      </w:r>
+      <w:r>
+        <w:rPr>
+          <w:rFonts w:hint="eastAsia"/>
+        </w:rPr>
+        <w:t xml:space="preserve"> </w:t>
+      </w:r>
+      <w:r>
+        <w:fldChar w:fldCharType="begin"/>
+      </w:r>
+      <w:r>
+        <w:instrText xml:space="preserve"> </w:instrText>
+      </w:r>
+      <w:r>
+        <w:rPr>
+          <w:rFonts w:hint="eastAsia"/>
+        </w:rPr>
+        <w:instrText xml:space="preserve">SEQ </w:instrText>
+      </w:r>
+      <w:r>
+        <w:rPr>
+          <w:rFonts w:hint="eastAsia"/>
+        </w:rPr>
+        <w:instrText>图</w:instrText>
+      </w:r>
+      <w:r>
+        <w:rPr>
+          <w:rFonts w:hint="eastAsia"/>
+        </w:rPr>
+        <w:instrText xml:space="preserve"> \* ARABIC</w:instrText>
+      </w:r>
+      <w:r>
+        <w:instrText xml:space="preserve"> </w:instrText>
+      </w:r>
+      <w:r>
+        <w:fldChar w:fldCharType="separate"/>
+      </w:r>
+      <w:r>
+        <w:rPr>
+          <w:noProof/>
+        </w:rPr>
+        <w:t>6</w:t>
+      </w:r>
+      <w:r>
+        <w:fldChar w:fldCharType="end"/>
+      </w:r>
+      <w:r>
+        <w:t xml:space="preserve"> DDS</w:t>
+      </w:r>
+      <w:r>
+        <w:rPr>
+          <w:rFonts w:hint="eastAsia"/>
+        </w:rPr>
+        <w:t>的发布订阅重定向实现图</w:t>
+      </w:r>
+    </w:p>
+    <w:p>
+      <w:pPr>
+        <w:ind w:firstLine="480"/>
+      </w:pPr>
+      <w:r>
+        <w:rPr>
+          <w:rFonts w:hint="eastAsia"/>
+        </w:rPr>
+        <w:t>上图中实现的具体步骤如下：</w:t>
+      </w:r>
+    </w:p>
+    <w:p>
+      <w:pPr>
+        <w:ind w:firstLine="480"/>
+      </w:pPr>
+      <w:r>
+        <w:t>步骤</w:t>
+      </w:r>
+      <w:r>
+        <w:t>1</w:t>
+      </w:r>
+      <w:r>
+        <w:t>：在发布者节点上创建</w:t>
+      </w:r>
+      <w:r>
+        <w:t>publisher</w:t>
+      </w:r>
+      <w:r>
+        <w:t>对象</w:t>
+      </w:r>
+      <w:r>
+        <w:t>P1</w:t>
+      </w:r>
+      <w:r>
+        <w:t>，订阅者节点创建</w:t>
+      </w:r>
+      <w:r>
+        <w:t>Subscriber</w:t>
+      </w:r>
+      <w:r>
+        <w:t>对象</w:t>
+      </w:r>
+      <w:r>
+        <w:t>S1</w:t>
+      </w:r>
+      <w:r>
+        <w:t>，</w:t>
+      </w:r>
+      <w:r>
+        <w:t>P1</w:t>
+      </w:r>
+      <w:r>
+        <w:t>和</w:t>
+      </w:r>
+      <w:r>
+        <w:t>S1</w:t>
+      </w:r>
+      <w:r>
+        <w:t>关于相同的主题</w:t>
+      </w:r>
+      <w:r>
+        <w:t>Topic1</w:t>
+      </w:r>
+      <w:r>
+        <w:t>和</w:t>
+      </w:r>
+      <w:proofErr w:type="gramStart"/>
+      <w:r>
+        <w:t>域</w:t>
+      </w:r>
+      <w:r>
+        <w:t>Domain</w:t>
+      </w:r>
+      <w:proofErr w:type="gramEnd"/>
+      <w:r>
+        <w:t>1</w:t>
+      </w:r>
+      <w:r>
+        <w:t>进行绑定，此时，</w:t>
+      </w:r>
+      <w:r>
+        <w:t>P1</w:t>
+      </w:r>
+      <w:r>
+        <w:t>和</w:t>
+      </w:r>
+      <w:r>
+        <w:t>S1</w:t>
+      </w:r>
+      <w:r>
+        <w:t>的通信接口为命令控制</w:t>
+      </w:r>
+      <w:r>
+        <w:t>IDL</w:t>
+      </w:r>
+      <w:r>
+        <w:t>接口。此时所有的</w:t>
+      </w:r>
+      <w:r>
+        <w:t>S1</w:t>
+      </w:r>
+      <w:r>
+        <w:t>中的控制命令接口等待控制命令传输。</w:t>
+      </w:r>
+    </w:p>
+    <w:p>
+      <w:pPr>
+        <w:ind w:firstLine="480"/>
+      </w:pPr>
+      <w:r>
+        <w:t>步骤</w:t>
+      </w:r>
+      <w:r>
+        <w:t>2</w:t>
+      </w:r>
+      <w:r>
+        <w:t>：发布者节点根据数据转发树，计算每个节点在新构建的网络中的节点位置和上下行信息，并</w:t>
+      </w:r>
+      <w:r>
+        <w:rPr>
+          <w:rFonts w:hint="eastAsia"/>
+        </w:rPr>
+        <w:t>按照</w:t>
+      </w:r>
+      <w:r>
+        <w:t>从上到下，从左到右</w:t>
+      </w:r>
+      <w:r>
+        <w:rPr>
+          <w:rFonts w:hint="eastAsia"/>
+        </w:rPr>
+        <w:t>的规则</w:t>
+      </w:r>
+      <w:r>
+        <w:t>为每个通信节点分配信息，将分配好的信息和目的节点的</w:t>
+      </w:r>
+      <w:r>
+        <w:t>IP</w:t>
+      </w:r>
+      <w:r>
+        <w:t>地址封装</w:t>
+      </w:r>
+      <w:proofErr w:type="gramStart"/>
+      <w:r>
+        <w:t>成控制</w:t>
+      </w:r>
+      <w:proofErr w:type="gramEnd"/>
+      <w:r>
+        <w:t>命令接口可以传输的数据，并通过原有的网络发布出去。</w:t>
+      </w:r>
+    </w:p>
+    <w:p>
+      <w:pPr>
+        <w:ind w:firstLine="480"/>
+      </w:pPr>
+      <w:r>
+        <w:t>步骤</w:t>
+      </w:r>
+      <w:r>
+        <w:t>3</w:t>
+      </w:r>
+      <w:r>
+        <w:t>：订阅者节点中的</w:t>
+      </w:r>
+      <w:r>
+        <w:t>Subscriber</w:t>
+      </w:r>
+      <w:r>
+        <w:t>对象</w:t>
+      </w:r>
+      <w:r>
+        <w:t>S1</w:t>
+      </w:r>
+      <w:r>
+        <w:t>收到控制命令后，按照控制命令创建</w:t>
+      </w:r>
+      <w:r>
+        <w:t xml:space="preserve"> </w:t>
+      </w:r>
+      <w:r>
+        <w:t>新的</w:t>
+      </w:r>
+      <w:r>
+        <w:t>Publisher</w:t>
+      </w:r>
+      <w:r>
+        <w:t>对象</w:t>
+      </w:r>
+      <w:r>
+        <w:t>P2</w:t>
+      </w:r>
+      <w:r>
+        <w:t>和</w:t>
+      </w:r>
+      <w:r>
+        <w:t>Subscriber</w:t>
+      </w:r>
+      <w:r>
+        <w:t>对象</w:t>
+      </w:r>
+      <w:r>
+        <w:t>S2</w:t>
+      </w:r>
+      <w:r>
+        <w:t>，</w:t>
+      </w:r>
+      <w:r>
+        <w:t>P2</w:t>
+      </w:r>
+      <w:r>
+        <w:t>绑定的主题为控制命令中的</w:t>
+      </w:r>
+      <w:r>
+        <w:t>Topic2,</w:t>
+      </w:r>
+      <w:r>
+        <w:t>绑定的域</w:t>
+      </w:r>
+      <w:r>
+        <w:t>ID</w:t>
+      </w:r>
+      <w:r>
+        <w:t>为</w:t>
+      </w:r>
+      <w:proofErr w:type="spellStart"/>
+      <w:r>
+        <w:t>Pubdomain</w:t>
+      </w:r>
+      <w:proofErr w:type="spellEnd"/>
+      <w:r>
+        <w:t>，</w:t>
+      </w:r>
+      <w:r>
+        <w:t>S2</w:t>
+      </w:r>
+      <w:r>
+        <w:t>绑定的主题为控制命令中的</w:t>
+      </w:r>
+      <w:r>
+        <w:t>Topic1</w:t>
+      </w:r>
+      <w:r>
+        <w:t>，和</w:t>
+      </w:r>
+      <w:r>
+        <w:t>Subdomain,</w:t>
+      </w:r>
+      <w:r>
+        <w:t>此时，发布订阅重定向实现完成，</w:t>
+      </w:r>
+      <w:r>
+        <w:t>CDN</w:t>
+      </w:r>
+      <w:r>
+        <w:t>加速网络也已经构建完毕，此时开始传输用户数据。</w:t>
+      </w:r>
+    </w:p>
+    <w:p>
+      <w:pPr>
+        <w:pStyle w:val="af0"/>
+        <w:numPr>
+          <w:ilvl w:val="0"/>
+          <w:numId w:val="17"/>
+        </w:numPr>
+        <w:ind w:firstLineChars="0"/>
+      </w:pPr>
+      <w:proofErr w:type="spellStart"/>
+      <w:r>
+        <w:t>OpenDDS</w:t>
+      </w:r>
+      <w:proofErr w:type="spellEnd"/>
+      <w:r>
+        <w:rPr>
+          <w:rFonts w:hint="eastAsia"/>
+        </w:rPr>
+        <w:t>中的相关传输接口</w:t>
+      </w:r>
+    </w:p>
+    <w:p>
+      <w:pPr>
+        <w:ind w:firstLine="480"/>
+      </w:pPr>
+      <w:r>
+        <w:t>IDL</w:t>
+      </w:r>
+      <w:r>
+        <w:t>接口是</w:t>
+      </w:r>
+      <w:proofErr w:type="spellStart"/>
+      <w:r>
+        <w:t>OpenDDS</w:t>
+      </w:r>
+      <w:proofErr w:type="spellEnd"/>
+      <w:r>
+        <w:t>中间件中所有的</w:t>
+      </w:r>
+      <w:proofErr w:type="spellStart"/>
+      <w:r>
+        <w:t>OpenDDS</w:t>
+      </w:r>
+      <w:proofErr w:type="spellEnd"/>
+      <w:r>
+        <w:t>通信实体间传输的数据类型的</w:t>
+      </w:r>
+      <w:r>
+        <w:t xml:space="preserve"> </w:t>
+      </w:r>
+      <w:r>
+        <w:t>具体表示。传统的网络通信的底层实现为网络套接字</w:t>
+      </w:r>
+      <w:r>
+        <w:t>Socket</w:t>
+      </w:r>
+      <w:r>
+        <w:t>，而</w:t>
+      </w:r>
+      <w:proofErr w:type="spellStart"/>
+      <w:r>
+        <w:t>OpenDDS</w:t>
+      </w:r>
+      <w:proofErr w:type="spellEnd"/>
+      <w:r>
+        <w:t>对于</w:t>
+      </w:r>
+      <w:r>
+        <w:t>Socket</w:t>
+      </w:r>
+      <w:r>
+        <w:t>套接字进行了封装，并为用户提供了一种直观明了的数据传输接口</w:t>
+      </w:r>
+      <w:r>
+        <w:t>IDL</w:t>
+      </w:r>
+      <w:r>
+        <w:t>接口，</w:t>
+      </w:r>
+      <w:r>
+        <w:t>IDL</w:t>
+      </w:r>
+      <w:r>
+        <w:t>接口具体在程序中表现出来为一种结构体变量的形式，用户可以</w:t>
+      </w:r>
+      <w:r>
+        <w:lastRenderedPageBreak/>
+        <w:t>根据实际要传输的内容，在结构体变量中进行名称的声明以及数据的小的设置。</w:t>
+      </w:r>
+    </w:p>
+    <w:p>
+      <w:pPr>
+        <w:ind w:firstLine="480"/>
+      </w:pPr>
+      <w:r>
+        <w:rPr>
+          <w:rFonts w:hint="eastAsia"/>
+        </w:rPr>
+        <w:t>I</w:t>
+      </w:r>
+      <w:r>
+        <w:t>DL</w:t>
+      </w:r>
+      <w:r>
+        <w:rPr>
+          <w:rFonts w:hint="eastAsia"/>
+        </w:rPr>
+        <w:t>中的数据在底层数据报中的位置如下图所示。</w:t>
+      </w:r>
+    </w:p>
+    <w:p>
+      <w:pPr>
+        <w:keepNext/>
+        <w:ind w:firstLineChars="0" w:firstLine="0"/>
+        <w:jc w:val="center"/>
+      </w:pPr>
+      <w:r>
+        <w:rPr>
+          <w:noProof/>
+        </w:rPr>
+        <w:drawing>
+          <wp:inline distT="0" distB="0" distL="0" distR="0">
+            <wp:extent cx="3195874" cy="2742728"/>
+            <wp:effectExtent l="0" t="0" r="0" b="0"/>
+            <wp:docPr id="19" name="图形 19"/>
+            <wp:cNvGraphicFramePr>
+              <a:graphicFrameLocks xmlns:a="http://schemas.openxmlformats.org/drawingml/2006/main" noChangeAspect="1"/>
+            </wp:cNvGraphicFramePr>
+            <a:graphic xmlns:a="http://schemas.openxmlformats.org/drawingml/2006/main">
+              <a:graphicData uri="http://schemas.openxmlformats.org/drawingml/2006/picture">
+                <pic:pic xmlns:pic="http://schemas.openxmlformats.org/drawingml/2006/picture">
+                  <pic:nvPicPr>
+                    <pic:cNvPr id="19" name="绘图4.svg"/>
+                    <pic:cNvPicPr/>
+                  </pic:nvPicPr>
+                  <pic:blipFill>
+                    <a:blip r:embed="rId19">
+                      <a:extLst>
+                        <a:ext uri="{28A0092B-C50C-407E-A947-70E740481C1C}">
+                          <a14:useLocalDpi xmlns:a14="http://schemas.microsoft.com/office/drawing/2010/main" val="0"/>
+                        </a:ext>
+                        <a:ext uri="{96DAC541-7B7A-43D3-8B79-37D633B846F1}">
+                          <asvg:svgBlip xmlns:asvg="http://schemas.microsoft.com/office/drawing/2016/SVG/main" r:embed="rId20"/>
+                        </a:ext>
+                      </a:extLst>
+                    </a:blip>
+                    <a:stretch>
+                      <a:fillRect/>
+                    </a:stretch>
+                  </pic:blipFill>
+                  <pic:spPr>
+                    <a:xfrm>
+                      <a:off x="0" y="0"/>
+                      <a:ext cx="3198006" cy="2744558"/>
+                    </a:xfrm>
+                    <a:prstGeom prst="rect">
+                      <a:avLst/>
+                    </a:prstGeom>
+                  </pic:spPr>
+                </pic:pic>
+              </a:graphicData>
+            </a:graphic>
+          </wp:inline>
+        </w:drawing>
+      </w:r>
+    </w:p>
+    <w:p>
+      <w:pPr>
+        <w:pStyle w:val="a3"/>
+      </w:pPr>
+      <w:r>
+        <w:rPr>
+          <w:rFonts w:hint="eastAsia"/>
+        </w:rPr>
+        <w:t>图</w:t>
+      </w:r>
+      <w:r>
+        <w:rPr>
+          <w:rFonts w:hint="eastAsia"/>
+        </w:rPr>
+        <w:t xml:space="preserve"> </w:t>
+      </w:r>
+      <w:r>
+        <w:fldChar w:fldCharType="begin"/>
+      </w:r>
+      <w:r>
+        <w:instrText xml:space="preserve"> </w:instrText>
+      </w:r>
+      <w:r>
+        <w:rPr>
+          <w:rFonts w:hint="eastAsia"/>
+        </w:rPr>
+        <w:instrText xml:space="preserve">SEQ </w:instrText>
+      </w:r>
+      <w:r>
+        <w:rPr>
+          <w:rFonts w:hint="eastAsia"/>
+        </w:rPr>
+        <w:instrText>图</w:instrText>
+      </w:r>
+      <w:r>
+        <w:rPr>
+          <w:rFonts w:hint="eastAsia"/>
+        </w:rPr>
+        <w:instrText xml:space="preserve"> \* ARABIC</w:instrText>
+      </w:r>
+      <w:r>
+        <w:instrText xml:space="preserve"> </w:instrText>
+      </w:r>
+      <w:r>
+        <w:fldChar w:fldCharType="separate"/>
+      </w:r>
+      <w:r>
+        <w:rPr>
+          <w:noProof/>
+        </w:rPr>
+        <w:t>7</w:t>
+      </w:r>
+      <w:r>
+        <w:fldChar w:fldCharType="end"/>
+      </w:r>
+      <w:r>
+        <w:t xml:space="preserve"> </w:t>
+      </w:r>
+      <w:r>
+        <w:t>IDL</w:t>
+      </w:r>
+      <w:r>
+        <w:t>数据与</w:t>
+      </w:r>
+      <w:r>
+        <w:t>UDP</w:t>
+      </w:r>
+      <w:r>
+        <w:t>数据包中数据对应关系</w:t>
+      </w:r>
+    </w:p>
+    <w:p>
+      <w:pPr>
+        <w:ind w:firstLine="480"/>
+      </w:pPr>
+      <w:r>
+        <w:rPr>
+          <w:rFonts w:hint="eastAsia"/>
+        </w:rPr>
+        <w:t>上图中是</w:t>
+      </w:r>
+      <w:proofErr w:type="spellStart"/>
+      <w:r>
+        <w:t>OpenDDS</w:t>
+      </w:r>
+      <w:proofErr w:type="spellEnd"/>
+      <w:r>
+        <w:t xml:space="preserve"> </w:t>
+      </w:r>
+      <w:r>
+        <w:t>使用</w:t>
+      </w:r>
+      <w:r>
+        <w:t>UDP</w:t>
+      </w:r>
+      <w:r>
+        <w:t>协议传输数据时的</w:t>
+      </w:r>
+      <w:r>
+        <w:t>UDP</w:t>
+      </w:r>
+      <w:r>
+        <w:t>数据包的组成格式，</w:t>
+      </w:r>
+      <w:r>
+        <w:t>IDL</w:t>
+      </w:r>
+      <w:r>
+        <w:t>数据所对应的部分为</w:t>
+      </w:r>
+      <w:r>
+        <w:t>UDP</w:t>
+      </w:r>
+      <w:r>
+        <w:t>数据包的</w:t>
+      </w:r>
+      <w:r>
+        <w:t>payload</w:t>
+      </w:r>
+      <w:r>
+        <w:t>部分，即</w:t>
+      </w:r>
+      <w:proofErr w:type="spellStart"/>
+      <w:r>
+        <w:t>OpenDDS</w:t>
+      </w:r>
+      <w:proofErr w:type="spellEnd"/>
+      <w:r>
+        <w:t>通过对</w:t>
+      </w:r>
+      <w:r>
+        <w:t>IDL</w:t>
+      </w:r>
+      <w:r>
+        <w:t>的设置和赋值实现了对</w:t>
+      </w:r>
+      <w:r>
+        <w:t>UDP</w:t>
+      </w:r>
+      <w:r>
+        <w:t>数据包的负载的长度的确定和内容部分的填充。同时避免了上层应用直接对</w:t>
+      </w:r>
+      <w:r>
+        <w:t>UDP</w:t>
+      </w:r>
+      <w:r>
+        <w:t>数据包的处理，保障了</w:t>
+      </w:r>
+      <w:proofErr w:type="spellStart"/>
+      <w:r>
+        <w:t>OpenDDS</w:t>
+      </w:r>
+      <w:proofErr w:type="spellEnd"/>
+      <w:r>
+        <w:t>的封装性和信息安全。</w:t>
+      </w:r>
+    </w:p>
+    <w:p>
+      <w:pPr>
+        <w:ind w:firstLine="480"/>
+      </w:pPr>
+      <w:proofErr w:type="spellStart"/>
+      <w:r>
+        <w:t>OpenDDS</w:t>
+      </w:r>
+      <w:proofErr w:type="spellEnd"/>
+      <w:r>
+        <w:t>中对用户传输的数据的处理流程如</w:t>
+      </w:r>
+      <w:r>
+        <w:rPr>
+          <w:rFonts w:hint="eastAsia"/>
+        </w:rPr>
+        <w:t>下图所示。</w:t>
+      </w:r>
+    </w:p>
+    <w:p>
+      <w:pPr>
+        <w:keepNext/>
+        <w:ind w:firstLineChars="0" w:firstLine="0"/>
+        <w:jc w:val="center"/>
+      </w:pPr>
+      <w:r>
+        <w:rPr>
+          <w:rFonts w:hint="eastAsia"/>
+          <w:noProof/>
+        </w:rPr>
+        <w:drawing>
+          <wp:inline distT="0" distB="0" distL="0" distR="0">
+            <wp:extent cx="4028423" cy="2279650"/>
+            <wp:effectExtent l="0" t="0" r="0" b="0"/>
+            <wp:docPr id="20" name="图形 20"/>
+            <wp:cNvGraphicFramePr>
+              <a:graphicFrameLocks xmlns:a="http://schemas.openxmlformats.org/drawingml/2006/main" noChangeAspect="1"/>
+            </wp:cNvGraphicFramePr>
+            <a:graphic xmlns:a="http://schemas.openxmlformats.org/drawingml/2006/main">
+              <a:graphicData uri="http://schemas.openxmlformats.org/drawingml/2006/picture">
+                <pic:pic xmlns:pic="http://schemas.openxmlformats.org/drawingml/2006/picture">
+                  <pic:nvPicPr>
+                    <pic:cNvPr id="20" name="绘图5.svg"/>
+                    <pic:cNvPicPr/>
+                  </pic:nvPicPr>
+                  <pic:blipFill>
+                    <a:blip r:embed="rId21">
+                      <a:extLst>
+                        <a:ext uri="{28A0092B-C50C-407E-A947-70E740481C1C}">
+                          <a14:useLocalDpi xmlns:a14="http://schemas.microsoft.com/office/drawing/2010/main" val="0"/>
+                        </a:ext>
+                        <a:ext uri="{96DAC541-7B7A-43D3-8B79-37D633B846F1}">
+                          <asvg:svgBlip xmlns:asvg="http://schemas.microsoft.com/office/drawing/2016/SVG/main" r:embed="rId22"/>
+                        </a:ext>
+                      </a:extLst>
+                    </a:blip>
+                    <a:stretch>
+                      <a:fillRect/>
+                    </a:stretch>
+                  </pic:blipFill>
+                  <pic:spPr>
+                    <a:xfrm>
+                      <a:off x="0" y="0"/>
+                      <a:ext cx="4033811" cy="2282699"/>
+                    </a:xfrm>
+                    <a:prstGeom prst="rect">
+                      <a:avLst/>
+                    </a:prstGeom>
+                  </pic:spPr>
+                </pic:pic>
+              </a:graphicData>
+            </a:graphic>
+          </wp:inline>
+        </w:drawing>
+      </w:r>
+    </w:p>
+    <w:p>
+      <w:pPr>
+        <w:pStyle w:val="a3"/>
+      </w:pPr>
+      <w:r>
+        <w:rPr>
+          <w:rFonts w:hint="eastAsia"/>
+        </w:rPr>
+        <w:t>图</w:t>
+      </w:r>
+      <w:r>
+        <w:rPr>
+          <w:rFonts w:hint="eastAsia"/>
+        </w:rPr>
+        <w:t xml:space="preserve"> </w:t>
+      </w:r>
+      <w:r>
+        <w:fldChar w:fldCharType="begin"/>
+      </w:r>
+      <w:r>
+        <w:instrText xml:space="preserve"> </w:instrText>
+      </w:r>
+      <w:r>
+        <w:rPr>
+          <w:rFonts w:hint="eastAsia"/>
+        </w:rPr>
+        <w:instrText xml:space="preserve">SEQ </w:instrText>
+      </w:r>
+      <w:r>
+        <w:rPr>
+          <w:rFonts w:hint="eastAsia"/>
+        </w:rPr>
+        <w:instrText>图</w:instrText>
+      </w:r>
+      <w:r>
+        <w:rPr>
+          <w:rFonts w:hint="eastAsia"/>
+        </w:rPr>
+        <w:instrText xml:space="preserve"> \* ARABIC</w:instrText>
+      </w:r>
+      <w:r>
+        <w:instrText xml:space="preserve"> </w:instrText>
+      </w:r>
+      <w:r>
+        <w:fldChar w:fldCharType="separate"/>
+      </w:r>
+      <w:r>
+        <w:rPr>
+          <w:noProof/>
+        </w:rPr>
+        <w:t>8</w:t>
+      </w:r>
+      <w:r>
+        <w:fldChar w:fldCharType="end"/>
+      </w:r>
+      <w:r>
+        <w:t xml:space="preserve"> </w:t>
+      </w:r>
+      <w:proofErr w:type="spellStart"/>
+      <w:r>
+        <w:t>O</w:t>
+      </w:r>
+      <w:r>
+        <w:rPr>
+          <w:rFonts w:hint="eastAsia"/>
+        </w:rPr>
+        <w:t>pen</w:t>
+      </w:r>
+      <w:r>
+        <w:t>DDS</w:t>
+      </w:r>
+      <w:proofErr w:type="spellEnd"/>
+      <w:r>
+        <w:rPr>
+          <w:rFonts w:hint="eastAsia"/>
+        </w:rPr>
+        <w:t>通过</w:t>
+      </w:r>
+      <w:r>
+        <w:rPr>
+          <w:rFonts w:hint="eastAsia"/>
+        </w:rPr>
+        <w:t>U</w:t>
+      </w:r>
+      <w:r>
+        <w:t>DP</w:t>
+      </w:r>
+      <w:r>
+        <w:rPr>
+          <w:rFonts w:hint="eastAsia"/>
+        </w:rPr>
+        <w:t>传输数据流程</w:t>
+      </w:r>
+    </w:p>
+    <w:p>
+      <w:pPr>
+        <w:ind w:firstLine="480"/>
+      </w:pPr>
+      <w:r>
+        <w:rPr>
+          <w:rFonts w:hint="eastAsia"/>
+        </w:rPr>
+        <w:t>上图中</w:t>
+      </w:r>
+      <w:r>
+        <w:t>，上层应用首先通过</w:t>
+      </w:r>
+      <w:proofErr w:type="spellStart"/>
+      <w:r>
+        <w:t>OpenDDS</w:t>
+      </w:r>
+      <w:proofErr w:type="spellEnd"/>
+      <w:r>
+        <w:t>用户接口将数据写入到</w:t>
+      </w:r>
+      <w:proofErr w:type="spellStart"/>
+      <w:r>
+        <w:t>OpenDDS</w:t>
+      </w:r>
+      <w:proofErr w:type="spellEnd"/>
+      <w:r>
+        <w:t>程序中，然后</w:t>
+      </w:r>
+      <w:proofErr w:type="spellStart"/>
+      <w:r>
+        <w:t>OpenDDS</w:t>
+      </w:r>
+      <w:proofErr w:type="spellEnd"/>
+      <w:r>
+        <w:t>将用户数据填入通过</w:t>
+      </w:r>
+      <w:r>
+        <w:t>IDL</w:t>
+      </w:r>
+      <w:r>
+        <w:t>生成的结构体变量中，</w:t>
+      </w:r>
+      <w:r>
+        <w:t>IDL</w:t>
+      </w:r>
+      <w:r>
+        <w:t>结构体变量再将数据封装在</w:t>
+      </w:r>
+      <w:r>
+        <w:t>UDP</w:t>
+      </w:r>
+      <w:r>
+        <w:t>数据包的</w:t>
+      </w:r>
+      <w:r>
+        <w:t>payload</w:t>
+      </w:r>
+      <w:r>
+        <w:t>字段中。</w:t>
+      </w:r>
+      <w:proofErr w:type="spellStart"/>
+      <w:r>
+        <w:t>OpenDDS</w:t>
+      </w:r>
+      <w:proofErr w:type="spellEnd"/>
+      <w:r>
+        <w:t>通过</w:t>
+      </w:r>
+      <w:r>
+        <w:t>UDP</w:t>
+      </w:r>
+      <w:r>
+        <w:t>协</w:t>
+      </w:r>
+      <w:r>
+        <w:lastRenderedPageBreak/>
+        <w:t>议收到数据后，将</w:t>
+      </w:r>
+      <w:r>
+        <w:t>UDP</w:t>
+      </w:r>
+      <w:r>
+        <w:t>的</w:t>
+      </w:r>
+      <w:r>
+        <w:t>payload</w:t>
+      </w:r>
+      <w:r>
+        <w:t>部分解析并还原成结构体类型的数据，然后再通过用户接口传递给上层应用。</w:t>
+      </w:r>
+    </w:p>
+    <w:p>
+      <w:pPr>
+        <w:pStyle w:val="af0"/>
+        <w:numPr>
+          <w:ilvl w:val="0"/>
+          <w:numId w:val="17"/>
+        </w:numPr>
+        <w:ind w:firstLineChars="0"/>
+      </w:pPr>
+      <w:r>
+        <w:rPr>
+          <w:rFonts w:hint="eastAsia"/>
+        </w:rPr>
+        <w:t>数据传输设计</w:t>
+      </w:r>
+    </w:p>
+    <w:p>
+      <w:pPr>
+        <w:ind w:firstLine="480"/>
+      </w:pPr>
+      <w:r>
+        <w:t>基于</w:t>
+      </w:r>
+      <w:proofErr w:type="spellStart"/>
+      <w:r>
+        <w:t>OpenDDS</w:t>
+      </w:r>
+      <w:proofErr w:type="spellEnd"/>
+      <w:r>
+        <w:t>的</w:t>
+      </w:r>
+      <w:r>
+        <w:t>CDN</w:t>
+      </w:r>
+      <w:r>
+        <w:t>加速网络构建完成后，在此网络中的所有</w:t>
+      </w:r>
+      <w:r>
+        <w:t>CDN</w:t>
+      </w:r>
+      <w:r>
+        <w:t>缓存节点都是由</w:t>
+      </w:r>
+      <w:proofErr w:type="spellStart"/>
+      <w:r>
+        <w:t>OpenDDS</w:t>
+      </w:r>
+      <w:proofErr w:type="spellEnd"/>
+      <w:r>
+        <w:t>发布者节点构造的数据转发树中的中间节点来担任，因此本节主要针对用户数据在</w:t>
+      </w:r>
+      <w:r>
+        <w:t>CDN</w:t>
+      </w:r>
+      <w:r>
+        <w:t>加速网络中的传输进行分析和设计。</w:t>
+      </w:r>
+    </w:p>
+    <w:p>
+      <w:pPr>
+        <w:ind w:firstLine="480"/>
+      </w:pPr>
+      <w:r>
+        <w:t>在节点内部的数据转发过程，可以采用一系列的工程上的方式进行实现，例如共享内存的方式或者通过事件触发等。由于每个节点都有对上级节点的订阅，因此每当对上级节点的监听发生触发，即收到了上级节点发送过来的数据时，为了保证数据的完整性和准确性，需立即将其转发给下级节点，即先转发后处理，不为上层提供更改数据的可能性，保证了传输过程中数据的完整性。只有当本节点为所有的下级节点发布完数据后，才再对数据进行读取和处理，从而保证了转发过程中的处理时延的最小化。</w:t>
+      </w:r>
+    </w:p>
+    <w:p>
+      <w:pPr>
+        <w:ind w:firstLine="480"/>
+      </w:pPr>
+      <w:r>
+        <w:t>数据在节点中的操作流程</w:t>
+      </w:r>
+      <w:r>
+        <w:rPr>
+          <w:rFonts w:hint="eastAsia"/>
+        </w:rPr>
+        <w:t>如下图</w:t>
+      </w:r>
+      <w:r>
+        <w:t>所示。</w:t>
+      </w:r>
+    </w:p>
+    <w:p>
+      <w:pPr>
+        <w:keepNext/>
+        <w:ind w:firstLineChars="0" w:firstLine="0"/>
+        <w:jc w:val="center"/>
+      </w:pPr>
+      <w:r>
+        <w:rPr>
+          <w:rFonts w:hint="eastAsia"/>
+          <w:noProof/>
+        </w:rPr>
+        <w:drawing>
+          <wp:inline distT="0" distB="0" distL="0" distR="0">
+            <wp:extent cx="4294617" cy="2856179"/>
+            <wp:effectExtent l="0" t="0" r="0" b="0"/>
+            <wp:docPr id="21" name="图形 21"/>
+            <wp:cNvGraphicFramePr>
+              <a:graphicFrameLocks xmlns:a="http://schemas.openxmlformats.org/drawingml/2006/main" noChangeAspect="1"/>
+            </wp:cNvGraphicFramePr>
+            <a:graphic xmlns:a="http://schemas.openxmlformats.org/drawingml/2006/main">
+              <a:graphicData uri="http://schemas.openxmlformats.org/drawingml/2006/picture">
+                <pic:pic xmlns:pic="http://schemas.openxmlformats.org/drawingml/2006/picture">
+                  <pic:nvPicPr>
+                    <pic:cNvPr id="21" name="绘图6.svg"/>
+                    <pic:cNvPicPr/>
+                  </pic:nvPicPr>
+                  <pic:blipFill>
+                    <a:blip r:embed="rId23">
+                      <a:extLst>
+                        <a:ext uri="{28A0092B-C50C-407E-A947-70E740481C1C}">
+                          <a14:useLocalDpi xmlns:a14="http://schemas.microsoft.com/office/drawing/2010/main" val="0"/>
+                        </a:ext>
+                        <a:ext uri="{96DAC541-7B7A-43D3-8B79-37D633B846F1}">
+                          <asvg:svgBlip xmlns:asvg="http://schemas.microsoft.com/office/drawing/2016/SVG/main" r:embed="rId24"/>
+                        </a:ext>
+                      </a:extLst>
+                    </a:blip>
+                    <a:stretch>
+                      <a:fillRect/>
+                    </a:stretch>
+                  </pic:blipFill>
+                  <pic:spPr>
+                    <a:xfrm>
+                      <a:off x="0" y="0"/>
+                      <a:ext cx="4305370" cy="2863330"/>
+                    </a:xfrm>
+                    <a:prstGeom prst="rect">
+                      <a:avLst/>
+                    </a:prstGeom>
+                  </pic:spPr>
+                </pic:pic>
+              </a:graphicData>
+            </a:graphic>
+          </wp:inline>
+        </w:drawing>
+      </w:r>
+    </w:p>
+    <w:p>
+      <w:pPr>
+        <w:pStyle w:val="a3"/>
+      </w:pPr>
+      <w:r>
+        <w:rPr>
+          <w:rFonts w:hint="eastAsia"/>
+        </w:rPr>
+        <w:t>图</w:t>
+      </w:r>
+      <w:r>
+        <w:rPr>
+          <w:rFonts w:hint="eastAsia"/>
+        </w:rPr>
+        <w:t xml:space="preserve"> </w:t>
+      </w:r>
+      <w:r>
+        <w:fldChar w:fldCharType="begin"/>
+      </w:r>
+      <w:r>
+        <w:instrText xml:space="preserve"> </w:instrText>
+      </w:r>
+      <w:r>
+        <w:rPr>
+          <w:rFonts w:hint="eastAsia"/>
+        </w:rPr>
+        <w:instrText xml:space="preserve">SEQ </w:instrText>
+      </w:r>
+      <w:r>
+        <w:rPr>
+          <w:rFonts w:hint="eastAsia"/>
+        </w:rPr>
+        <w:instrText>图</w:instrText>
+      </w:r>
+      <w:r>
+        <w:rPr>
+          <w:rFonts w:hint="eastAsia"/>
+        </w:rPr>
+        <w:instrText xml:space="preserve"> \* ARABIC</w:instrText>
+      </w:r>
+      <w:r>
+        <w:instrText xml:space="preserve"> </w:instrText>
+      </w:r>
+      <w:r>
+        <w:fldChar w:fldCharType="separate"/>
+      </w:r>
+      <w:r>
+        <w:rPr>
+          <w:noProof/>
+        </w:rPr>
+        <w:t>9</w:t>
+      </w:r>
+      <w:r>
+        <w:fldChar w:fldCharType="end"/>
+      </w:r>
+      <w:r>
+        <w:t xml:space="preserve"> </w:t>
+      </w:r>
+      <w:r>
+        <w:rPr>
+          <w:rFonts w:hint="eastAsia"/>
+        </w:rPr>
+        <w:t>数据在节点中的操作示意图</w:t>
+      </w:r>
+    </w:p>
+    <w:p>
+      <w:pPr>
+        <w:ind w:firstLine="480"/>
+        <w:rPr>
+          <w:rFonts w:hint="eastAsia"/>
+        </w:rPr>
+      </w:pPr>
+      <w:r>
+        <w:rPr>
+          <w:rFonts w:hint="eastAsia"/>
+        </w:rPr>
+        <w:t>上图</w:t>
+      </w:r>
+      <w:r>
+        <w:t>，当用户收到数据时，首先检测用户自身是否是转发节点，其是否是转发节点的判断依据为：判断收到的控制命令中是否含有</w:t>
+      </w:r>
+      <w:proofErr w:type="spellStart"/>
+      <w:r>
+        <w:t>Pubdomain</w:t>
+      </w:r>
+      <w:proofErr w:type="spellEnd"/>
+      <w:r>
+        <w:t>,</w:t>
+      </w:r>
+      <w:r>
+        <w:t>若有，则该节点为缓存节点，否则不是缓存节点。若该节点是缓存节点的话，则将数据先发布给下级订阅者，然后传递给上层应用，否则直接传递给上层应用。通过上述步骤，可以实现数据在</w:t>
+      </w:r>
+      <w:r>
+        <w:t>CDN</w:t>
+      </w:r>
+      <w:r>
+        <w:t>加速网络中的全部的传输，直到网络的每</w:t>
+      </w:r>
+      <w:r>
+        <w:t xml:space="preserve"> </w:t>
+      </w:r>
+      <w:proofErr w:type="gramStart"/>
+      <w:r>
+        <w:t>个</w:t>
+      </w:r>
+      <w:proofErr w:type="gramEnd"/>
+      <w:r>
+        <w:t>节点接收到</w:t>
+      </w:r>
+      <w:r>
+        <w:lastRenderedPageBreak/>
+        <w:t>发布的数据。</w:t>
+      </w:r>
     </w:p>
     <w:p>
       <w:pPr>
@@ -947,27 +4226,45 @@
         <w:rPr>
           <w:rFonts w:hint="eastAsia"/>
         </w:rPr>
-        <w:t xml:space="preserve">4.1.1 </w:t>
-      </w:r>
-      <w:r>
-        <w:rPr>
-          <w:rFonts w:hint="eastAsia"/>
-        </w:rPr>
-        <w:t>总体分层架构设计方法（</w:t>
+        <w:t>4.1.2</w:t>
+      </w:r>
+      <w:r>
+        <w:rPr>
+          <w:rFonts w:hint="eastAsia"/>
+        </w:rPr>
+        <w:t>装置功能融合与模块协同设计方法（功能层融合化：提高系统协同能力）</w:t>
+      </w:r>
+    </w:p>
+    <w:p>
+      <w:pPr>
+        <w:ind w:firstLine="480"/>
+        <w:rPr>
+          <w:rFonts w:hint="eastAsia"/>
+        </w:rPr>
+      </w:pPr>
+      <w:bookmarkStart w:id="0" w:name="_GoBack"/>
+      <w:bookmarkEnd w:id="0"/>
+    </w:p>
+    <w:p>
+      <w:pPr>
+        <w:pStyle w:val="4"/>
+        <w:rPr>
+          <w:rFonts w:hint="default"/>
+        </w:rPr>
+      </w:pPr>
+      <w:r>
+        <w:t xml:space="preserve">4.1.2.1 </w:t>
+      </w:r>
+      <w:r>
+        <w:t>多元感知与智能</w:t>
       </w:r>
       <w:proofErr w:type="gramStart"/>
       <w:r>
-        <w:rPr>
-          <w:rFonts w:hint="eastAsia"/>
-        </w:rPr>
-        <w:t>架构层减量化</w:t>
+        <w:t>研判功能</w:t>
       </w:r>
       <w:proofErr w:type="gramEnd"/>
       <w:r>
-        <w:rPr>
-          <w:rFonts w:hint="eastAsia"/>
-        </w:rPr>
-        <w:t>：减少系统复杂度）</w:t>
+        <w:t>融合</w:t>
       </w:r>
     </w:p>
     <w:p>
@@ -978,69 +4275,10 @@
         </w:rPr>
       </w:pPr>
       <w:r>
-        <w:t xml:space="preserve">4.1.1.1 </w:t>
-      </w:r>
-      <w:r>
-        <w:t>计算资源与外围设备解耦的核心主机分层架构设计方法</w:t>
-      </w:r>
-    </w:p>
-    <w:p>
-      <w:pPr>
-        <w:pStyle w:val="4"/>
-        <w:rPr>
-          <w:rFonts w:hint="default"/>
-        </w:rPr>
-      </w:pPr>
-      <w:r>
-        <w:t xml:space="preserve">4.1.1.2 </w:t>
-      </w:r>
-      <w:r>
-        <w:t>数据流与控制流分离的装置任务协同构架设计方法</w:t>
-      </w:r>
-    </w:p>
-    <w:p>
-      <w:pPr>
-        <w:pStyle w:val="3"/>
-      </w:pPr>
-      <w:r>
-        <w:rPr>
-          <w:rFonts w:hint="eastAsia"/>
-        </w:rPr>
-        <w:t>4.1.2</w:t>
-      </w:r>
-      <w:r>
-        <w:rPr>
-          <w:rFonts w:hint="eastAsia"/>
-        </w:rPr>
-        <w:t>装置功能融合与模块协同设计方法（功能层融合化：提高系统协同能力）</w:t>
-      </w:r>
-    </w:p>
-    <w:p>
-      <w:pPr>
-        <w:pStyle w:val="4"/>
-        <w:rPr>
-          <w:rFonts w:hint="default"/>
-        </w:rPr>
-      </w:pPr>
-      <w:r>
-        <w:t xml:space="preserve">4.1.2.1 </w:t>
-      </w:r>
-      <w:r>
-        <w:t>多元感知与智能研判功能融合方法</w:t>
-      </w:r>
-    </w:p>
-    <w:p>
-      <w:pPr>
-        <w:pStyle w:val="4"/>
-        <w:rPr>
-          <w:rFonts w:hint="default"/>
-        </w:rPr>
-      </w:pPr>
-      <w:r>
         <w:t xml:space="preserve">4.1.2.2 </w:t>
       </w:r>
       <w:r>
-        <w:t>感知、计算与通信功能协同调度方法</w:t>
+        <w:t>感知、计算与通信功能协同调度</w:t>
       </w:r>
     </w:p>
     <w:p>
@@ -1171,150 +4409,150 @@
         <w:rPr>
           <w:rFonts w:hint="eastAsia"/>
         </w:rPr>
+        <w:t xml:space="preserve">4.2 </w:t>
+      </w:r>
+      <w:r>
+        <w:rPr>
+          <w:rFonts w:hint="eastAsia"/>
+        </w:rPr>
+        <w:t>应急单兵装置硬件电路紧凑型集成方法研究</w:t>
+      </w:r>
+    </w:p>
+    <w:p>
+      <w:pPr>
+        <w:pStyle w:val="3"/>
+      </w:pPr>
+      <w:r>
+        <w:rPr>
+          <w:rFonts w:hint="eastAsia"/>
+        </w:rPr>
+        <w:t>4.2.1</w:t>
+      </w:r>
+      <w:r>
+        <w:rPr>
+          <w:rFonts w:hint="eastAsia"/>
+        </w:rPr>
+        <w:t>核心计算电路集成方法研究</w:t>
+      </w:r>
+    </w:p>
+    <w:p>
+      <w:pPr>
+        <w:pStyle w:val="4"/>
+        <w:rPr>
+          <w:rFonts w:hint="default"/>
+        </w:rPr>
+      </w:pPr>
+      <w:r>
+        <w:t xml:space="preserve">4.2.1.1 </w:t>
+      </w:r>
+      <w:r>
+        <w:t>基于异构计算架构的</w:t>
+      </w:r>
+      <w:r>
+        <w:t>SoC</w:t>
+      </w:r>
+      <w:r>
+        <w:t>核心处理单元集成方法</w:t>
+      </w:r>
+    </w:p>
+    <w:p>
+      <w:pPr>
+        <w:pStyle w:val="4"/>
+        <w:rPr>
+          <w:rFonts w:hint="default"/>
+        </w:rPr>
+      </w:pPr>
+      <w:r>
+        <w:t xml:space="preserve">4.2.1.2 </w:t>
+      </w:r>
+      <w:r>
+        <w:t>基于片上外设集成的核心计算电路优化方法</w:t>
+      </w:r>
+    </w:p>
+    <w:p>
+      <w:pPr>
+        <w:pStyle w:val="3"/>
+      </w:pPr>
+      <w:r>
+        <w:rPr>
+          <w:rFonts w:hint="eastAsia"/>
+        </w:rPr>
+        <w:t>4.2.2</w:t>
+      </w:r>
+      <w:r>
+        <w:rPr>
+          <w:rFonts w:hint="eastAsia"/>
+        </w:rPr>
+        <w:t>多层</w:t>
+      </w:r>
+      <w:r>
+        <w:rPr>
+          <w:rFonts w:hint="eastAsia"/>
+        </w:rPr>
+        <w:t>PCB</w:t>
+      </w:r>
+      <w:r>
+        <w:rPr>
+          <w:rFonts w:hint="eastAsia"/>
+        </w:rPr>
+        <w:t>技术的高密度电路布局方法研究</w:t>
+      </w:r>
+    </w:p>
+    <w:p>
+      <w:pPr>
+        <w:pStyle w:val="4"/>
+        <w:rPr>
+          <w:rFonts w:hint="default"/>
+        </w:rPr>
+      </w:pPr>
+      <w:r>
+        <w:t xml:space="preserve">4.2.2.1 </w:t>
+      </w:r>
+      <w:r>
+        <w:t>基于</w:t>
+      </w:r>
+      <w:r>
+        <w:t>HDI</w:t>
+      </w:r>
+      <w:r>
+        <w:t>微孔互连技术的</w:t>
+      </w:r>
+      <w:r>
+        <w:t>PCB</w:t>
+      </w:r>
+      <w:r>
+        <w:t>层层叠结构优化方法</w:t>
+      </w:r>
+    </w:p>
+    <w:p>
+      <w:pPr>
+        <w:pStyle w:val="4"/>
+        <w:rPr>
+          <w:rFonts w:hint="default"/>
+        </w:rPr>
+      </w:pPr>
+      <w:r>
+        <w:t xml:space="preserve">4.2.2.2 </w:t>
+      </w:r>
+      <w:r>
+        <w:t>基于高速信号完整性分析的</w:t>
+      </w:r>
+      <w:r>
+        <w:t>PCB</w:t>
+      </w:r>
+      <w:r>
+        <w:t>布局优化方法</w:t>
+      </w:r>
+    </w:p>
+    <w:p>
+      <w:pPr>
+        <w:pStyle w:val="3"/>
+      </w:pPr>
+      <w:r>
+        <w:rPr>
+          <w:rFonts w:hint="eastAsia"/>
+        </w:rPr>
         <w:lastRenderedPageBreak/>
-        <w:t xml:space="preserve">4.2 </w:t>
-      </w:r>
-      <w:r>
-        <w:rPr>
-          <w:rFonts w:hint="eastAsia"/>
-        </w:rPr>
-        <w:t>应急单兵装置硬件电路紧凑型集成方法研究</w:t>
-      </w:r>
-    </w:p>
-    <w:p>
-      <w:pPr>
-        <w:pStyle w:val="3"/>
-      </w:pPr>
-      <w:r>
-        <w:rPr>
-          <w:rFonts w:hint="eastAsia"/>
-        </w:rPr>
-        <w:t>4.2.1</w:t>
-      </w:r>
-      <w:r>
-        <w:rPr>
-          <w:rFonts w:hint="eastAsia"/>
-        </w:rPr>
-        <w:t>核心计算电路集成方法研究</w:t>
-      </w:r>
-    </w:p>
-    <w:p>
-      <w:pPr>
-        <w:pStyle w:val="4"/>
-        <w:rPr>
-          <w:rFonts w:hint="default"/>
-        </w:rPr>
-      </w:pPr>
-      <w:r>
-        <w:t xml:space="preserve">4.2.1.1 </w:t>
-      </w:r>
-      <w:r>
-        <w:t>基于异构计算架构的</w:t>
-      </w:r>
-      <w:r>
-        <w:t>SoC</w:t>
-      </w:r>
-      <w:r>
-        <w:t>核心处理单元集成方法</w:t>
-      </w:r>
-    </w:p>
-    <w:p>
-      <w:pPr>
-        <w:pStyle w:val="4"/>
-        <w:rPr>
-          <w:rFonts w:hint="default"/>
-        </w:rPr>
-      </w:pPr>
-      <w:r>
-        <w:t xml:space="preserve">4.2.1.2 </w:t>
-      </w:r>
-      <w:r>
-        <w:t>基于片上外设集成的核心计算电路优化方法</w:t>
-      </w:r>
-    </w:p>
-    <w:p>
-      <w:pPr>
-        <w:pStyle w:val="3"/>
-      </w:pPr>
-      <w:r>
-        <w:rPr>
-          <w:rFonts w:hint="eastAsia"/>
-        </w:rPr>
-        <w:t>4.2.2</w:t>
-      </w:r>
-      <w:r>
-        <w:rPr>
-          <w:rFonts w:hint="eastAsia"/>
-        </w:rPr>
-        <w:t>多层</w:t>
-      </w:r>
-      <w:r>
-        <w:rPr>
-          <w:rFonts w:hint="eastAsia"/>
-        </w:rPr>
-        <w:t>PCB</w:t>
-      </w:r>
-      <w:r>
-        <w:rPr>
-          <w:rFonts w:hint="eastAsia"/>
-        </w:rPr>
-        <w:t>技术的高密度电路布局方法研究</w:t>
-      </w:r>
-    </w:p>
-    <w:p>
-      <w:pPr>
-        <w:pStyle w:val="4"/>
-        <w:rPr>
-          <w:rFonts w:hint="default"/>
-        </w:rPr>
-      </w:pPr>
-      <w:r>
-        <w:t xml:space="preserve">4.2.2.1 </w:t>
-      </w:r>
-      <w:r>
-        <w:t>基于</w:t>
-      </w:r>
-      <w:r>
-        <w:t>HDI</w:t>
-      </w:r>
-      <w:r>
-        <w:t>微孔互连技术的</w:t>
-      </w:r>
-      <w:r>
-        <w:t>PCB</w:t>
-      </w:r>
-      <w:r>
-        <w:t>层层叠结构优化方法</w:t>
-      </w:r>
-    </w:p>
-    <w:p>
-      <w:pPr>
-        <w:pStyle w:val="4"/>
-        <w:rPr>
-          <w:rFonts w:hint="default"/>
-        </w:rPr>
-      </w:pPr>
-      <w:r>
-        <w:t xml:space="preserve">4.2.2.2 </w:t>
-      </w:r>
-      <w:r>
-        <w:t>基于高速信号完整性分析的</w:t>
-      </w:r>
-      <w:r>
-        <w:t>PCB</w:t>
-      </w:r>
-      <w:r>
-        <w:t>布局优化方法</w:t>
-      </w:r>
-    </w:p>
-    <w:p>
-      <w:pPr>
-        <w:pStyle w:val="3"/>
-      </w:pPr>
-      <w:r>
-        <w:rPr>
-          <w:rFonts w:hint="eastAsia"/>
-        </w:rPr>
         <w:t xml:space="preserve">4.2.3 </w:t>
       </w:r>
       <w:r>
@@ -1477,6 +4715,9 @@
         </w:rPr>
       </w:pPr>
       <w:r>
+        <w:t>S</w:t>
+      </w:r>
+      <w:r>
         <w:t xml:space="preserve">4.3.1.4 </w:t>
       </w:r>
       <w:r>
@@ -1553,9 +4794,11 @@
     <w:p>
       <w:pPr>
         <w:pStyle w:val="4"/>
-      </w:pPr>
-      <w:r>
-        <w:lastRenderedPageBreak/>
+        <w:rPr>
+          <w:rFonts w:hint="default"/>
+        </w:rPr>
+      </w:pPr>
+      <w:r>
         <w:t>4.3.2.</w:t>
       </w:r>
       <w:r>
@@ -1599,12 +4842,7 @@
         <w:t xml:space="preserve"> </w:t>
       </w:r>
       <w:r>
-        <w:t>基于参数</w:t>
-      </w:r>
-      <w:bookmarkStart w:id="0" w:name="_GoBack"/>
-      <w:bookmarkEnd w:id="0"/>
-      <w:r>
-        <w:t>量化的模型存储压缩与推理加速</w:t>
+        <w:t>基于参数量化的模型存储压缩与推理加速</w:t>
       </w:r>
     </w:p>
     <w:p>
@@ -1710,6 +4948,7 @@
         </w:rPr>
       </w:pPr>
       <w:r>
+        <w:lastRenderedPageBreak/>
         <w:t xml:space="preserve">4.4.1.3 </w:t>
       </w:r>
       <w:r>
@@ -1944,7 +5183,6 @@
         </w:rPr>
       </w:pPr>
       <w:r>
-        <w:lastRenderedPageBreak/>
         <w:t xml:space="preserve">4.5.3.2 </w:t>
       </w:r>
       <w:r>
@@ -2019,12 +5257,12 @@
       </w:r>
     </w:p>
     <w:sectPr>
-      <w:headerReference w:type="even" r:id="rId9"/>
-      <w:headerReference w:type="default" r:id="rId10"/>
-      <w:footerReference w:type="even" r:id="rId11"/>
-      <w:footerReference w:type="default" r:id="rId12"/>
-      <w:headerReference w:type="first" r:id="rId13"/>
-      <w:footerReference w:type="first" r:id="rId14"/>
+      <w:headerReference w:type="even" r:id="rId25"/>
+      <w:headerReference w:type="default" r:id="rId26"/>
+      <w:footerReference w:type="even" r:id="rId27"/>
+      <w:footerReference w:type="default" r:id="rId28"/>
+      <w:headerReference w:type="first" r:id="rId29"/>
+      <w:footerReference w:type="first" r:id="rId30"/>
       <w:pgSz w:w="11906" w:h="16838"/>
       <w:pgMar w:top="1440" w:right="1800" w:bottom="1440" w:left="1800" w:header="567" w:footer="992" w:gutter="0"/>
       <w:cols w:space="0"/>
@@ -2065,7 +5303,7 @@
 <w:ftr xmlns:wpc="http://schemas.microsoft.com/office/word/2010/wordprocessingCanvas" xmlns:cx="http://schemas.microsoft.com/office/drawing/2014/chartex" xmlns:cx1="http://schemas.microsoft.com/office/drawing/2015/9/8/chartex" xmlns:cx2="http://schemas.microsoft.com/office/drawing/2015/10/21/chartex" xmlns:cx3="http://schemas.microsoft.com/office/drawing/2016/5/9/chartex" xmlns:cx4="http://schemas.microsoft.com/office/drawing/2016/5/10/chartex" xmlns:cx5="http://schemas.microsoft.com/office/drawing/2016/5/11/chartex" xmlns:cx6="http://schemas.microsoft.com/office/drawing/2016/5/12/chartex" xmlns:cx7="http://schemas.microsoft.com/office/drawing/2016/5/13/chartex" xmlns:cx8="http://schemas.microsoft.com/office/drawing/2016/5/14/chartex" xmlns:mc="http://schemas.openxmlformats.org/markup-compatibility/2006" xmlns:aink="http://schemas.microsoft.com/office/drawing/2016/ink" xmlns:am3d="http://schemas.microsoft.com/office/drawing/2017/model3d" xmlns:o="urn:schemas-microsoft-com:office:office" xmlns:r="http://schemas.openxmlformats.org/officeDocument/2006/relationships" xmlns:m="http://schemas.openxmlformats.org/officeDocument/2006/math" xmlns:v="urn:schemas-microsoft-com:vml" xmlns:wp14="http://schemas.microsoft.com/office/word/2010/wordprocessingDrawing" xmlns:wp="http://schemas.openxmlformats.org/drawingml/2006/wordprocessingDrawing" xmlns:w10="urn:schemas-microsoft-com:office:word" xmlns:w="http://schemas.openxmlformats.org/wordprocessingml/2006/main" xmlns:w14="http://schemas.microsoft.com/office/word/2010/wordml" xmlns:w15="http://schemas.microsoft.com/office/word/2012/wordml" xmlns:w16cid="http://schemas.microsoft.com/office/word/2016/wordml/cid" xmlns:w16se="http://schemas.microsoft.com/office/word/2015/wordml/symex" xmlns:wpg="http://schemas.microsoft.com/office/word/2010/wordprocessingGroup" xmlns:wpi="http://schemas.microsoft.com/office/word/2010/wordprocessingInk" xmlns:wne="http://schemas.microsoft.com/office/word/2006/wordml" xmlns:wps="http://schemas.microsoft.com/office/word/2010/wordprocessingShape" mc:Ignorable="w14 w15 w16se w16cid wp14">
   <w:p>
     <w:pPr>
-      <w:pStyle w:val="a7"/>
+      <w:pStyle w:val="a8"/>
       <w:ind w:firstLine="360"/>
     </w:pPr>
   </w:p>
@@ -2076,7 +5314,7 @@
 <w:ftr xmlns:wpc="http://schemas.microsoft.com/office/word/2010/wordprocessingCanvas" xmlns:cx="http://schemas.microsoft.com/office/drawing/2014/chartex" xmlns:cx1="http://schemas.microsoft.com/office/drawing/2015/9/8/chartex" xmlns:cx2="http://schemas.microsoft.com/office/drawing/2015/10/21/chartex" xmlns:cx3="http://schemas.microsoft.com/office/drawing/2016/5/9/chartex" xmlns:cx4="http://schemas.microsoft.com/office/drawing/2016/5/10/chartex" xmlns:cx5="http://schemas.microsoft.com/office/drawing/2016/5/11/chartex" xmlns:cx6="http://schemas.microsoft.com/office/drawing/2016/5/12/chartex" xmlns:cx7="http://schemas.microsoft.com/office/drawing/2016/5/13/chartex" xmlns:cx8="http://schemas.microsoft.com/office/drawing/2016/5/14/chartex" xmlns:mc="http://schemas.openxmlformats.org/markup-compatibility/2006" xmlns:aink="http://schemas.microsoft.com/office/drawing/2016/ink" xmlns:am3d="http://schemas.microsoft.com/office/drawing/2017/model3d" xmlns:o="urn:schemas-microsoft-com:office:office" xmlns:r="http://schemas.openxmlformats.org/officeDocument/2006/relationships" xmlns:m="http://schemas.openxmlformats.org/officeDocument/2006/math" xmlns:v="urn:schemas-microsoft-com:vml" xmlns:wp14="http://schemas.microsoft.com/office/word/2010/wordprocessingDrawing" xmlns:wp="http://schemas.openxmlformats.org/drawingml/2006/wordprocessingDrawing" xmlns:w10="urn:schemas-microsoft-com:office:word" xmlns:w="http://schemas.openxmlformats.org/wordprocessingml/2006/main" xmlns:w14="http://schemas.microsoft.com/office/word/2010/wordml" xmlns:w15="http://schemas.microsoft.com/office/word/2012/wordml" xmlns:w16cid="http://schemas.microsoft.com/office/word/2016/wordml/cid" xmlns:w16se="http://schemas.microsoft.com/office/word/2015/wordml/symex" xmlns:wpg="http://schemas.microsoft.com/office/word/2010/wordprocessingGroup" xmlns:wpi="http://schemas.microsoft.com/office/word/2010/wordprocessingInk" xmlns:wne="http://schemas.microsoft.com/office/word/2006/wordml" xmlns:wps="http://schemas.microsoft.com/office/word/2010/wordprocessingShape" mc:Ignorable="w14 w15 w16se w16cid wp14">
   <w:p>
     <w:pPr>
-      <w:pStyle w:val="a7"/>
+      <w:pStyle w:val="a8"/>
       <w:ind w:firstLine="360"/>
     </w:pPr>
     <w:r>
@@ -2134,7 +5372,7 @@
                       <w:txbxContent>
                         <w:p>
                           <w:pPr>
-                            <w:pStyle w:val="a7"/>
+                            <w:pStyle w:val="a8"/>
                             <w:ind w:firstLine="360"/>
                           </w:pPr>
                           <w:r>
@@ -2175,7 +5413,7 @@
                 <w:txbxContent>
                   <w:p>
                     <w:pPr>
-                      <w:pStyle w:val="a7"/>
+                      <w:pStyle w:val="a8"/>
                       <w:ind w:firstLine="360"/>
                     </w:pPr>
                     <w:r>
@@ -2210,7 +5448,7 @@
 <w:ftr xmlns:wpc="http://schemas.microsoft.com/office/word/2010/wordprocessingCanvas" xmlns:cx="http://schemas.microsoft.com/office/drawing/2014/chartex" xmlns:cx1="http://schemas.microsoft.com/office/drawing/2015/9/8/chartex" xmlns:cx2="http://schemas.microsoft.com/office/drawing/2015/10/21/chartex" xmlns:cx3="http://schemas.microsoft.com/office/drawing/2016/5/9/chartex" xmlns:cx4="http://schemas.microsoft.com/office/drawing/2016/5/10/chartex" xmlns:cx5="http://schemas.microsoft.com/office/drawing/2016/5/11/chartex" xmlns:cx6="http://schemas.microsoft.com/office/drawing/2016/5/12/chartex" xmlns:cx7="http://schemas.microsoft.com/office/drawing/2016/5/13/chartex" xmlns:cx8="http://schemas.microsoft.com/office/drawing/2016/5/14/chartex" xmlns:mc="http://schemas.openxmlformats.org/markup-compatibility/2006" xmlns:aink="http://schemas.microsoft.com/office/drawing/2016/ink" xmlns:am3d="http://schemas.microsoft.com/office/drawing/2017/model3d" xmlns:o="urn:schemas-microsoft-com:office:office" xmlns:r="http://schemas.openxmlformats.org/officeDocument/2006/relationships" xmlns:m="http://schemas.openxmlformats.org/officeDocument/2006/math" xmlns:v="urn:schemas-microsoft-com:vml" xmlns:wp14="http://schemas.microsoft.com/office/word/2010/wordprocessingDrawing" xmlns:wp="http://schemas.openxmlformats.org/drawingml/2006/wordprocessingDrawing" xmlns:w10="urn:schemas-microsoft-com:office:word" xmlns:w="http://schemas.openxmlformats.org/wordprocessingml/2006/main" xmlns:w14="http://schemas.microsoft.com/office/word/2010/wordml" xmlns:w15="http://schemas.microsoft.com/office/word/2012/wordml" xmlns:w16cid="http://schemas.microsoft.com/office/word/2016/wordml/cid" xmlns:w16se="http://schemas.microsoft.com/office/word/2015/wordml/symex" xmlns:wpg="http://schemas.microsoft.com/office/word/2010/wordprocessingGroup" xmlns:wpi="http://schemas.microsoft.com/office/word/2010/wordprocessingInk" xmlns:wne="http://schemas.microsoft.com/office/word/2006/wordml" xmlns:wps="http://schemas.microsoft.com/office/word/2010/wordprocessingShape" mc:Ignorable="w14 w15 w16se w16cid wp14">
   <w:p>
     <w:pPr>
-      <w:pStyle w:val="a7"/>
+      <w:pStyle w:val="a8"/>
       <w:ind w:firstLine="360"/>
     </w:pPr>
   </w:p>
@@ -2246,7 +5484,7 @@
 <w:hdr xmlns:wpc="http://schemas.microsoft.com/office/word/2010/wordprocessingCanvas" xmlns:cx="http://schemas.microsoft.com/office/drawing/2014/chartex" xmlns:cx1="http://schemas.microsoft.com/office/drawing/2015/9/8/chartex" xmlns:cx2="http://schemas.microsoft.com/office/drawing/2015/10/21/chartex" xmlns:cx3="http://schemas.microsoft.com/office/drawing/2016/5/9/chartex" xmlns:cx4="http://schemas.microsoft.com/office/drawing/2016/5/10/chartex" xmlns:cx5="http://schemas.microsoft.com/office/drawing/2016/5/11/chartex" xmlns:cx6="http://schemas.microsoft.com/office/drawing/2016/5/12/chartex" xmlns:cx7="http://schemas.microsoft.com/office/drawing/2016/5/13/chartex" xmlns:cx8="http://schemas.microsoft.com/office/drawing/2016/5/14/chartex" xmlns:mc="http://schemas.openxmlformats.org/markup-compatibility/2006" xmlns:aink="http://schemas.microsoft.com/office/drawing/2016/ink" xmlns:am3d="http://schemas.microsoft.com/office/drawing/2017/model3d" xmlns:o="urn:schemas-microsoft-com:office:office" xmlns:r="http://schemas.openxmlformats.org/officeDocument/2006/relationships" xmlns:m="http://schemas.openxmlformats.org/officeDocument/2006/math" xmlns:v="urn:schemas-microsoft-com:vml" xmlns:wp14="http://schemas.microsoft.com/office/word/2010/wordprocessingDrawing" xmlns:wp="http://schemas.openxmlformats.org/drawingml/2006/wordprocessingDrawing" xmlns:w10="urn:schemas-microsoft-com:office:word" xmlns:w="http://schemas.openxmlformats.org/wordprocessingml/2006/main" xmlns:w14="http://schemas.microsoft.com/office/word/2010/wordml" xmlns:w15="http://schemas.microsoft.com/office/word/2012/wordml" xmlns:w16cid="http://schemas.microsoft.com/office/word/2016/wordml/cid" xmlns:w16se="http://schemas.microsoft.com/office/word/2015/wordml/symex" xmlns:wpg="http://schemas.microsoft.com/office/word/2010/wordprocessingGroup" xmlns:wpi="http://schemas.microsoft.com/office/word/2010/wordprocessingInk" xmlns:wne="http://schemas.microsoft.com/office/word/2006/wordml" xmlns:wps="http://schemas.microsoft.com/office/word/2010/wordprocessingShape" mc:Ignorable="w14 w15 w16se w16cid wp14">
   <w:p>
     <w:pPr>
-      <w:pStyle w:val="a8"/>
+      <w:pStyle w:val="a9"/>
       <w:ind w:firstLine="360"/>
     </w:pPr>
   </w:p>
@@ -2257,7 +5495,7 @@
 <w:hdr xmlns:wpc="http://schemas.microsoft.com/office/word/2010/wordprocessingCanvas" xmlns:cx="http://schemas.microsoft.com/office/drawing/2014/chartex" xmlns:cx1="http://schemas.microsoft.com/office/drawing/2015/9/8/chartex" xmlns:cx2="http://schemas.microsoft.com/office/drawing/2015/10/21/chartex" xmlns:cx3="http://schemas.microsoft.com/office/drawing/2016/5/9/chartex" xmlns:cx4="http://schemas.microsoft.com/office/drawing/2016/5/10/chartex" xmlns:cx5="http://schemas.microsoft.com/office/drawing/2016/5/11/chartex" xmlns:cx6="http://schemas.microsoft.com/office/drawing/2016/5/12/chartex" xmlns:cx7="http://schemas.microsoft.com/office/drawing/2016/5/13/chartex" xmlns:cx8="http://schemas.microsoft.com/office/drawing/2016/5/14/chartex" xmlns:mc="http://schemas.openxmlformats.org/markup-compatibility/2006" xmlns:aink="http://schemas.microsoft.com/office/drawing/2016/ink" xmlns:am3d="http://schemas.microsoft.com/office/drawing/2017/model3d" xmlns:o="urn:schemas-microsoft-com:office:office" xmlns:r="http://schemas.openxmlformats.org/officeDocument/2006/relationships" xmlns:m="http://schemas.openxmlformats.org/officeDocument/2006/math" xmlns:v="urn:schemas-microsoft-com:vml" xmlns:wp14="http://schemas.microsoft.com/office/word/2010/wordprocessingDrawing" xmlns:wp="http://schemas.openxmlformats.org/drawingml/2006/wordprocessingDrawing" xmlns:w10="urn:schemas-microsoft-com:office:word" xmlns:w="http://schemas.openxmlformats.org/wordprocessingml/2006/main" xmlns:w14="http://schemas.microsoft.com/office/word/2010/wordml" xmlns:w15="http://schemas.microsoft.com/office/word/2012/wordml" xmlns:w16cid="http://schemas.microsoft.com/office/word/2016/wordml/cid" xmlns:w16se="http://schemas.microsoft.com/office/word/2015/wordml/symex" xmlns:wpg="http://schemas.microsoft.com/office/word/2010/wordprocessingGroup" xmlns:wpi="http://schemas.microsoft.com/office/word/2010/wordprocessingInk" xmlns:wne="http://schemas.microsoft.com/office/word/2006/wordml" xmlns:wps="http://schemas.microsoft.com/office/word/2010/wordprocessingShape" mc:Ignorable="w14 w15 w16se w16cid wp14">
   <w:p>
     <w:pPr>
-      <w:pStyle w:val="a8"/>
+      <w:pStyle w:val="a9"/>
       <w:pBdr>
         <w:bottom w:val="threeDEngrave" w:sz="18" w:space="1" w:color="9B0D14"/>
       </w:pBdr>
@@ -2351,7 +5589,7 @@
 <w:hdr xmlns:wpc="http://schemas.microsoft.com/office/word/2010/wordprocessingCanvas" xmlns:cx="http://schemas.microsoft.com/office/drawing/2014/chartex" xmlns:cx1="http://schemas.microsoft.com/office/drawing/2015/9/8/chartex" xmlns:cx2="http://schemas.microsoft.com/office/drawing/2015/10/21/chartex" xmlns:cx3="http://schemas.microsoft.com/office/drawing/2016/5/9/chartex" xmlns:cx4="http://schemas.microsoft.com/office/drawing/2016/5/10/chartex" xmlns:cx5="http://schemas.microsoft.com/office/drawing/2016/5/11/chartex" xmlns:cx6="http://schemas.microsoft.com/office/drawing/2016/5/12/chartex" xmlns:cx7="http://schemas.microsoft.com/office/drawing/2016/5/13/chartex" xmlns:cx8="http://schemas.microsoft.com/office/drawing/2016/5/14/chartex" xmlns:mc="http://schemas.openxmlformats.org/markup-compatibility/2006" xmlns:aink="http://schemas.microsoft.com/office/drawing/2016/ink" xmlns:am3d="http://schemas.microsoft.com/office/drawing/2017/model3d" xmlns:o="urn:schemas-microsoft-com:office:office" xmlns:r="http://schemas.openxmlformats.org/officeDocument/2006/relationships" xmlns:m="http://schemas.openxmlformats.org/officeDocument/2006/math" xmlns:v="urn:schemas-microsoft-com:vml" xmlns:wp14="http://schemas.microsoft.com/office/word/2010/wordprocessingDrawing" xmlns:wp="http://schemas.openxmlformats.org/drawingml/2006/wordprocessingDrawing" xmlns:w10="urn:schemas-microsoft-com:office:word" xmlns:w="http://schemas.openxmlformats.org/wordprocessingml/2006/main" xmlns:w14="http://schemas.microsoft.com/office/word/2010/wordml" xmlns:w15="http://schemas.microsoft.com/office/word/2012/wordml" xmlns:w16cid="http://schemas.microsoft.com/office/word/2016/wordml/cid" xmlns:w16se="http://schemas.microsoft.com/office/word/2015/wordml/symex" xmlns:wpg="http://schemas.microsoft.com/office/word/2010/wordprocessingGroup" xmlns:wpi="http://schemas.microsoft.com/office/word/2010/wordprocessingInk" xmlns:wne="http://schemas.microsoft.com/office/word/2006/wordml" xmlns:wps="http://schemas.microsoft.com/office/word/2010/wordprocessingShape" mc:Ignorable="w14 w15 w16se w16cid wp14">
   <w:p>
     <w:pPr>
-      <w:pStyle w:val="a8"/>
+      <w:pStyle w:val="a9"/>
       <w:ind w:firstLine="360"/>
     </w:pPr>
   </w:p>
@@ -2377,6 +5615,369 @@
     </w:lvl>
   </w:abstractNum>
   <w:abstractNum w:abstractNumId="1" w15:restartNumberingAfterBreak="0">
+    <w:nsid w:val="FFFFFF7C"/>
+    <w:multiLevelType w:val="singleLevel"/>
+    <w:tmpl w:val="A9B4DF40"/>
+    <w:lvl w:ilvl="0">
+      <w:start w:val="1"/>
+      <w:numFmt w:val="decimal"/>
+      <w:lvlText w:val="%1."/>
+      <w:lvlJc w:val="left"/>
+      <w:pPr>
+        <w:tabs>
+          <w:tab w:val="num" w:pos="2040"/>
+        </w:tabs>
+        <w:ind w:leftChars="800" w:left="2040" w:hangingChars="200" w:hanging="360"/>
+      </w:pPr>
+    </w:lvl>
+  </w:abstractNum>
+  <w:abstractNum w:abstractNumId="2" w15:restartNumberingAfterBreak="0">
+    <w:nsid w:val="FFFFFF7D"/>
+    <w:multiLevelType w:val="singleLevel"/>
+    <w:tmpl w:val="4A2A946E"/>
+    <w:lvl w:ilvl="0">
+      <w:start w:val="1"/>
+      <w:numFmt w:val="decimal"/>
+      <w:lvlText w:val="%1."/>
+      <w:lvlJc w:val="left"/>
+      <w:pPr>
+        <w:tabs>
+          <w:tab w:val="num" w:pos="1620"/>
+        </w:tabs>
+        <w:ind w:leftChars="600" w:left="1620" w:hangingChars="200" w:hanging="360"/>
+      </w:pPr>
+    </w:lvl>
+  </w:abstractNum>
+  <w:abstractNum w:abstractNumId="3" w15:restartNumberingAfterBreak="0">
+    <w:nsid w:val="FFFFFF7E"/>
+    <w:multiLevelType w:val="singleLevel"/>
+    <w:tmpl w:val="838AD740"/>
+    <w:lvl w:ilvl="0">
+      <w:start w:val="1"/>
+      <w:numFmt w:val="decimal"/>
+      <w:lvlText w:val="%1."/>
+      <w:lvlJc w:val="left"/>
+      <w:pPr>
+        <w:tabs>
+          <w:tab w:val="num" w:pos="1200"/>
+        </w:tabs>
+        <w:ind w:leftChars="400" w:left="1200" w:hangingChars="200" w:hanging="360"/>
+      </w:pPr>
+    </w:lvl>
+  </w:abstractNum>
+  <w:abstractNum w:abstractNumId="4" w15:restartNumberingAfterBreak="0">
+    <w:nsid w:val="FFFFFF7F"/>
+    <w:multiLevelType w:val="singleLevel"/>
+    <w:tmpl w:val="4BA08FC2"/>
+    <w:lvl w:ilvl="0">
+      <w:start w:val="1"/>
+      <w:numFmt w:val="decimal"/>
+      <w:lvlText w:val="%1."/>
+      <w:lvlJc w:val="left"/>
+      <w:pPr>
+        <w:tabs>
+          <w:tab w:val="num" w:pos="780"/>
+        </w:tabs>
+        <w:ind w:leftChars="200" w:left="780" w:hangingChars="200" w:hanging="360"/>
+      </w:pPr>
+    </w:lvl>
+  </w:abstractNum>
+  <w:abstractNum w:abstractNumId="5" w15:restartNumberingAfterBreak="0">
+    <w:nsid w:val="FFFFFF80"/>
+    <w:multiLevelType w:val="singleLevel"/>
+    <w:tmpl w:val="4FDE8A58"/>
+    <w:lvl w:ilvl="0">
+      <w:start w:val="1"/>
+      <w:numFmt w:val="bullet"/>
+      <w:lvlText w:val=""/>
+      <w:lvlJc w:val="left"/>
+      <w:pPr>
+        <w:tabs>
+          <w:tab w:val="num" w:pos="2040"/>
+        </w:tabs>
+        <w:ind w:leftChars="800" w:left="2040" w:hangingChars="200" w:hanging="360"/>
+      </w:pPr>
+      <w:rPr>
+        <w:rFonts w:ascii="Wingdings" w:hAnsi="Wingdings" w:hint="default"/>
+      </w:rPr>
+    </w:lvl>
+  </w:abstractNum>
+  <w:abstractNum w:abstractNumId="6" w15:restartNumberingAfterBreak="0">
+    <w:nsid w:val="FFFFFF81"/>
+    <w:multiLevelType w:val="singleLevel"/>
+    <w:tmpl w:val="B6929784"/>
+    <w:lvl w:ilvl="0">
+      <w:start w:val="1"/>
+      <w:numFmt w:val="bullet"/>
+      <w:lvlText w:val=""/>
+      <w:lvlJc w:val="left"/>
+      <w:pPr>
+        <w:tabs>
+          <w:tab w:val="num" w:pos="1620"/>
+        </w:tabs>
+        <w:ind w:leftChars="600" w:left="1620" w:hangingChars="200" w:hanging="360"/>
+      </w:pPr>
+      <w:rPr>
+        <w:rFonts w:ascii="Wingdings" w:hAnsi="Wingdings" w:hint="default"/>
+      </w:rPr>
+    </w:lvl>
+  </w:abstractNum>
+  <w:abstractNum w:abstractNumId="7" w15:restartNumberingAfterBreak="0">
+    <w:nsid w:val="FFFFFF82"/>
+    <w:multiLevelType w:val="singleLevel"/>
+    <w:tmpl w:val="8F66DE16"/>
+    <w:lvl w:ilvl="0">
+      <w:start w:val="1"/>
+      <w:numFmt w:val="bullet"/>
+      <w:lvlText w:val=""/>
+      <w:lvlJc w:val="left"/>
+      <w:pPr>
+        <w:tabs>
+          <w:tab w:val="num" w:pos="1200"/>
+        </w:tabs>
+        <w:ind w:leftChars="400" w:left="1200" w:hangingChars="200" w:hanging="360"/>
+      </w:pPr>
+      <w:rPr>
+        <w:rFonts w:ascii="Wingdings" w:hAnsi="Wingdings" w:hint="default"/>
+      </w:rPr>
+    </w:lvl>
+  </w:abstractNum>
+  <w:abstractNum w:abstractNumId="8" w15:restartNumberingAfterBreak="0">
+    <w:nsid w:val="FFFFFF83"/>
+    <w:multiLevelType w:val="singleLevel"/>
+    <w:tmpl w:val="89F4E0B8"/>
+    <w:lvl w:ilvl="0">
+      <w:start w:val="1"/>
+      <w:numFmt w:val="bullet"/>
+      <w:lvlText w:val=""/>
+      <w:lvlJc w:val="left"/>
+      <w:pPr>
+        <w:tabs>
+          <w:tab w:val="num" w:pos="780"/>
+        </w:tabs>
+        <w:ind w:leftChars="200" w:left="780" w:hangingChars="200" w:hanging="360"/>
+      </w:pPr>
+      <w:rPr>
+        <w:rFonts w:ascii="Wingdings" w:hAnsi="Wingdings" w:hint="default"/>
+      </w:rPr>
+    </w:lvl>
+  </w:abstractNum>
+  <w:abstractNum w:abstractNumId="9" w15:restartNumberingAfterBreak="0">
+    <w:nsid w:val="FFFFFF88"/>
+    <w:multiLevelType w:val="singleLevel"/>
+    <w:tmpl w:val="8F3EAC9C"/>
+    <w:lvl w:ilvl="0">
+      <w:start w:val="1"/>
+      <w:numFmt w:val="decimal"/>
+      <w:lvlText w:val="%1."/>
+      <w:lvlJc w:val="left"/>
+      <w:pPr>
+        <w:tabs>
+          <w:tab w:val="num" w:pos="360"/>
+        </w:tabs>
+        <w:ind w:left="360" w:hangingChars="200" w:hanging="360"/>
+      </w:pPr>
+    </w:lvl>
+  </w:abstractNum>
+  <w:abstractNum w:abstractNumId="10" w15:restartNumberingAfterBreak="0">
+    <w:nsid w:val="FFFFFF89"/>
+    <w:multiLevelType w:val="singleLevel"/>
+    <w:tmpl w:val="2E7CB68C"/>
+    <w:lvl w:ilvl="0">
+      <w:start w:val="1"/>
+      <w:numFmt w:val="bullet"/>
+      <w:lvlText w:val=""/>
+      <w:lvlJc w:val="left"/>
+      <w:pPr>
+        <w:tabs>
+          <w:tab w:val="num" w:pos="360"/>
+        </w:tabs>
+        <w:ind w:left="360" w:hangingChars="200" w:hanging="360"/>
+      </w:pPr>
+      <w:rPr>
+        <w:rFonts w:ascii="Wingdings" w:hAnsi="Wingdings" w:hint="default"/>
+      </w:rPr>
+    </w:lvl>
+  </w:abstractNum>
+  <w:abstractNum w:abstractNumId="11" w15:restartNumberingAfterBreak="0">
+    <w:nsid w:val="11692A79"/>
+    <w:multiLevelType w:val="hybridMultilevel"/>
+    <w:tmpl w:val="4470D254"/>
+    <w:lvl w:ilvl="0" w:tplc="6410378C">
+      <w:start w:val="1"/>
+      <w:numFmt w:val="decimal"/>
+      <w:lvlText w:val="（%1）"/>
+      <w:lvlJc w:val="left"/>
+      <w:pPr>
+        <w:ind w:left="720" w:hanging="720"/>
+      </w:pPr>
+      <w:rPr>
+        <w:rFonts w:hint="default"/>
+      </w:rPr>
+    </w:lvl>
+    <w:lvl w:ilvl="1" w:tplc="04090019" w:tentative="1">
+      <w:start w:val="1"/>
+      <w:numFmt w:val="lowerLetter"/>
+      <w:lvlText w:val="%2)"/>
+      <w:lvlJc w:val="left"/>
+      <w:pPr>
+        <w:ind w:left="840" w:hanging="420"/>
+      </w:pPr>
+    </w:lvl>
+    <w:lvl w:ilvl="2" w:tplc="0409001B" w:tentative="1">
+      <w:start w:val="1"/>
+      <w:numFmt w:val="lowerRoman"/>
+      <w:lvlText w:val="%3."/>
+      <w:lvlJc w:val="right"/>
+      <w:pPr>
+        <w:ind w:left="1260" w:hanging="420"/>
+      </w:pPr>
+    </w:lvl>
+    <w:lvl w:ilvl="3" w:tplc="0409000F" w:tentative="1">
+      <w:start w:val="1"/>
+      <w:numFmt w:val="decimal"/>
+      <w:lvlText w:val="%4."/>
+      <w:lvlJc w:val="left"/>
+      <w:pPr>
+        <w:ind w:left="1680" w:hanging="420"/>
+      </w:pPr>
+    </w:lvl>
+    <w:lvl w:ilvl="4" w:tplc="04090019" w:tentative="1">
+      <w:start w:val="1"/>
+      <w:numFmt w:val="lowerLetter"/>
+      <w:lvlText w:val="%5)"/>
+      <w:lvlJc w:val="left"/>
+      <w:pPr>
+        <w:ind w:left="2100" w:hanging="420"/>
+      </w:pPr>
+    </w:lvl>
+    <w:lvl w:ilvl="5" w:tplc="0409001B" w:tentative="1">
+      <w:start w:val="1"/>
+      <w:numFmt w:val="lowerRoman"/>
+      <w:lvlText w:val="%6."/>
+      <w:lvlJc w:val="right"/>
+      <w:pPr>
+        <w:ind w:left="2520" w:hanging="420"/>
+      </w:pPr>
+    </w:lvl>
+    <w:lvl w:ilvl="6" w:tplc="0409000F" w:tentative="1">
+      <w:start w:val="1"/>
+      <w:numFmt w:val="decimal"/>
+      <w:lvlText w:val="%7."/>
+      <w:lvlJc w:val="left"/>
+      <w:pPr>
+        <w:ind w:left="2940" w:hanging="420"/>
+      </w:pPr>
+    </w:lvl>
+    <w:lvl w:ilvl="7" w:tplc="04090019" w:tentative="1">
+      <w:start w:val="1"/>
+      <w:numFmt w:val="lowerLetter"/>
+      <w:lvlText w:val="%8)"/>
+      <w:lvlJc w:val="left"/>
+      <w:pPr>
+        <w:ind w:left="3360" w:hanging="420"/>
+      </w:pPr>
+    </w:lvl>
+    <w:lvl w:ilvl="8" w:tplc="0409001B" w:tentative="1">
+      <w:start w:val="1"/>
+      <w:numFmt w:val="lowerRoman"/>
+      <w:lvlText w:val="%9."/>
+      <w:lvlJc w:val="right"/>
+      <w:pPr>
+        <w:ind w:left="3780" w:hanging="420"/>
+      </w:pPr>
+    </w:lvl>
+  </w:abstractNum>
+  <w:abstractNum w:abstractNumId="12" w15:restartNumberingAfterBreak="0">
+    <w:nsid w:val="154073FB"/>
+    <w:multiLevelType w:val="hybridMultilevel"/>
+    <w:tmpl w:val="7B1EBF70"/>
+    <w:lvl w:ilvl="0" w:tplc="3320BF4C">
+      <w:start w:val="1"/>
+      <w:numFmt w:val="decimal"/>
+      <w:lvlText w:val="（%1）"/>
+      <w:lvlJc w:val="left"/>
+      <w:pPr>
+        <w:ind w:left="1200" w:hanging="720"/>
+      </w:pPr>
+      <w:rPr>
+        <w:rFonts w:hint="default"/>
+      </w:rPr>
+    </w:lvl>
+    <w:lvl w:ilvl="1" w:tplc="04090019" w:tentative="1">
+      <w:start w:val="1"/>
+      <w:numFmt w:val="lowerLetter"/>
+      <w:lvlText w:val="%2)"/>
+      <w:lvlJc w:val="left"/>
+      <w:pPr>
+        <w:ind w:left="1320" w:hanging="420"/>
+      </w:pPr>
+    </w:lvl>
+    <w:lvl w:ilvl="2" w:tplc="0409001B" w:tentative="1">
+      <w:start w:val="1"/>
+      <w:numFmt w:val="lowerRoman"/>
+      <w:lvlText w:val="%3."/>
+      <w:lvlJc w:val="right"/>
+      <w:pPr>
+        <w:ind w:left="1740" w:hanging="420"/>
+      </w:pPr>
+    </w:lvl>
+    <w:lvl w:ilvl="3" w:tplc="0409000F" w:tentative="1">
+      <w:start w:val="1"/>
+      <w:numFmt w:val="decimal"/>
+      <w:lvlText w:val="%4."/>
+      <w:lvlJc w:val="left"/>
+      <w:pPr>
+        <w:ind w:left="2160" w:hanging="420"/>
+      </w:pPr>
+    </w:lvl>
+    <w:lvl w:ilvl="4" w:tplc="04090019" w:tentative="1">
+      <w:start w:val="1"/>
+      <w:numFmt w:val="lowerLetter"/>
+      <w:lvlText w:val="%5)"/>
+      <w:lvlJc w:val="left"/>
+      <w:pPr>
+        <w:ind w:left="2580" w:hanging="420"/>
+      </w:pPr>
+    </w:lvl>
+    <w:lvl w:ilvl="5" w:tplc="0409001B" w:tentative="1">
+      <w:start w:val="1"/>
+      <w:numFmt w:val="lowerRoman"/>
+      <w:lvlText w:val="%6."/>
+      <w:lvlJc w:val="right"/>
+      <w:pPr>
+        <w:ind w:left="3000" w:hanging="420"/>
+      </w:pPr>
+    </w:lvl>
+    <w:lvl w:ilvl="6" w:tplc="0409000F" w:tentative="1">
+      <w:start w:val="1"/>
+      <w:numFmt w:val="decimal"/>
+      <w:lvlText w:val="%7."/>
+      <w:lvlJc w:val="left"/>
+      <w:pPr>
+        <w:ind w:left="3420" w:hanging="420"/>
+      </w:pPr>
+    </w:lvl>
+    <w:lvl w:ilvl="7" w:tplc="04090019" w:tentative="1">
+      <w:start w:val="1"/>
+      <w:numFmt w:val="lowerLetter"/>
+      <w:lvlText w:val="%8)"/>
+      <w:lvlJc w:val="left"/>
+      <w:pPr>
+        <w:ind w:left="3840" w:hanging="420"/>
+      </w:pPr>
+    </w:lvl>
+    <w:lvl w:ilvl="8" w:tplc="0409001B" w:tentative="1">
+      <w:start w:val="1"/>
+      <w:numFmt w:val="lowerRoman"/>
+      <w:lvlText w:val="%9."/>
+      <w:lvlJc w:val="right"/>
+      <w:pPr>
+        <w:ind w:left="4260" w:hanging="420"/>
+      </w:pPr>
+    </w:lvl>
+  </w:abstractNum>
+  <w:abstractNum w:abstractNumId="13" w15:restartNumberingAfterBreak="0">
     <w:nsid w:val="2BD9929D"/>
     <w:multiLevelType w:val="singleLevel"/>
     <w:tmpl w:val="2BD9929D"/>
@@ -2388,7 +5989,209 @@
       <w:lvlJc w:val="left"/>
     </w:lvl>
   </w:abstractNum>
-  <w:abstractNum w:abstractNumId="2" w15:restartNumberingAfterBreak="0">
+  <w:abstractNum w:abstractNumId="14" w15:restartNumberingAfterBreak="0">
+    <w:nsid w:val="2DB83629"/>
+    <w:multiLevelType w:val="hybridMultilevel"/>
+    <w:tmpl w:val="C0EE068C"/>
+    <w:lvl w:ilvl="0" w:tplc="C004F2D0">
+      <w:start w:val="1"/>
+      <w:numFmt w:val="decimal"/>
+      <w:lvlText w:val="%1）"/>
+      <w:lvlJc w:val="left"/>
+      <w:pPr>
+        <w:ind w:left="840" w:hanging="360"/>
+      </w:pPr>
+      <w:rPr>
+        <w:rFonts w:hint="default"/>
+      </w:rPr>
+    </w:lvl>
+    <w:lvl w:ilvl="1" w:tplc="04090019" w:tentative="1">
+      <w:start w:val="1"/>
+      <w:numFmt w:val="lowerLetter"/>
+      <w:lvlText w:val="%2)"/>
+      <w:lvlJc w:val="left"/>
+      <w:pPr>
+        <w:ind w:left="1320" w:hanging="420"/>
+      </w:pPr>
+    </w:lvl>
+    <w:lvl w:ilvl="2" w:tplc="0409001B" w:tentative="1">
+      <w:start w:val="1"/>
+      <w:numFmt w:val="lowerRoman"/>
+      <w:lvlText w:val="%3."/>
+      <w:lvlJc w:val="right"/>
+      <w:pPr>
+        <w:ind w:left="1740" w:hanging="420"/>
+      </w:pPr>
+    </w:lvl>
+    <w:lvl w:ilvl="3" w:tplc="0409000F" w:tentative="1">
+      <w:start w:val="1"/>
+      <w:numFmt w:val="decimal"/>
+      <w:lvlText w:val="%4."/>
+      <w:lvlJc w:val="left"/>
+      <w:pPr>
+        <w:ind w:left="2160" w:hanging="420"/>
+      </w:pPr>
+    </w:lvl>
+    <w:lvl w:ilvl="4" w:tplc="04090019" w:tentative="1">
+      <w:start w:val="1"/>
+      <w:numFmt w:val="lowerLetter"/>
+      <w:lvlText w:val="%5)"/>
+      <w:lvlJc w:val="left"/>
+      <w:pPr>
+        <w:ind w:left="2580" w:hanging="420"/>
+      </w:pPr>
+    </w:lvl>
+    <w:lvl w:ilvl="5" w:tplc="0409001B" w:tentative="1">
+      <w:start w:val="1"/>
+      <w:numFmt w:val="lowerRoman"/>
+      <w:lvlText w:val="%6."/>
+      <w:lvlJc w:val="right"/>
+      <w:pPr>
+        <w:ind w:left="3000" w:hanging="420"/>
+      </w:pPr>
+    </w:lvl>
+    <w:lvl w:ilvl="6" w:tplc="0409000F" w:tentative="1">
+      <w:start w:val="1"/>
+      <w:numFmt w:val="decimal"/>
+      <w:lvlText w:val="%7."/>
+      <w:lvlJc w:val="left"/>
+      <w:pPr>
+        <w:ind w:left="3420" w:hanging="420"/>
+      </w:pPr>
+    </w:lvl>
+    <w:lvl w:ilvl="7" w:tplc="04090019" w:tentative="1">
+      <w:start w:val="1"/>
+      <w:numFmt w:val="lowerLetter"/>
+      <w:lvlText w:val="%8)"/>
+      <w:lvlJc w:val="left"/>
+      <w:pPr>
+        <w:ind w:left="3840" w:hanging="420"/>
+      </w:pPr>
+    </w:lvl>
+    <w:lvl w:ilvl="8" w:tplc="0409001B" w:tentative="1">
+      <w:start w:val="1"/>
+      <w:numFmt w:val="lowerRoman"/>
+      <w:lvlText w:val="%9."/>
+      <w:lvlJc w:val="right"/>
+      <w:pPr>
+        <w:ind w:left="4260" w:hanging="420"/>
+      </w:pPr>
+    </w:lvl>
+  </w:abstractNum>
+  <w:abstractNum w:abstractNumId="15" w15:restartNumberingAfterBreak="0">
+    <w:nsid w:val="3484793C"/>
+    <w:multiLevelType w:val="hybridMultilevel"/>
+    <w:tmpl w:val="9B0A3878"/>
+    <w:lvl w:ilvl="0" w:tplc="04090001">
+      <w:start w:val="1"/>
+      <w:numFmt w:val="bullet"/>
+      <w:lvlText w:val=""/>
+      <w:lvlJc w:val="left"/>
+      <w:pPr>
+        <w:ind w:left="420" w:hanging="420"/>
+      </w:pPr>
+      <w:rPr>
+        <w:rFonts w:ascii="Wingdings" w:hAnsi="Wingdings" w:hint="default"/>
+      </w:rPr>
+    </w:lvl>
+    <w:lvl w:ilvl="1" w:tplc="04090003" w:tentative="1">
+      <w:start w:val="1"/>
+      <w:numFmt w:val="bullet"/>
+      <w:lvlText w:val=""/>
+      <w:lvlJc w:val="left"/>
+      <w:pPr>
+        <w:ind w:left="840" w:hanging="420"/>
+      </w:pPr>
+      <w:rPr>
+        <w:rFonts w:ascii="Wingdings" w:hAnsi="Wingdings" w:hint="default"/>
+      </w:rPr>
+    </w:lvl>
+    <w:lvl w:ilvl="2" w:tplc="04090005" w:tentative="1">
+      <w:start w:val="1"/>
+      <w:numFmt w:val="bullet"/>
+      <w:lvlText w:val=""/>
+      <w:lvlJc w:val="left"/>
+      <w:pPr>
+        <w:ind w:left="1260" w:hanging="420"/>
+      </w:pPr>
+      <w:rPr>
+        <w:rFonts w:ascii="Wingdings" w:hAnsi="Wingdings" w:hint="default"/>
+      </w:rPr>
+    </w:lvl>
+    <w:lvl w:ilvl="3" w:tplc="04090001" w:tentative="1">
+      <w:start w:val="1"/>
+      <w:numFmt w:val="bullet"/>
+      <w:lvlText w:val=""/>
+      <w:lvlJc w:val="left"/>
+      <w:pPr>
+        <w:ind w:left="1680" w:hanging="420"/>
+      </w:pPr>
+      <w:rPr>
+        <w:rFonts w:ascii="Wingdings" w:hAnsi="Wingdings" w:hint="default"/>
+      </w:rPr>
+    </w:lvl>
+    <w:lvl w:ilvl="4" w:tplc="04090003" w:tentative="1">
+      <w:start w:val="1"/>
+      <w:numFmt w:val="bullet"/>
+      <w:lvlText w:val=""/>
+      <w:lvlJc w:val="left"/>
+      <w:pPr>
+        <w:ind w:left="2100" w:hanging="420"/>
+      </w:pPr>
+      <w:rPr>
+        <w:rFonts w:ascii="Wingdings" w:hAnsi="Wingdings" w:hint="default"/>
+      </w:rPr>
+    </w:lvl>
+    <w:lvl w:ilvl="5" w:tplc="04090005" w:tentative="1">
+      <w:start w:val="1"/>
+      <w:numFmt w:val="bullet"/>
+      <w:lvlText w:val=""/>
+      <w:lvlJc w:val="left"/>
+      <w:pPr>
+        <w:ind w:left="2520" w:hanging="420"/>
+      </w:pPr>
+      <w:rPr>
+        <w:rFonts w:ascii="Wingdings" w:hAnsi="Wingdings" w:hint="default"/>
+      </w:rPr>
+    </w:lvl>
+    <w:lvl w:ilvl="6" w:tplc="04090001" w:tentative="1">
+      <w:start w:val="1"/>
+      <w:numFmt w:val="bullet"/>
+      <w:lvlText w:val=""/>
+      <w:lvlJc w:val="left"/>
+      <w:pPr>
+        <w:ind w:left="2940" w:hanging="420"/>
+      </w:pPr>
+      <w:rPr>
+        <w:rFonts w:ascii="Wingdings" w:hAnsi="Wingdings" w:hint="default"/>
+      </w:rPr>
+    </w:lvl>
+    <w:lvl w:ilvl="7" w:tplc="04090003" w:tentative="1">
+      <w:start w:val="1"/>
+      <w:numFmt w:val="bullet"/>
+      <w:lvlText w:val=""/>
+      <w:lvlJc w:val="left"/>
+      <w:pPr>
+        <w:ind w:left="3360" w:hanging="420"/>
+      </w:pPr>
+      <w:rPr>
+        <w:rFonts w:ascii="Wingdings" w:hAnsi="Wingdings" w:hint="default"/>
+      </w:rPr>
+    </w:lvl>
+    <w:lvl w:ilvl="8" w:tplc="04090005" w:tentative="1">
+      <w:start w:val="1"/>
+      <w:numFmt w:val="bullet"/>
+      <w:lvlText w:val=""/>
+      <w:lvlJc w:val="left"/>
+      <w:pPr>
+        <w:ind w:left="3780" w:hanging="420"/>
+      </w:pPr>
+      <w:rPr>
+        <w:rFonts w:ascii="Wingdings" w:hAnsi="Wingdings" w:hint="default"/>
+      </w:rPr>
+    </w:lvl>
+  </w:abstractNum>
+  <w:abstractNum w:abstractNumId="16" w15:restartNumberingAfterBreak="0">
     <w:nsid w:val="38E97D3D"/>
     <w:multiLevelType w:val="singleLevel"/>
     <w:tmpl w:val="38E97D3D"/>
@@ -2405,7 +6208,120 @@
       </w:rPr>
     </w:lvl>
   </w:abstractNum>
-  <w:abstractNum w:abstractNumId="3" w15:restartNumberingAfterBreak="0">
+  <w:abstractNum w:abstractNumId="17" w15:restartNumberingAfterBreak="0">
+    <w:nsid w:val="4A7A5FDC"/>
+    <w:multiLevelType w:val="hybridMultilevel"/>
+    <w:tmpl w:val="FF5067C0"/>
+    <w:lvl w:ilvl="0" w:tplc="04090001">
+      <w:start w:val="1"/>
+      <w:numFmt w:val="bullet"/>
+      <w:lvlText w:val=""/>
+      <w:lvlJc w:val="left"/>
+      <w:pPr>
+        <w:ind w:left="900" w:hanging="420"/>
+      </w:pPr>
+      <w:rPr>
+        <w:rFonts w:ascii="Wingdings" w:hAnsi="Wingdings" w:hint="default"/>
+      </w:rPr>
+    </w:lvl>
+    <w:lvl w:ilvl="1" w:tplc="04090003" w:tentative="1">
+      <w:start w:val="1"/>
+      <w:numFmt w:val="bullet"/>
+      <w:lvlText w:val=""/>
+      <w:lvlJc w:val="left"/>
+      <w:pPr>
+        <w:ind w:left="1320" w:hanging="420"/>
+      </w:pPr>
+      <w:rPr>
+        <w:rFonts w:ascii="Wingdings" w:hAnsi="Wingdings" w:hint="default"/>
+      </w:rPr>
+    </w:lvl>
+    <w:lvl w:ilvl="2" w:tplc="04090005" w:tentative="1">
+      <w:start w:val="1"/>
+      <w:numFmt w:val="bullet"/>
+      <w:lvlText w:val=""/>
+      <w:lvlJc w:val="left"/>
+      <w:pPr>
+        <w:ind w:left="1740" w:hanging="420"/>
+      </w:pPr>
+      <w:rPr>
+        <w:rFonts w:ascii="Wingdings" w:hAnsi="Wingdings" w:hint="default"/>
+      </w:rPr>
+    </w:lvl>
+    <w:lvl w:ilvl="3" w:tplc="04090001" w:tentative="1">
+      <w:start w:val="1"/>
+      <w:numFmt w:val="bullet"/>
+      <w:lvlText w:val=""/>
+      <w:lvlJc w:val="left"/>
+      <w:pPr>
+        <w:ind w:left="2160" w:hanging="420"/>
+      </w:pPr>
+      <w:rPr>
+        <w:rFonts w:ascii="Wingdings" w:hAnsi="Wingdings" w:hint="default"/>
+      </w:rPr>
+    </w:lvl>
+    <w:lvl w:ilvl="4" w:tplc="04090003" w:tentative="1">
+      <w:start w:val="1"/>
+      <w:numFmt w:val="bullet"/>
+      <w:lvlText w:val=""/>
+      <w:lvlJc w:val="left"/>
+      <w:pPr>
+        <w:ind w:left="2580" w:hanging="420"/>
+      </w:pPr>
+      <w:rPr>
+        <w:rFonts w:ascii="Wingdings" w:hAnsi="Wingdings" w:hint="default"/>
+      </w:rPr>
+    </w:lvl>
+    <w:lvl w:ilvl="5" w:tplc="04090005" w:tentative="1">
+      <w:start w:val="1"/>
+      <w:numFmt w:val="bullet"/>
+      <w:lvlText w:val=""/>
+      <w:lvlJc w:val="left"/>
+      <w:pPr>
+        <w:ind w:left="3000" w:hanging="420"/>
+      </w:pPr>
+      <w:rPr>
+        <w:rFonts w:ascii="Wingdings" w:hAnsi="Wingdings" w:hint="default"/>
+      </w:rPr>
+    </w:lvl>
+    <w:lvl w:ilvl="6" w:tplc="04090001" w:tentative="1">
+      <w:start w:val="1"/>
+      <w:numFmt w:val="bullet"/>
+      <w:lvlText w:val=""/>
+      <w:lvlJc w:val="left"/>
+      <w:pPr>
+        <w:ind w:left="3420" w:hanging="420"/>
+      </w:pPr>
+      <w:rPr>
+        <w:rFonts w:ascii="Wingdings" w:hAnsi="Wingdings" w:hint="default"/>
+      </w:rPr>
+    </w:lvl>
+    <w:lvl w:ilvl="7" w:tplc="04090003" w:tentative="1">
+      <w:start w:val="1"/>
+      <w:numFmt w:val="bullet"/>
+      <w:lvlText w:val=""/>
+      <w:lvlJc w:val="left"/>
+      <w:pPr>
+        <w:ind w:left="3840" w:hanging="420"/>
+      </w:pPr>
+      <w:rPr>
+        <w:rFonts w:ascii="Wingdings" w:hAnsi="Wingdings" w:hint="default"/>
+      </w:rPr>
+    </w:lvl>
+    <w:lvl w:ilvl="8" w:tplc="04090005" w:tentative="1">
+      <w:start w:val="1"/>
+      <w:numFmt w:val="bullet"/>
+      <w:lvlText w:val=""/>
+      <w:lvlJc w:val="left"/>
+      <w:pPr>
+        <w:ind w:left="4260" w:hanging="420"/>
+      </w:pPr>
+      <w:rPr>
+        <w:rFonts w:ascii="Wingdings" w:hAnsi="Wingdings" w:hint="default"/>
+      </w:rPr>
+    </w:lvl>
+  </w:abstractNum>
+  <w:abstractNum w:abstractNumId="18" w15:restartNumberingAfterBreak="0">
     <w:nsid w:val="66267873"/>
     <w:multiLevelType w:val="singleLevel"/>
     <w:tmpl w:val="66267873"/>
@@ -2417,17 +6333,178 @@
       <w:lvlJc w:val="left"/>
     </w:lvl>
   </w:abstractNum>
+  <w:abstractNum w:abstractNumId="19" w15:restartNumberingAfterBreak="0">
+    <w:nsid w:val="769B70C7"/>
+    <w:multiLevelType w:val="hybridMultilevel"/>
+    <w:tmpl w:val="9E440082"/>
+    <w:lvl w:ilvl="0" w:tplc="04090001">
+      <w:start w:val="1"/>
+      <w:numFmt w:val="bullet"/>
+      <w:lvlText w:val=""/>
+      <w:lvlJc w:val="left"/>
+      <w:pPr>
+        <w:ind w:left="1380" w:hanging="420"/>
+      </w:pPr>
+      <w:rPr>
+        <w:rFonts w:ascii="Wingdings" w:hAnsi="Wingdings" w:hint="default"/>
+      </w:rPr>
+    </w:lvl>
+    <w:lvl w:ilvl="1" w:tplc="04090003" w:tentative="1">
+      <w:start w:val="1"/>
+      <w:numFmt w:val="bullet"/>
+      <w:lvlText w:val=""/>
+      <w:lvlJc w:val="left"/>
+      <w:pPr>
+        <w:ind w:left="1800" w:hanging="420"/>
+      </w:pPr>
+      <w:rPr>
+        <w:rFonts w:ascii="Wingdings" w:hAnsi="Wingdings" w:hint="default"/>
+      </w:rPr>
+    </w:lvl>
+    <w:lvl w:ilvl="2" w:tplc="04090005" w:tentative="1">
+      <w:start w:val="1"/>
+      <w:numFmt w:val="bullet"/>
+      <w:lvlText w:val=""/>
+      <w:lvlJc w:val="left"/>
+      <w:pPr>
+        <w:ind w:left="2220" w:hanging="420"/>
+      </w:pPr>
+      <w:rPr>
+        <w:rFonts w:ascii="Wingdings" w:hAnsi="Wingdings" w:hint="default"/>
+      </w:rPr>
+    </w:lvl>
+    <w:lvl w:ilvl="3" w:tplc="04090001" w:tentative="1">
+      <w:start w:val="1"/>
+      <w:numFmt w:val="bullet"/>
+      <w:lvlText w:val=""/>
+      <w:lvlJc w:val="left"/>
+      <w:pPr>
+        <w:ind w:left="2640" w:hanging="420"/>
+      </w:pPr>
+      <w:rPr>
+        <w:rFonts w:ascii="Wingdings" w:hAnsi="Wingdings" w:hint="default"/>
+      </w:rPr>
+    </w:lvl>
+    <w:lvl w:ilvl="4" w:tplc="04090003" w:tentative="1">
+      <w:start w:val="1"/>
+      <w:numFmt w:val="bullet"/>
+      <w:lvlText w:val=""/>
+      <w:lvlJc w:val="left"/>
+      <w:pPr>
+        <w:ind w:left="3060" w:hanging="420"/>
+      </w:pPr>
+      <w:rPr>
+        <w:rFonts w:ascii="Wingdings" w:hAnsi="Wingdings" w:hint="default"/>
+      </w:rPr>
+    </w:lvl>
+    <w:lvl w:ilvl="5" w:tplc="04090005" w:tentative="1">
+      <w:start w:val="1"/>
+      <w:numFmt w:val="bullet"/>
+      <w:lvlText w:val=""/>
+      <w:lvlJc w:val="left"/>
+      <w:pPr>
+        <w:ind w:left="3480" w:hanging="420"/>
+      </w:pPr>
+      <w:rPr>
+        <w:rFonts w:ascii="Wingdings" w:hAnsi="Wingdings" w:hint="default"/>
+      </w:rPr>
+    </w:lvl>
+    <w:lvl w:ilvl="6" w:tplc="04090001" w:tentative="1">
+      <w:start w:val="1"/>
+      <w:numFmt w:val="bullet"/>
+      <w:lvlText w:val=""/>
+      <w:lvlJc w:val="left"/>
+      <w:pPr>
+        <w:ind w:left="3900" w:hanging="420"/>
+      </w:pPr>
+      <w:rPr>
+        <w:rFonts w:ascii="Wingdings" w:hAnsi="Wingdings" w:hint="default"/>
+      </w:rPr>
+    </w:lvl>
+    <w:lvl w:ilvl="7" w:tplc="04090003" w:tentative="1">
+      <w:start w:val="1"/>
+      <w:numFmt w:val="bullet"/>
+      <w:lvlText w:val=""/>
+      <w:lvlJc w:val="left"/>
+      <w:pPr>
+        <w:ind w:left="4320" w:hanging="420"/>
+      </w:pPr>
+      <w:rPr>
+        <w:rFonts w:ascii="Wingdings" w:hAnsi="Wingdings" w:hint="default"/>
+      </w:rPr>
+    </w:lvl>
+    <w:lvl w:ilvl="8" w:tplc="04090005" w:tentative="1">
+      <w:start w:val="1"/>
+      <w:numFmt w:val="bullet"/>
+      <w:lvlText w:val=""/>
+      <w:lvlJc w:val="left"/>
+      <w:pPr>
+        <w:ind w:left="4740" w:hanging="420"/>
+      </w:pPr>
+      <w:rPr>
+        <w:rFonts w:ascii="Wingdings" w:hAnsi="Wingdings" w:hint="default"/>
+      </w:rPr>
+    </w:lvl>
+  </w:abstractNum>
   <w:num w:numId="1">
-    <w:abstractNumId w:val="3"/>
+    <w:abstractNumId w:val="18"/>
   </w:num>
   <w:num w:numId="2">
-    <w:abstractNumId w:val="2"/>
+    <w:abstractNumId w:val="16"/>
   </w:num>
   <w:num w:numId="3">
     <w:abstractNumId w:val="0"/>
   </w:num>
   <w:num w:numId="4">
+    <w:abstractNumId w:val="13"/>
+  </w:num>
+  <w:num w:numId="5">
+    <w:abstractNumId w:val="9"/>
+  </w:num>
+  <w:num w:numId="6">
+    <w:abstractNumId w:val="4"/>
+  </w:num>
+  <w:num w:numId="7">
+    <w:abstractNumId w:val="3"/>
+  </w:num>
+  <w:num w:numId="8">
+    <w:abstractNumId w:val="2"/>
+  </w:num>
+  <w:num w:numId="9">
     <w:abstractNumId w:val="1"/>
+  </w:num>
+  <w:num w:numId="10">
+    <w:abstractNumId w:val="10"/>
+  </w:num>
+  <w:num w:numId="11">
+    <w:abstractNumId w:val="8"/>
+  </w:num>
+  <w:num w:numId="12">
+    <w:abstractNumId w:val="7"/>
+  </w:num>
+  <w:num w:numId="13">
+    <w:abstractNumId w:val="6"/>
+  </w:num>
+  <w:num w:numId="14">
+    <w:abstractNumId w:val="5"/>
+  </w:num>
+  <w:num w:numId="15">
+    <w:abstractNumId w:val="12"/>
+  </w:num>
+  <w:num w:numId="16">
+    <w:abstractNumId w:val="11"/>
+  </w:num>
+  <w:num w:numId="17">
+    <w:abstractNumId w:val="14"/>
+  </w:num>
+  <w:num w:numId="18">
+    <w:abstractNumId w:val="19"/>
+  </w:num>
+  <w:num w:numId="19">
+    <w:abstractNumId w:val="15"/>
+  </w:num>
+  <w:num w:numId="20">
+    <w:abstractNumId w:val="17"/>
   </w:num>
 </w:numbering>
 </file>
@@ -2740,7 +6817,7 @@
   <w:style w:type="paragraph" w:default="1" w:styleId="a">
     <w:name w:val="Normal"/>
     <w:qFormat/>
-    <w:rsid w:val="00976942"/>
+    <w:rsid w:val="00E66CA3"/>
     <w:pPr>
       <w:widowControl w:val="0"/>
       <w:spacing w:line="360" w:lineRule="auto"/>
@@ -2853,7 +6930,6 @@
   <w:style w:type="character" w:default="1" w:styleId="a0">
     <w:name w:val="Default Paragraph Font"/>
     <w:uiPriority w:val="1"/>
-    <w:semiHidden/>
     <w:unhideWhenUsed/>
   </w:style>
   <w:style w:type="table" w:default="1" w:styleId="a1">
@@ -2884,7 +6960,9 @@
     <w:link w:val="a4"/>
     <w:unhideWhenUsed/>
     <w:qFormat/>
+    <w:rsid w:val="00061A7F"/>
     <w:pPr>
+      <w:spacing w:line="240" w:lineRule="auto"/>
       <w:ind w:firstLineChars="0" w:firstLine="0"/>
       <w:jc w:val="center"/>
     </w:pPr>
@@ -2897,6 +6975,7 @@
     <w:name w:val="Body Text"/>
     <w:basedOn w:val="a"/>
     <w:next w:val="a6"/>
+    <w:link w:val="a7"/>
     <w:qFormat/>
     <w:rPr>
       <w:rFonts w:ascii="Calibri" w:hAnsi="Calibri"/>
@@ -2917,7 +6996,7 @@
       <w:szCs w:val="44"/>
     </w:rPr>
   </w:style>
-  <w:style w:type="paragraph" w:styleId="a7">
+  <w:style w:type="paragraph" w:styleId="a8">
     <w:name w:val="footer"/>
     <w:basedOn w:val="a"/>
     <w:unhideWhenUsed/>
@@ -2935,7 +7014,7 @@
       <w:szCs w:val="18"/>
     </w:rPr>
   </w:style>
-  <w:style w:type="paragraph" w:styleId="a8">
+  <w:style w:type="paragraph" w:styleId="a9">
     <w:name w:val="header"/>
     <w:basedOn w:val="a"/>
     <w:unhideWhenUsed/>
@@ -2986,7 +7065,7 @@
       <w:kern w:val="0"/>
     </w:rPr>
   </w:style>
-  <w:style w:type="paragraph" w:styleId="a9">
+  <w:style w:type="paragraph" w:styleId="aa">
     <w:name w:val="Normal (Web)"/>
     <w:basedOn w:val="a"/>
     <w:next w:val="a"/>
@@ -3000,7 +7079,7 @@
       <w:kern w:val="0"/>
     </w:rPr>
   </w:style>
-  <w:style w:type="table" w:styleId="aa">
+  <w:style w:type="table" w:styleId="ab">
     <w:name w:val="Table Grid"/>
     <w:basedOn w:val="a1"/>
     <w:qFormat/>
@@ -3019,7 +7098,7 @@
       </w:tblBorders>
     </w:tblPr>
   </w:style>
-  <w:style w:type="character" w:styleId="ab">
+  <w:style w:type="character" w:styleId="ac">
     <w:name w:val="Strong"/>
     <w:basedOn w:val="a0"/>
     <w:uiPriority w:val="22"/>
@@ -3037,7 +7116,7 @@
       <w:sz w:val="20"/>
     </w:rPr>
   </w:style>
-  <w:style w:type="paragraph" w:customStyle="1" w:styleId="ac">
+  <w:style w:type="paragraph" w:customStyle="1" w:styleId="ad">
     <w:name w:val="表格"/>
     <w:basedOn w:val="a"/>
     <w:qFormat/>
@@ -3054,7 +7133,7 @@
       <w:szCs w:val="21"/>
     </w:rPr>
   </w:style>
-  <w:style w:type="paragraph" w:customStyle="1" w:styleId="ad">
+  <w:style w:type="paragraph" w:customStyle="1" w:styleId="ae">
     <w:name w:val="图片"/>
     <w:basedOn w:val="a"/>
     <w:next w:val="a"/>
@@ -3147,7 +7226,7 @@
       <w:lang w:eastAsia="en-US"/>
     </w:rPr>
   </w:style>
-  <w:style w:type="table" w:customStyle="1" w:styleId="ae">
+  <w:style w:type="table" w:customStyle="1" w:styleId="af">
     <w:name w:val="三线表"/>
     <w:basedOn w:val="a1"/>
     <w:uiPriority w:val="99"/>
@@ -3183,7 +7262,7 @@
       </w:tcPr>
     </w:tblStylePr>
   </w:style>
-  <w:style w:type="paragraph" w:styleId="af">
+  <w:style w:type="paragraph" w:styleId="af0">
     <w:name w:val="List Paragraph"/>
     <w:basedOn w:val="a"/>
     <w:uiPriority w:val="99"/>
@@ -3197,8 +7276,9 @@
     <w:name w:val="题注 字符"/>
     <w:link w:val="a3"/>
     <w:qFormat/>
+    <w:rsid w:val="00061A7F"/>
     <w:rPr>
-      <w:rFonts w:ascii="Times New Roman" w:eastAsia="宋体" w:hAnsi="Times New Roman" w:cs="Times New Roman"/>
+      <w:kern w:val="2"/>
       <w:sz w:val="21"/>
       <w:szCs w:val="21"/>
     </w:rPr>
@@ -3227,6 +7307,28 @@
     <w:rPr>
       <w:rFonts w:ascii="宋体" w:hAnsi="宋体" w:cs="宋体"/>
       <w:kern w:val="0"/>
+    </w:rPr>
+  </w:style>
+  <w:style w:type="character" w:styleId="af1">
+    <w:name w:val="Placeholder Text"/>
+    <w:basedOn w:val="a0"/>
+    <w:uiPriority w:val="99"/>
+    <w:unhideWhenUsed/>
+    <w:rsid w:val="000F0D56"/>
+    <w:rPr>
+      <w:color w:val="808080"/>
+    </w:rPr>
+  </w:style>
+  <w:style w:type="character" w:customStyle="1" w:styleId="a7">
+    <w:name w:val="正文文本 字符"/>
+    <w:basedOn w:val="a0"/>
+    <w:link w:val="a5"/>
+    <w:rsid w:val="00E66CA3"/>
+    <w:rPr>
+      <w:rFonts w:ascii="Calibri" w:hAnsi="Calibri"/>
+      <w:kern w:val="2"/>
+      <w:sz w:val="24"/>
+      <w:szCs w:val="24"/>
     </w:rPr>
   </w:style>
 </w:styles>
@@ -3494,10 +7596,22 @@
 </s:customData>
 </file>
 
+<file path=customXml/item2.xml><?xml version="1.0" encoding="utf-8"?>
+<b:Sources xmlns:b="http://schemas.openxmlformats.org/officeDocument/2006/bibliography" xmlns="http://schemas.openxmlformats.org/officeDocument/2006/bibliography" SelectedStyle="\APASixthEditionOfficeOnline.xsl" StyleName="APA" Version="6"/>
+</file>
+
 <file path=customXml/itemProps1.xml><?xml version="1.0" encoding="utf-8"?>
 <ds:datastoreItem xmlns:ds="http://schemas.openxmlformats.org/officeDocument/2006/customXml" ds:itemID="{B1977F7D-205B-4081-913C-38D41E755F92}">
   <ds:schemaRefs>
     <ds:schemaRef ds:uri="http://www.wps.cn/officeDocument/2013/wpsCustomData"/>
   </ds:schemaRefs>
 </ds:datastoreItem>
+</file>
+
+<file path=customXml/itemProps2.xml><?xml version="1.0" encoding="utf-8"?>
+<ds:datastoreItem xmlns:ds="http://schemas.openxmlformats.org/officeDocument/2006/customXml" ds:itemID="{C6EAC86D-3B0F-4F05-BB94-6887EADD81A6}">
+  <ds:schemaRefs>
+    <ds:schemaRef ds:uri="http://schemas.openxmlformats.org/officeDocument/2006/bibliography"/>
+  </ds:schemaRefs>
+</ds:datastoreItem>
 </file>
--- a/标书/云南技术方案-新.docx
+++ b/标书/云南技术方案-新.docx
@@ -745,15 +745,7 @@
       </w:r>
       <w:proofErr w:type="gramEnd"/>
       <w:r>
-        <w:t>分解等压缩方法，降低模型参数量、计算复杂度和存储开销，实现生成式智能</w:t>
-      </w:r>
-      <w:proofErr w:type="gramStart"/>
-      <w:r>
-        <w:t>研</w:t>
-      </w:r>
-      <w:proofErr w:type="gramEnd"/>
-      <w:r>
-        <w:t>判模型在资源有限单兵装置上的高效部署。</w:t>
+        <w:t>分解等压缩方法，降低模型参数量、计算复杂度和存储开销，实现生成式智能研判模型在资源有限单兵装置上的高效部署。</w:t>
       </w:r>
     </w:p>
     <w:p>
@@ -946,9 +938,6 @@
     <w:p>
       <w:pPr>
         <w:pStyle w:val="a3"/>
-        <w:rPr>
-          <w:rFonts w:hint="eastAsia"/>
-        </w:rPr>
       </w:pPr>
       <w:r>
         <w:rPr>
@@ -1170,11 +1159,11 @@
       </w:r>
       <w:proofErr w:type="gramStart"/>
       <w:r>
-        <w:t>交互等</w:t>
+        <w:t>交互</w:t>
       </w:r>
       <w:proofErr w:type="gramEnd"/>
       <w:r>
-        <w:t>任务。灾害现场环境复杂多变，作业人员既要完成现场图像、环境参数、设备状态等多维度数据采集，又要完成故障识别、态势</w:t>
+        <w:t>等任务。灾害现场环境复杂多变，作业人员既要完成现场图像、环境参数、设备状态等多维度数据采集，又要完成故障识别、态势</w:t>
       </w:r>
       <w:proofErr w:type="gramStart"/>
       <w:r>
@@ -1321,9 +1310,6 @@
     <w:p>
       <w:pPr>
         <w:pStyle w:val="a3"/>
-        <w:rPr>
-          <w:rFonts w:hint="eastAsia"/>
-        </w:rPr>
       </w:pPr>
       <w:r>
         <w:rPr>
@@ -1532,9 +1518,6 @@
     <w:p>
       <w:pPr>
         <w:ind w:firstLine="480"/>
-        <w:rPr>
-          <w:rFonts w:hint="eastAsia"/>
-        </w:rPr>
       </w:pPr>
       <w:r>
         <w:t>同时，针对单兵装置计算资源有限的问题，研究模型压缩与优化部署方法，通过知识蒸馏、参数剪枝、模型量化以及低</w:t>
@@ -1545,15 +1528,7 @@
       </w:r>
       <w:proofErr w:type="gramEnd"/>
       <w:r>
-        <w:t>分解等技术降低模型计算量和存储需求，使智能</w:t>
-      </w:r>
-      <w:proofErr w:type="gramStart"/>
-      <w:r>
-        <w:t>研</w:t>
-      </w:r>
-      <w:proofErr w:type="gramEnd"/>
-      <w:r>
-        <w:t>判模型能够在资源受限的边缘终端高效运行。通过智能计算层设计，实现从现场数据感知到灾害状态理解的智能化转换，提高应急现场自主分析能力。</w:t>
+        <w:t>分解等技术降低模型计算量和存储需求，使智能研判模型能够在资源受限的边缘终端高效运行。通过智能计算层设计，实现从现场数据感知到灾害状态理解的智能化转换，提高应急现场自主分析能力。</w:t>
       </w:r>
     </w:p>
     <w:p>
@@ -1712,9 +1687,6 @@
     <w:p>
       <w:pPr>
         <w:ind w:firstLine="480"/>
-        <w:rPr>
-          <w:rFonts w:hint="eastAsia"/>
-        </w:rPr>
       </w:pPr>
       <w:r>
         <w:t>其中，摄像头主要用于获取输电线路、变电设备以及现场环境图像信息；电气传感器用于采集电压、电流、功率、频率等关键运行参数；环境传感器用于获取温度、湿度、气象等环境状态信息；通信模块实现现场数据传输和设备间信息交互。</w:t>
@@ -1740,9 +1712,6 @@
     <w:p>
       <w:pPr>
         <w:ind w:firstLine="480"/>
-        <w:rPr>
-          <w:rFonts w:hint="eastAsia"/>
-        </w:rPr>
       </w:pPr>
       <w:r>
         <w:rPr>
@@ -1802,6 +1771,9 @@
         <w:jc w:val="center"/>
       </w:pPr>
       <w:r>
+        <w:rPr>
+          <w:noProof/>
+        </w:rPr>
         <w:drawing>
           <wp:inline distT="0" distB="0" distL="0" distR="0" wp14:anchorId="26A1E3F2" wp14:editId="2BB2792E">
             <wp:extent cx="4597538" cy="3882390"/>
@@ -1848,9 +1820,6 @@
     <w:p>
       <w:pPr>
         <w:pStyle w:val="a3"/>
-        <w:rPr>
-          <w:rFonts w:hint="eastAsia"/>
-        </w:rPr>
       </w:pPr>
       <w:r>
         <w:rPr>
@@ -2086,9 +2055,6 @@
     <w:p>
       <w:pPr>
         <w:pStyle w:val="a3"/>
-        <w:rPr>
-          <w:rFonts w:hint="eastAsia"/>
-        </w:rPr>
       </w:pPr>
       <w:r>
         <w:rPr>
@@ -2206,9 +2172,6 @@
           <w:numId w:val="20"/>
         </w:numPr>
         <w:ind w:firstLineChars="0"/>
-        <w:rPr>
-          <w:rFonts w:hint="eastAsia"/>
-        </w:rPr>
       </w:pPr>
       <w:r>
         <w:t>FNN</w:t>
@@ -2428,9 +2391,6 @@
       <w:pPr>
         <w:ind w:firstLineChars="0" w:firstLine="0"/>
         <w:jc w:val="center"/>
-        <w:rPr>
-          <w:rFonts w:hint="eastAsia"/>
-        </w:rPr>
       </w:pPr>
       <m:oMathPara>
         <m:oMath>
@@ -2970,11 +2930,11 @@
       </w:r>
       <w:proofErr w:type="gramStart"/>
       <w:r>
-        <w:t>域分配</w:t>
+        <w:t>域分</w:t>
       </w:r>
       <w:proofErr w:type="gramEnd"/>
       <w:r>
-        <w:t>逻辑在发布节点完成。</w:t>
+        <w:t>配逻辑在发布节点完成。</w:t>
       </w:r>
     </w:p>
     <w:p>
@@ -3601,10 +3561,7 @@
         <w:fldChar w:fldCharType="end"/>
       </w:r>
       <w:r>
-        <w:t xml:space="preserve"> </w:t>
-      </w:r>
-      <w:r>
-        <w:t>IDL</w:t>
+        <w:t xml:space="preserve"> IDL</w:t>
       </w:r>
       <w:r>
         <w:t>数据与</w:t>
@@ -4172,9 +4129,6 @@
     <w:p>
       <w:pPr>
         <w:ind w:firstLine="480"/>
-        <w:rPr>
-          <w:rFonts w:hint="eastAsia"/>
-        </w:rPr>
       </w:pPr>
       <w:r>
         <w:rPr>
@@ -4238,12 +4192,1364 @@
     <w:p>
       <w:pPr>
         <w:ind w:firstLine="480"/>
-        <w:rPr>
-          <w:rFonts w:hint="eastAsia"/>
-        </w:rPr>
-      </w:pPr>
+      </w:pPr>
+      <w:r>
+        <w:t>在完成应急单兵装置总体分层架构设计后，系统已实现感知设备、计算资源与应用服务之间的模块化组织，但不同功能模块之间仍存在信息交互效率不足、功能调用关联性弱以及任务协同能力不足等问题。针对灾害现场多</w:t>
+      </w:r>
+      <w:proofErr w:type="gramStart"/>
+      <w:r>
+        <w:t>源信息</w:t>
+      </w:r>
+      <w:proofErr w:type="gramEnd"/>
+      <w:r>
+        <w:t>融合、智能</w:t>
+      </w:r>
+      <w:proofErr w:type="gramStart"/>
+      <w:r>
+        <w:t>研</w:t>
+      </w:r>
+      <w:proofErr w:type="gramEnd"/>
+      <w:r>
+        <w:t>判与实时响应需求，需要进一步从功能层面对装置内部关键能力进行融合设计，通过</w:t>
+      </w:r>
+      <w:proofErr w:type="gramStart"/>
+      <w:r>
+        <w:t>构建多元</w:t>
+      </w:r>
+      <w:proofErr w:type="gramEnd"/>
+      <w:r>
+        <w:t>感知与智能</w:t>
+      </w:r>
+      <w:proofErr w:type="gramStart"/>
+      <w:r>
+        <w:t>研</w:t>
+      </w:r>
+      <w:proofErr w:type="gramEnd"/>
+      <w:r>
+        <w:t>判融合机制，实现现场信息采集、数据分析和辅助决策功能协同；同时研究感知、计算与通信资源协同调度方法，提高不同模块之间的信息交互效率和任务执行能力，从而增强应急单兵装置面向复杂灾害场景的整体协同性。</w:t>
+      </w:r>
+    </w:p>
+    <w:p>
+      <w:pPr>
+        <w:pStyle w:val="4"/>
+        <w:rPr>
+          <w:rFonts w:hint="default"/>
+        </w:rPr>
+      </w:pPr>
+      <w:r>
+        <w:t xml:space="preserve">4.1.2.1 </w:t>
+      </w:r>
+      <w:r>
+        <w:t>多元感知与智能</w:t>
+      </w:r>
+      <w:proofErr w:type="gramStart"/>
+      <w:r>
+        <w:t>研判功能</w:t>
+      </w:r>
+      <w:proofErr w:type="gramEnd"/>
+      <w:r>
+        <w:t>融合</w:t>
+      </w:r>
+    </w:p>
+    <w:p>
+      <w:pPr>
+        <w:ind w:firstLine="480"/>
+        <w:rPr>
+          <w:rFonts w:hint="eastAsia"/>
+        </w:rPr>
+      </w:pPr>
+      <w:r>
+        <w:t>传统应急单兵装备中，感知传感器与智能</w:t>
+      </w:r>
+      <w:proofErr w:type="gramStart"/>
+      <w:r>
+        <w:t>研</w:t>
+      </w:r>
+      <w:proofErr w:type="gramEnd"/>
+      <w:r>
+        <w:t>判单元多采用分离式硬件部署，传感器采集的现场多源感知数据需要通过外接信号线完成向核心计算电路的数据传输。大量外部接线与分立硬件模块不仅增大整机体积与重量，增加单兵携带负担，同时线缆接口增多也提升了现场环境下接触故障风险。在此架构下感知采集与智能</w:t>
+      </w:r>
+      <w:proofErr w:type="gramStart"/>
+      <w:r>
+        <w:t>研判相互</w:t>
+      </w:r>
+      <w:proofErr w:type="gramEnd"/>
+      <w:r>
+        <w:t>割裂，数据流转链路较长。</w:t>
+      </w:r>
+    </w:p>
+    <w:p>
+      <w:pPr>
+        <w:ind w:firstLine="480"/>
+      </w:pPr>
+      <w:r>
+        <w:t>为实现多元感知与智能</w:t>
+      </w:r>
+      <w:proofErr w:type="gramStart"/>
+      <w:r>
+        <w:t>研</w:t>
+      </w:r>
+      <w:proofErr w:type="gramEnd"/>
+      <w:r>
+        <w:t>判的功能融合并降低装置体积，本装置采用软硬结合的总线方案。硬件层面采用</w:t>
+      </w:r>
+      <w:r>
+        <w:t>I3C</w:t>
+      </w:r>
+      <w:r>
+        <w:t>、</w:t>
+      </w:r>
+      <w:r>
+        <w:t>MIPI</w:t>
+      </w:r>
+      <w:r>
+        <w:t>板级总线，挂载多路感知器件，减少分立的物理信号线与接插件。软件层面基于</w:t>
+      </w:r>
+      <w:proofErr w:type="spellStart"/>
+      <w:r>
+        <w:t>OpenAMP</w:t>
+      </w:r>
+      <w:proofErr w:type="spellEnd"/>
+      <w:r>
+        <w:t>框架构建</w:t>
+      </w:r>
+      <w:proofErr w:type="spellStart"/>
+      <w:r>
+        <w:rPr>
+          <w:rFonts w:ascii="Arial" w:hAnsi="Arial" w:cs="Arial"/>
+        </w:rPr>
+        <w:t>rpmsg</w:t>
+      </w:r>
+      <w:proofErr w:type="spellEnd"/>
+      <w:r>
+        <w:rPr>
+          <w:rFonts w:ascii="Arial" w:hAnsi="Arial" w:cs="Arial"/>
+        </w:rPr>
+        <w:t>+</w:t>
+      </w:r>
+      <w:r>
+        <w:rPr>
+          <w:rFonts w:ascii="Arial" w:hAnsi="Arial" w:cs="Arial"/>
+        </w:rPr>
+        <w:t>共享</w:t>
+      </w:r>
+      <w:proofErr w:type="gramStart"/>
+      <w:r>
+        <w:rPr>
+          <w:rFonts w:ascii="Arial" w:hAnsi="Arial" w:cs="Arial"/>
+        </w:rPr>
+        <w:t>内存本地</w:t>
+      </w:r>
+      <w:proofErr w:type="gramEnd"/>
+      <w:r>
+        <w:rPr>
+          <w:rFonts w:ascii="Arial" w:hAnsi="Arial" w:cs="Arial"/>
+        </w:rPr>
+        <w:t>软件消息总线</w:t>
+      </w:r>
+      <w:r>
+        <w:t>，各个感知预处理服务、智能</w:t>
+      </w:r>
+      <w:proofErr w:type="gramStart"/>
+      <w:r>
+        <w:t>研判服务</w:t>
+      </w:r>
+      <w:proofErr w:type="gramEnd"/>
+      <w:r>
+        <w:t>统一接入该本地总线；感知模块在靠近传感器</w:t>
+      </w:r>
+      <w:proofErr w:type="gramStart"/>
+      <w:r>
+        <w:t>侧完成</w:t>
+      </w:r>
+      <w:proofErr w:type="gramEnd"/>
+      <w:r>
+        <w:t>就地轻量化特征提取，仅将预处理特征与感知事件发布至本地总线，避免原始海量数据传输。通过本地总线完成感知事件上报、</w:t>
+      </w:r>
+      <w:proofErr w:type="gramStart"/>
+      <w:r>
+        <w:t>研判结果</w:t>
+      </w:r>
+      <w:proofErr w:type="gramEnd"/>
+      <w:r>
+        <w:t>下发、采集控制指令回调，实现感知采集与智能</w:t>
+      </w:r>
+      <w:proofErr w:type="gramStart"/>
+      <w:r>
+        <w:t>研</w:t>
+      </w:r>
+      <w:proofErr w:type="gramEnd"/>
+      <w:r>
+        <w:t>判双向业务闭环，在完成多功能融合的同时降低对硬件接口与布线资源的需求，缩减单兵装置整机体积。</w:t>
+      </w:r>
+      <w:r>
+        <w:rPr>
+          <w:rFonts w:hint="eastAsia"/>
+        </w:rPr>
+        <w:t>技术框架图如下所示。</w:t>
+      </w:r>
+    </w:p>
+    <w:p>
+      <w:pPr>
+        <w:ind w:firstLine="480"/>
+      </w:pPr>
+    </w:p>
+    <w:p>
+      <w:pPr>
+        <w:ind w:firstLine="480"/>
+      </w:pPr>
+    </w:p>
+    <w:p>
+      <w:pPr>
+        <w:ind w:firstLine="480"/>
+      </w:pPr>
+    </w:p>
+    <w:p>
+      <w:pPr>
+        <w:keepNext/>
+        <w:ind w:firstLineChars="0" w:firstLine="0"/>
+        <w:jc w:val="center"/>
+      </w:pPr>
+      <w:r>
+        <w:rPr>
+          <w:rFonts w:hint="eastAsia"/>
+          <w:noProof/>
+        </w:rPr>
+        <w:lastRenderedPageBreak/>
+        <w:drawing>
+          <wp:inline distT="0" distB="0" distL="0" distR="0">
+            <wp:extent cx="4817033" cy="3580227"/>
+            <wp:effectExtent l="0" t="0" r="0" b="0"/>
+            <wp:docPr id="14" name="图形 14"/>
+            <wp:cNvGraphicFramePr>
+              <a:graphicFrameLocks xmlns:a="http://schemas.openxmlformats.org/drawingml/2006/main" noChangeAspect="1"/>
+            </wp:cNvGraphicFramePr>
+            <a:graphic xmlns:a="http://schemas.openxmlformats.org/drawingml/2006/main">
+              <a:graphicData uri="http://schemas.openxmlformats.org/drawingml/2006/picture">
+                <pic:pic xmlns:pic="http://schemas.openxmlformats.org/drawingml/2006/picture">
+                  <pic:nvPicPr>
+                    <pic:cNvPr id="14" name="绘图7.svg"/>
+                    <pic:cNvPicPr/>
+                  </pic:nvPicPr>
+                  <pic:blipFill>
+                    <a:blip r:embed="rId25">
+                      <a:extLst>
+                        <a:ext uri="{28A0092B-C50C-407E-A947-70E740481C1C}">
+                          <a14:useLocalDpi xmlns:a14="http://schemas.microsoft.com/office/drawing/2010/main" val="0"/>
+                        </a:ext>
+                        <a:ext uri="{96DAC541-7B7A-43D3-8B79-37D633B846F1}">
+                          <asvg:svgBlip xmlns:asvg="http://schemas.microsoft.com/office/drawing/2016/SVG/main" r:embed="rId26"/>
+                        </a:ext>
+                      </a:extLst>
+                    </a:blip>
+                    <a:stretch>
+                      <a:fillRect/>
+                    </a:stretch>
+                  </pic:blipFill>
+                  <pic:spPr>
+                    <a:xfrm>
+                      <a:off x="0" y="0"/>
+                      <a:ext cx="4825041" cy="3586179"/>
+                    </a:xfrm>
+                    <a:prstGeom prst="rect">
+                      <a:avLst/>
+                    </a:prstGeom>
+                  </pic:spPr>
+                </pic:pic>
+              </a:graphicData>
+            </a:graphic>
+          </wp:inline>
+        </w:drawing>
+      </w:r>
+    </w:p>
+    <w:p>
+      <w:pPr>
+        <w:pStyle w:val="a3"/>
+      </w:pPr>
+      <w:r>
+        <w:rPr>
+          <w:rFonts w:hint="eastAsia"/>
+        </w:rPr>
+        <w:t>图</w:t>
+      </w:r>
+      <w:r>
+        <w:rPr>
+          <w:rFonts w:hint="eastAsia"/>
+        </w:rPr>
+        <w:t xml:space="preserve"> </w:t>
+      </w:r>
+      <w:r>
+        <w:fldChar w:fldCharType="begin"/>
+      </w:r>
+      <w:r>
+        <w:instrText xml:space="preserve"> </w:instrText>
+      </w:r>
+      <w:r>
+        <w:rPr>
+          <w:rFonts w:hint="eastAsia"/>
+        </w:rPr>
+        <w:instrText xml:space="preserve">SEQ </w:instrText>
+      </w:r>
+      <w:r>
+        <w:rPr>
+          <w:rFonts w:hint="eastAsia"/>
+        </w:rPr>
+        <w:instrText>图</w:instrText>
+      </w:r>
+      <w:r>
+        <w:rPr>
+          <w:rFonts w:hint="eastAsia"/>
+        </w:rPr>
+        <w:instrText xml:space="preserve"> \* ARABIC</w:instrText>
+      </w:r>
+      <w:r>
+        <w:instrText xml:space="preserve"> </w:instrText>
+      </w:r>
+      <w:r>
+        <w:fldChar w:fldCharType="separate"/>
+      </w:r>
+      <w:r>
+        <w:rPr>
+          <w:noProof/>
+        </w:rPr>
+        <w:t>10</w:t>
+      </w:r>
+      <w:r>
+        <w:fldChar w:fldCharType="end"/>
+      </w:r>
+      <w:r>
+        <w:t xml:space="preserve"> </w:t>
+      </w:r>
+      <w:r>
+        <w:rPr>
+          <w:rFonts w:hint="eastAsia"/>
+        </w:rPr>
+        <w:t>基</w:t>
+      </w:r>
+      <w:r>
+        <w:t>于软硬总线的多元感知</w:t>
+      </w:r>
+      <w:r>
+        <w:noBreakHyphen/>
+      </w:r>
+      <w:r>
+        <w:t>智能</w:t>
+      </w:r>
+      <w:proofErr w:type="gramStart"/>
+      <w:r>
+        <w:t>研判功能</w:t>
+      </w:r>
+      <w:proofErr w:type="gramEnd"/>
+      <w:r>
+        <w:t>融合技术框架</w:t>
+      </w:r>
+    </w:p>
+    <w:p>
+      <w:pPr>
+        <w:ind w:firstLine="480"/>
+      </w:pPr>
+      <w:r>
+        <w:rPr>
+          <w:rFonts w:hint="eastAsia"/>
+        </w:rPr>
+        <w:t>上图中，</w:t>
+      </w:r>
+      <w:r>
+        <w:rPr>
+          <w:rFonts w:hint="eastAsia"/>
+        </w:rPr>
+        <w:t>I</w:t>
+      </w:r>
+      <w:r>
+        <w:t>3C</w:t>
+      </w:r>
+      <w:r>
+        <w:rPr>
+          <w:rFonts w:hint="eastAsia"/>
+        </w:rPr>
+        <w:t>硬件总线负责传感器与</w:t>
+      </w:r>
+      <w:r>
+        <w:rPr>
+          <w:rFonts w:hint="eastAsia"/>
+        </w:rPr>
+        <w:t>S</w:t>
+      </w:r>
+      <w:r>
+        <w:t>OC</w:t>
+      </w:r>
+      <w:r>
+        <w:rPr>
+          <w:rFonts w:hint="eastAsia"/>
+        </w:rPr>
+        <w:t>芯片之间的快速通信，其</w:t>
+      </w:r>
+      <w:r>
+        <w:t>支持从</w:t>
+      </w:r>
+      <w:r>
+        <w:t>12.5Mbps</w:t>
+      </w:r>
+      <w:r>
+        <w:t>到接近</w:t>
+      </w:r>
+      <w:r>
+        <w:t>37.5 Mbps</w:t>
+      </w:r>
+      <w:r>
+        <w:t>的速率。基于</w:t>
+      </w:r>
+      <w:r>
+        <w:t>I3C</w:t>
+      </w:r>
+      <w:r>
+        <w:t>总线的传感器与主控制端的的程序分为</w:t>
+      </w:r>
+      <w:r>
+        <w:rPr>
+          <w:rFonts w:hint="eastAsia"/>
+        </w:rPr>
+        <w:t>两</w:t>
+      </w:r>
+      <w:r>
+        <w:t>个部分，这</w:t>
+      </w:r>
+      <w:r>
+        <w:rPr>
+          <w:rFonts w:hint="eastAsia"/>
+        </w:rPr>
+        <w:t>两</w:t>
+      </w:r>
+      <w:r>
+        <w:t>个部分</w:t>
+      </w:r>
+      <w:r>
+        <w:rPr>
+          <w:rFonts w:hint="eastAsia"/>
+        </w:rPr>
+        <w:t>包括</w:t>
+      </w:r>
+      <w:r>
+        <w:t>：</w:t>
+      </w:r>
+      <w:r>
+        <w:t>I3C</w:t>
+      </w:r>
+      <w:r>
+        <w:t>主控制端的通信控制逻辑实现，</w:t>
+      </w:r>
+      <w:r>
+        <w:t>I3C</w:t>
+      </w:r>
+      <w:r>
+        <w:t>总线的带内中断（</w:t>
+      </w:r>
+      <w:r>
+        <w:t>In-Band</w:t>
+      </w:r>
+      <w:r>
+        <w:t>）功能</w:t>
+      </w:r>
+      <w:r>
+        <w:rPr>
+          <w:rFonts w:hint="eastAsia"/>
+        </w:rPr>
+        <w:t>。具体实现如下。</w:t>
+      </w:r>
+    </w:p>
+    <w:p>
+      <w:pPr>
+        <w:ind w:firstLineChars="100" w:firstLine="240"/>
+      </w:pPr>
+      <w:r>
+        <w:rPr>
+          <w:rFonts w:hint="eastAsia"/>
+        </w:rPr>
+        <w:t>（</w:t>
+      </w:r>
+      <w:r>
+        <w:rPr>
+          <w:rFonts w:hint="eastAsia"/>
+        </w:rPr>
+        <w:t>1</w:t>
+      </w:r>
+      <w:r>
+        <w:rPr>
+          <w:rFonts w:hint="eastAsia"/>
+        </w:rPr>
+        <w:t>）</w:t>
+      </w:r>
+      <w:r>
+        <w:t>I3C</w:t>
+      </w:r>
+      <w:r>
+        <w:rPr>
+          <w:rFonts w:hint="eastAsia"/>
+        </w:rPr>
+        <w:t>主控制端的通信控制逻辑实现</w:t>
+      </w:r>
+    </w:p>
+    <w:p>
+      <w:pPr>
+        <w:ind w:firstLine="480"/>
+      </w:pPr>
+      <w:r>
+        <w:rPr>
+          <w:rFonts w:hint="eastAsia"/>
+        </w:rPr>
+        <w:t>1</w:t>
+      </w:r>
+      <w:r>
+        <w:rPr>
+          <w:rFonts w:hint="eastAsia"/>
+        </w:rPr>
+        <w:t>）</w:t>
+      </w:r>
+      <w:r>
+        <w:t>主控制设备程序在恰</w:t>
+      </w:r>
       <w:bookmarkStart w:id="0" w:name="_GoBack"/>
       <w:bookmarkEnd w:id="0"/>
+      <w:r>
+        <w:t>当的状态启动，并通过从设备处收到以下数据：</w:t>
+      </w:r>
+      <w:r>
+        <w:rPr>
+          <w:rFonts w:ascii="宋体" w:hAnsi="宋体" w:cs="宋体" w:hint="eastAsia"/>
+        </w:rPr>
+        <w:t>①</w:t>
+      </w:r>
+      <w:r>
+        <w:t>需要配置动态地址的</w:t>
+      </w:r>
+      <w:r>
+        <w:t>I3C</w:t>
+      </w:r>
+      <w:r>
+        <w:t>兼容设备。</w:t>
+      </w:r>
+      <w:r>
+        <w:rPr>
+          <w:rFonts w:ascii="宋体" w:hAnsi="宋体" w:cs="宋体" w:hint="eastAsia"/>
+        </w:rPr>
+        <w:t>②</w:t>
+      </w:r>
+      <w:r>
+        <w:t>挂接到</w:t>
+      </w:r>
+      <w:r>
+        <w:t>I3C</w:t>
+      </w:r>
+      <w:r>
+        <w:t>总线上的已有静态地址的</w:t>
+      </w:r>
+      <w:r>
+        <w:t>I3C</w:t>
+      </w:r>
+      <w:r>
+        <w:t>设备数量。</w:t>
+      </w:r>
+      <w:r>
+        <w:rPr>
+          <w:rFonts w:ascii="宋体" w:hAnsi="宋体" w:cs="宋体" w:hint="eastAsia"/>
+        </w:rPr>
+        <w:t>③</w:t>
+      </w:r>
+      <w:r>
+        <w:t>挂接到</w:t>
+      </w:r>
+      <w:r>
+        <w:t>I3C</w:t>
+      </w:r>
+      <w:r>
+        <w:t>总线上</w:t>
+      </w:r>
+      <w:r>
+        <w:t>I2C</w:t>
+      </w:r>
+      <w:r>
+        <w:t>设备的数据</w:t>
+      </w:r>
+      <w:r>
+        <w:rPr>
+          <w:rFonts w:hint="eastAsia"/>
+        </w:rPr>
+        <w:t>。</w:t>
+      </w:r>
+    </w:p>
+    <w:p>
+      <w:pPr>
+        <w:ind w:firstLine="480"/>
+      </w:pPr>
+      <w:r>
+        <w:rPr>
+          <w:rFonts w:hint="eastAsia"/>
+        </w:rPr>
+        <w:t>2</w:t>
+      </w:r>
+      <w:r>
+        <w:rPr>
+          <w:rFonts w:hint="eastAsia"/>
+        </w:rPr>
+        <w:t>）</w:t>
+      </w:r>
+      <w:r>
+        <w:t>主控端程序使用</w:t>
+      </w:r>
+      <w:r>
+        <w:t>Set Dynamic Address</w:t>
+      </w:r>
+      <w:r>
+        <w:t>命令为已有静态地址的</w:t>
+      </w:r>
+      <w:r>
+        <w:t>I3C</w:t>
+      </w:r>
+      <w:r>
+        <w:t>设备设置动态地址。</w:t>
+      </w:r>
+    </w:p>
+    <w:p>
+      <w:pPr>
+        <w:ind w:firstLine="480"/>
+      </w:pPr>
+      <w:r>
+        <w:t>3</w:t>
+      </w:r>
+      <w:r>
+        <w:rPr>
+          <w:rFonts w:hint="eastAsia"/>
+        </w:rPr>
+        <w:t>）</w:t>
+      </w:r>
+      <w:r>
+        <w:t>主控端发送广播命令</w:t>
+      </w:r>
+      <w:r>
+        <w:t>Enter Dynamic Address Assignment</w:t>
+      </w:r>
+      <w:r>
+        <w:t>。</w:t>
+      </w:r>
+    </w:p>
+    <w:p>
+      <w:pPr>
+        <w:ind w:firstLine="480"/>
+      </w:pPr>
+      <w:r>
+        <w:rPr>
+          <w:rFonts w:hint="eastAsia"/>
+        </w:rPr>
+        <w:t>4</w:t>
+      </w:r>
+      <w:r>
+        <w:rPr>
+          <w:rFonts w:hint="eastAsia"/>
+        </w:rPr>
+        <w:t>）</w:t>
+      </w:r>
+      <w:r>
+        <w:t>主控端程序发送一个</w:t>
+      </w:r>
+      <w:proofErr w:type="spellStart"/>
+      <w:r>
+        <w:t>RepeatedSTART</w:t>
+      </w:r>
+      <w:proofErr w:type="spellEnd"/>
+      <w:r>
+        <w:t>，并产生广播地址</w:t>
+      </w:r>
+      <w:r>
+        <w:t>7h</w:t>
+      </w:r>
+      <w:proofErr w:type="gramStart"/>
+      <w:r>
+        <w:t>’</w:t>
+      </w:r>
+      <w:proofErr w:type="gramEnd"/>
+      <w:r>
+        <w:t>7E</w:t>
+      </w:r>
+      <w:r>
+        <w:t>，并将</w:t>
+      </w:r>
+      <w:proofErr w:type="spellStart"/>
+      <w:r>
+        <w:t>RnW</w:t>
+      </w:r>
+      <w:proofErr w:type="spellEnd"/>
+      <w:r>
+        <w:t>位置高。</w:t>
+      </w:r>
+    </w:p>
+    <w:p>
+      <w:pPr>
+        <w:ind w:firstLine="480"/>
+      </w:pPr>
+      <w:r>
+        <w:t>5</w:t>
+      </w:r>
+      <w:r>
+        <w:rPr>
+          <w:rFonts w:hint="eastAsia"/>
+        </w:rPr>
+        <w:t>）</w:t>
+      </w:r>
+      <w:r>
+        <w:t>主控端程序将</w:t>
+      </w:r>
+      <w:r>
+        <w:t>SCL</w:t>
+      </w:r>
+      <w:r>
+        <w:t>线拉低，并释放</w:t>
+      </w:r>
+      <w:r>
+        <w:t>SDA</w:t>
+      </w:r>
+      <w:r>
+        <w:t>线为</w:t>
+      </w:r>
+      <w:r>
+        <w:t>High-Z</w:t>
+      </w:r>
+      <w:r>
+        <w:t>状态，以允许上拉电阻将</w:t>
+      </w:r>
+      <w:r>
+        <w:t>SDA</w:t>
+      </w:r>
+      <w:r>
+        <w:t>拉为高电平。</w:t>
+      </w:r>
+    </w:p>
+    <w:p>
+      <w:pPr>
+        <w:ind w:firstLine="480"/>
+      </w:pPr>
+      <w:r>
+        <w:t>6</w:t>
+      </w:r>
+      <w:r>
+        <w:rPr>
+          <w:rFonts w:hint="eastAsia"/>
+        </w:rPr>
+        <w:t>）</w:t>
+      </w:r>
+      <w:r>
+        <w:t>在第</w:t>
+      </w:r>
+      <w:r>
+        <w:t>4</w:t>
+      </w:r>
+      <w:r>
+        <w:t>步中，每一个响应</w:t>
+      </w:r>
+      <w:r>
+        <w:t>I3C</w:t>
+      </w:r>
+      <w:r>
+        <w:t>广播的</w:t>
+      </w:r>
+      <w:r>
+        <w:t>I3C</w:t>
+      </w:r>
+      <w:r>
+        <w:t>从设备应当在</w:t>
+      </w:r>
+      <w:r>
+        <w:t>SDA</w:t>
+      </w:r>
+      <w:r>
+        <w:t>线上输出自</w:t>
+      </w:r>
+      <w:r>
+        <w:lastRenderedPageBreak/>
+        <w:t>己</w:t>
+      </w:r>
+      <w:r>
+        <w:t>48 bit</w:t>
+      </w:r>
+      <w:r>
+        <w:t>的专有</w:t>
+      </w:r>
+      <w:r>
+        <w:t>ID</w:t>
+      </w:r>
+      <w:r>
+        <w:t>，直到由于仲裁丢失通讯。</w:t>
+      </w:r>
+    </w:p>
+    <w:p>
+      <w:pPr>
+        <w:ind w:firstLine="480"/>
+      </w:pPr>
+      <w:r>
+        <w:t>7</w:t>
+      </w:r>
+      <w:r>
+        <w:rPr>
+          <w:rFonts w:hint="eastAsia"/>
+        </w:rPr>
+        <w:t>）</w:t>
+      </w:r>
+      <w:r>
+        <w:t>主控端使用相同的时钟连续驱动</w:t>
+      </w:r>
+      <w:r>
+        <w:t>SCL</w:t>
+      </w:r>
+      <w:r>
+        <w:t>信号线，同时保持释放</w:t>
+      </w:r>
+      <w:r>
+        <w:t>SDA</w:t>
+      </w:r>
+      <w:r>
+        <w:t>。没有丢失通讯的</w:t>
+      </w:r>
+      <w:r>
+        <w:t>I3C</w:t>
+      </w:r>
+      <w:r>
+        <w:t>设备接着传送它的</w:t>
+      </w:r>
+      <w:r>
+        <w:t>BCR</w:t>
+      </w:r>
+      <w:r>
+        <w:t>数据，直到丢失通讯权。</w:t>
+      </w:r>
+    </w:p>
+    <w:p>
+      <w:pPr>
+        <w:ind w:firstLine="480"/>
+      </w:pPr>
+      <w:r>
+        <w:t>8</w:t>
+      </w:r>
+      <w:r>
+        <w:rPr>
+          <w:rFonts w:hint="eastAsia"/>
+        </w:rPr>
+        <w:t>）</w:t>
+      </w:r>
+      <w:r>
+        <w:t>主控</w:t>
+      </w:r>
+      <w:proofErr w:type="gramStart"/>
+      <w:r>
+        <w:t>端负责向赢得</w:t>
+      </w:r>
+      <w:proofErr w:type="gramEnd"/>
+      <w:r>
+        <w:t>仲裁的设备传送</w:t>
+      </w:r>
+      <w:r>
+        <w:t>7bit</w:t>
+      </w:r>
+      <w:r>
+        <w:t>的动态地址。这一动态地址与主机希望分配的优先级相匹配。赢得仲裁的设备在动态地址被发送的时候</w:t>
+      </w:r>
+      <w:r>
+        <w:t>ACK</w:t>
+      </w:r>
+      <w:r>
+        <w:t>。</w:t>
+      </w:r>
+    </w:p>
+    <w:p>
+      <w:pPr>
+        <w:ind w:firstLine="480"/>
+      </w:pPr>
+      <w:r>
+        <w:t>9</w:t>
+      </w:r>
+      <w:r>
+        <w:rPr>
+          <w:rFonts w:hint="eastAsia"/>
+        </w:rPr>
+        <w:t>）</w:t>
+      </w:r>
+      <w:r>
+        <w:t>主控端发送</w:t>
+      </w:r>
+      <w:r>
+        <w:t>7bit</w:t>
+      </w:r>
+      <w:r>
+        <w:t>动态地址，然后发送校验位，校验位是</w:t>
+      </w:r>
+      <w:r>
+        <w:t>7bit</w:t>
+      </w:r>
+      <w:r>
+        <w:t>数据</w:t>
+      </w:r>
+      <w:r>
+        <w:t>XOR</w:t>
+      </w:r>
+      <w:r>
+        <w:t>的取反</w:t>
+      </w:r>
+      <w:r>
+        <w:rPr>
+          <w:rFonts w:hint="eastAsia"/>
+        </w:rPr>
+        <w:t>。</w:t>
+      </w:r>
+    </w:p>
+    <w:p>
+      <w:pPr>
+        <w:ind w:firstLine="480"/>
+      </w:pPr>
+      <w:r>
+        <w:rPr>
+          <w:rFonts w:hint="eastAsia"/>
+        </w:rPr>
+        <w:t>1</w:t>
+      </w:r>
+      <w:r>
+        <w:t>0</w:t>
+      </w:r>
+      <w:r>
+        <w:rPr>
+          <w:rFonts w:hint="eastAsia"/>
+        </w:rPr>
+        <w:t>）</w:t>
+      </w:r>
+      <w:r>
+        <w:t>如果校验成功，传感器从设备会在下一</w:t>
+      </w:r>
+      <w:r>
+        <w:t>SCL</w:t>
+      </w:r>
+      <w:r>
+        <w:t>时钟接受该动态地址，然后再下一</w:t>
+      </w:r>
+      <w:r>
+        <w:t>SCL</w:t>
+      </w:r>
+      <w:r>
+        <w:t>发送</w:t>
+      </w:r>
+      <w:r>
+        <w:t>NACK</w:t>
+      </w:r>
+      <w:r>
+        <w:rPr>
+          <w:rFonts w:hint="eastAsia"/>
+        </w:rPr>
+        <w:t>。</w:t>
+      </w:r>
+    </w:p>
+    <w:p>
+      <w:pPr>
+        <w:ind w:firstLine="480"/>
+      </w:pPr>
+      <w:r>
+        <w:rPr>
+          <w:rFonts w:hint="eastAsia"/>
+        </w:rPr>
+        <w:t>1</w:t>
+      </w:r>
+      <w:r>
+        <w:t>1</w:t>
+      </w:r>
+      <w:r>
+        <w:rPr>
+          <w:rFonts w:hint="eastAsia"/>
+        </w:rPr>
+        <w:t>）</w:t>
+      </w:r>
+      <w:r>
+        <w:t>主控端程序一直重复这一过程，跳回第</w:t>
+      </w:r>
+      <w:r>
+        <w:t>4</w:t>
+      </w:r>
+      <w:r>
+        <w:t>步，直到总线上不再有</w:t>
+      </w:r>
+      <w:r>
+        <w:t>I3C</w:t>
+      </w:r>
+      <w:r>
+        <w:t>设备并返回</w:t>
+      </w:r>
+      <w:r>
+        <w:t>ACK</w:t>
+      </w:r>
+      <w:r>
+        <w:t>。</w:t>
+      </w:r>
+    </w:p>
+    <w:p>
+      <w:pPr>
+        <w:ind w:firstLine="480"/>
+        <w:rPr>
+          <w:rFonts w:hint="eastAsia"/>
+        </w:rPr>
+      </w:pPr>
+      <w:r>
+        <w:rPr>
+          <w:rFonts w:hint="eastAsia"/>
+        </w:rPr>
+        <w:t>（</w:t>
+      </w:r>
+      <w:r>
+        <w:rPr>
+          <w:rFonts w:hint="eastAsia"/>
+        </w:rPr>
+        <w:t>2</w:t>
+      </w:r>
+      <w:r>
+        <w:rPr>
+          <w:rFonts w:hint="eastAsia"/>
+        </w:rPr>
+        <w:t>）</w:t>
+      </w:r>
+      <w:r>
+        <w:t>I3C bus</w:t>
+      </w:r>
+      <w:proofErr w:type="gramStart"/>
+      <w:r>
+        <w:t>主控端带内中断</w:t>
+      </w:r>
+      <w:proofErr w:type="gramEnd"/>
+      <w:r>
+        <w:t>In-band</w:t>
+      </w:r>
+      <w:r>
+        <w:t>功能的实现</w:t>
+      </w:r>
+    </w:p>
+    <w:p>
+      <w:pPr>
+        <w:ind w:firstLine="480"/>
+      </w:pPr>
+      <w:r>
+        <w:t>在</w:t>
+      </w:r>
+      <w:r>
+        <w:t>I3C</w:t>
+      </w:r>
+      <w:r>
+        <w:t>中总线通信的带内中断程序实现</w:t>
+      </w:r>
+      <w:r>
+        <w:t xml:space="preserve"> </w:t>
+      </w:r>
+      <w:r>
+        <w:t>中，</w:t>
+      </w:r>
+      <w:r>
+        <w:t>I3</w:t>
+      </w:r>
+      <w:r>
+        <w:t>地址的优先级决定了传感器从设备请</w:t>
+      </w:r>
+      <w:r>
+        <w:t xml:space="preserve"> </w:t>
+      </w:r>
+      <w:r>
+        <w:t>求中断时的优先级。每一个从设备的优先级被</w:t>
+      </w:r>
+      <w:r>
+        <w:t xml:space="preserve"> </w:t>
+      </w:r>
+      <w:r>
+        <w:t>编码到其动态地中，地址越小则优先级越高。</w:t>
+      </w:r>
+      <w:r>
+        <w:t xml:space="preserve"> </w:t>
+      </w:r>
+      <w:r>
+        <w:t>地址越小优先级高的传感器从设备在发出</w:t>
+      </w:r>
+      <w:r>
+        <w:t xml:space="preserve">In Band </w:t>
+      </w:r>
+      <w:r>
+        <w:t>中断请求的时候则会被</w:t>
+      </w:r>
+      <w:r>
+        <w:t>Master</w:t>
+      </w:r>
+      <w:r>
+        <w:t>更优先处理。</w:t>
+      </w:r>
+    </w:p>
+    <w:p>
+      <w:pPr>
+        <w:ind w:firstLine="480"/>
+      </w:pPr>
+      <w:r>
+        <w:t>在动态地址</w:t>
+      </w:r>
+      <w:r>
+        <w:t>指定过程中，主控制器将更低的地址赋给需要优先处理</w:t>
+      </w:r>
+      <w:r>
+        <w:t>In-Band</w:t>
+      </w:r>
+      <w:r>
+        <w:t>中断请求的设备。</w:t>
+      </w:r>
+    </w:p>
+    <w:p>
+      <w:pPr>
+        <w:ind w:firstLine="480"/>
+      </w:pPr>
+      <w:r>
+        <w:t>而在</w:t>
+      </w:r>
+      <w:r>
+        <w:t>I3C</w:t>
+      </w:r>
+      <w:r>
+        <w:t>从设备这端，为了请求中断，传感器从设备在</w:t>
+      </w:r>
+      <w:r>
+        <w:t>START</w:t>
+      </w:r>
+      <w:r>
+        <w:t>后向总线上发送参与仲裁的地址头。主控</w:t>
+      </w:r>
+      <w:proofErr w:type="gramStart"/>
+      <w:r>
+        <w:t>端同时</w:t>
+      </w:r>
+      <w:proofErr w:type="gramEnd"/>
+      <w:r>
+        <w:t>将</w:t>
+      </w:r>
+      <w:r>
+        <w:t>SCL</w:t>
+      </w:r>
+      <w:r>
+        <w:t>拉低并完成</w:t>
+      </w:r>
+      <w:r>
+        <w:t>START</w:t>
+      </w:r>
+      <w:r>
+        <w:t>序列的形成。主控端以既定优先级顺序处理中断请求。接着传感器从设备会将自己的地址写到</w:t>
+      </w:r>
+      <w:r>
+        <w:t>SDA</w:t>
+      </w:r>
+      <w:r>
+        <w:t>线上。此时，主控</w:t>
+      </w:r>
+      <w:r>
+        <w:t>Master</w:t>
+      </w:r>
+      <w:r>
+        <w:t>根据需求执行下述三项之一：</w:t>
+      </w:r>
+    </w:p>
+    <w:p>
+      <w:pPr>
+        <w:ind w:firstLine="480"/>
+      </w:pPr>
+      <w:r>
+        <w:t>1</w:t>
+      </w:r>
+      <w:r>
+        <w:rPr>
+          <w:rFonts w:hint="eastAsia"/>
+        </w:rPr>
+        <w:t>）第一种情况，通过</w:t>
+      </w:r>
+      <w:r>
+        <w:rPr>
+          <w:rFonts w:hint="eastAsia"/>
+        </w:rPr>
+        <w:t>A</w:t>
+      </w:r>
+      <w:r>
+        <w:t>CK</w:t>
+      </w:r>
+      <w:r>
+        <w:rPr>
+          <w:rFonts w:hint="eastAsia"/>
+        </w:rPr>
+        <w:t>接受</w:t>
+      </w:r>
+      <w:r>
+        <w:rPr>
+          <w:rFonts w:hint="eastAsia"/>
+        </w:rPr>
+        <w:t>I</w:t>
+      </w:r>
+      <w:r>
+        <w:t>BI</w:t>
+      </w:r>
+    </w:p>
+    <w:p>
+      <w:pPr>
+        <w:ind w:firstLine="480"/>
+      </w:pPr>
+      <w:r>
+        <w:t>如果传感器从设备的</w:t>
+      </w:r>
+      <w:r>
+        <w:t>BCR[2]</w:t>
+      </w:r>
+      <w:r>
+        <w:t>位是</w:t>
+      </w:r>
+      <w:r>
+        <w:t>1</w:t>
+      </w:r>
+      <w:r>
+        <w:t>，则主控制端读取由</w:t>
+      </w:r>
+      <w:r>
+        <w:t>IBI</w:t>
+      </w:r>
+      <w:r>
+        <w:t>设备允许的时钟速率发起的数据流。当前的主设备不可以拒绝接收伴随的数据，因为它是以推挽输出模式传送的。</w:t>
+      </w:r>
+      <w:r>
+        <w:rPr>
+          <w:rFonts w:hint="eastAsia"/>
+        </w:rPr>
+        <w:t>而</w:t>
+      </w:r>
+      <w:r>
+        <w:t>如果传感器从设备的</w:t>
+      </w:r>
+      <w:r>
+        <w:t>BCR[2]</w:t>
+      </w:r>
+      <w:r>
+        <w:t>是</w:t>
+      </w:r>
+      <w:r>
+        <w:t>0</w:t>
+      </w:r>
+      <w:r>
+        <w:t>，当前主设备可以实施任何有效的</w:t>
+      </w:r>
+      <w:r>
+        <w:t>I3C</w:t>
+      </w:r>
+      <w:r>
+        <w:t>动作。可以发送一个</w:t>
+      </w:r>
+      <w:r>
+        <w:t>STOP</w:t>
+      </w:r>
+      <w:r>
+        <w:t>，或是</w:t>
+      </w:r>
+      <w:r>
+        <w:t>Repeated START</w:t>
+      </w:r>
+      <w:r>
+        <w:t>，或者继续按照一般读数</w:t>
+      </w:r>
+      <w:proofErr w:type="gramStart"/>
+      <w:r>
+        <w:t>据模式</w:t>
+      </w:r>
+      <w:proofErr w:type="gramEnd"/>
+      <w:r>
+        <w:t>读取负载数据。</w:t>
+      </w:r>
+    </w:p>
+    <w:p>
+      <w:pPr>
+        <w:ind w:firstLine="480"/>
+      </w:pPr>
+      <w:r>
+        <w:t>2</w:t>
+      </w:r>
+      <w:r>
+        <w:rPr>
+          <w:rFonts w:hint="eastAsia"/>
+        </w:rPr>
+        <w:t>）</w:t>
+      </w:r>
+      <w:r>
+        <w:t>第二种情况：拒绝</w:t>
+      </w:r>
+      <w:r>
+        <w:t>IBI</w:t>
+      </w:r>
+      <w:r>
+        <w:t>但并不禁止中断。当前的主控设备简单的</w:t>
+      </w:r>
+      <w:r>
+        <w:t>NACK</w:t>
+      </w:r>
+      <w:r>
+        <w:t xml:space="preserve"> </w:t>
+      </w:r>
+      <w:r>
+        <w:lastRenderedPageBreak/>
+        <w:t>IBI</w:t>
+      </w:r>
+      <w:r>
+        <w:t>即可。</w:t>
+      </w:r>
+    </w:p>
+    <w:p>
+      <w:pPr>
+        <w:ind w:firstLine="480"/>
+      </w:pPr>
+      <w:r>
+        <w:t>3</w:t>
+      </w:r>
+      <w:r>
+        <w:t>）第三种情况：拒绝</w:t>
+      </w:r>
+      <w:r>
+        <w:t>IBI</w:t>
+      </w:r>
+      <w:r>
+        <w:t>并禁止中断。</w:t>
+      </w:r>
+      <w:r>
+        <w:t xml:space="preserve"> </w:t>
+      </w:r>
+      <w:r>
+        <w:t>首先当前的主控设备</w:t>
+      </w:r>
+      <w:r>
+        <w:t>NACK IBI</w:t>
+      </w:r>
+      <w:r>
+        <w:t>事件，然后起始一个</w:t>
+      </w:r>
+      <w:r>
+        <w:t>Repeated START,</w:t>
+      </w:r>
+      <w:r>
+        <w:t>最后使用</w:t>
+      </w:r>
+      <w:r>
+        <w:t>Disable Slave Event Command</w:t>
+      </w:r>
+      <w:r>
+        <w:t>命令来设置</w:t>
+      </w:r>
+      <w:r>
+        <w:t>DISINT</w:t>
+      </w:r>
+      <w:r>
+        <w:t>位以禁止中断。</w:t>
+      </w:r>
+    </w:p>
+    <w:p>
+      <w:pPr>
+        <w:ind w:firstLine="480"/>
+        <w:rPr>
+          <w:rFonts w:hint="eastAsia"/>
+        </w:rPr>
+      </w:pPr>
     </w:p>
     <w:p>
       <w:pPr>
@@ -4253,18 +5559,27 @@
         </w:rPr>
       </w:pPr>
       <w:r>
-        <w:t xml:space="preserve">4.1.2.1 </w:t>
-      </w:r>
-      <w:r>
-        <w:t>多元感知与智能</w:t>
-      </w:r>
-      <w:proofErr w:type="gramStart"/>
-      <w:r>
-        <w:t>研判功能</w:t>
-      </w:r>
-      <w:proofErr w:type="gramEnd"/>
-      <w:r>
-        <w:t>融合</w:t>
+        <w:t xml:space="preserve">4.1.2.2 </w:t>
+      </w:r>
+      <w:r>
+        <w:t>感知、计算与通信功能协同调度</w:t>
+      </w:r>
+    </w:p>
+    <w:p>
+      <w:pPr>
+        <w:pStyle w:val="3"/>
+      </w:pPr>
+      <w:r>
+        <w:rPr>
+          <w:rFonts w:hint="eastAsia"/>
+        </w:rPr>
+        <w:t xml:space="preserve">4.1.3 </w:t>
+      </w:r>
+      <w:r>
+        <w:rPr>
+          <w:rFonts w:hint="eastAsia"/>
+        </w:rPr>
+        <w:t>装置资源优化设计方法（资源层优化；降低计算、通信和能源负担</w:t>
       </w:r>
     </w:p>
     <w:p>
@@ -4275,27 +5590,10 @@
         </w:rPr>
       </w:pPr>
       <w:r>
-        <w:t xml:space="preserve">4.1.2.2 </w:t>
-      </w:r>
-      <w:r>
-        <w:t>感知、计算与通信功能协同调度</w:t>
-      </w:r>
-    </w:p>
-    <w:p>
-      <w:pPr>
-        <w:pStyle w:val="3"/>
-      </w:pPr>
-      <w:r>
-        <w:rPr>
-          <w:rFonts w:hint="eastAsia"/>
-        </w:rPr>
-        <w:t xml:space="preserve">4.1.3 </w:t>
-      </w:r>
-      <w:r>
-        <w:rPr>
-          <w:rFonts w:hint="eastAsia"/>
-        </w:rPr>
-        <w:t>装置资源优化设计方法（资源层优化；降低计算、通信和能源负担</w:t>
+        <w:t xml:space="preserve">4.1.3.1 </w:t>
+      </w:r>
+      <w:r>
+        <w:t>面向任务需求的计算资源动态调度方法</w:t>
       </w:r>
     </w:p>
     <w:p>
@@ -4306,10 +5604,10 @@
         </w:rPr>
       </w:pPr>
       <w:r>
-        <w:t xml:space="preserve">4.1.3.1 </w:t>
-      </w:r>
-      <w:r>
-        <w:t>面向任务需求的计算资源动态调度方法</w:t>
+        <w:t xml:space="preserve">4.1.3.2 </w:t>
+      </w:r>
+      <w:r>
+        <w:t>面向复杂环境的通信资源优化配置方法</w:t>
       </w:r>
     </w:p>
     <w:p>
@@ -4320,83 +5618,10 @@
         </w:rPr>
       </w:pPr>
       <w:r>
-        <w:t xml:space="preserve">4.1.3.2 </w:t>
-      </w:r>
-      <w:r>
-        <w:t>面向复杂环境的通信资源优化配置方法</w:t>
-      </w:r>
-    </w:p>
-    <w:p>
-      <w:pPr>
-        <w:pStyle w:val="4"/>
-        <w:rPr>
-          <w:rFonts w:hint="default"/>
-        </w:rPr>
-      </w:pPr>
-      <w:r>
         <w:t xml:space="preserve">4.1.3.3 </w:t>
       </w:r>
       <w:r>
         <w:t>面向长时运行的任务能耗协同优化方法</w:t>
-      </w:r>
-    </w:p>
-    <w:p>
-      <w:pPr>
-        <w:pStyle w:val="3"/>
-      </w:pPr>
-      <w:r>
-        <w:rPr>
-          <w:rFonts w:hint="eastAsia"/>
-        </w:rPr>
-        <w:t>4.1.4</w:t>
-      </w:r>
-      <w:r>
-        <w:rPr>
-          <w:rFonts w:hint="eastAsia"/>
-        </w:rPr>
-        <w:t>装置快速部署设计方法（部署层便捷化；高机动性）</w:t>
-      </w:r>
-    </w:p>
-    <w:p>
-      <w:pPr>
-        <w:pStyle w:val="4"/>
-        <w:rPr>
-          <w:rFonts w:hint="default"/>
-        </w:rPr>
-      </w:pPr>
-      <w:r>
-        <w:t xml:space="preserve">4.1.4.1 </w:t>
-      </w:r>
-      <w:r>
-        <w:t>基于任务场景识别的装置功能快速配置方法</w:t>
-      </w:r>
-    </w:p>
-    <w:p>
-      <w:pPr>
-        <w:pStyle w:val="4"/>
-        <w:rPr>
-          <w:rFonts w:hint="default"/>
-        </w:rPr>
-      </w:pPr>
-      <w:r>
-        <w:t xml:space="preserve">4.1.4.2 </w:t>
-      </w:r>
-      <w:r>
-        <w:t>基于运行状态感知的装置快速部署方法</w:t>
-      </w:r>
-    </w:p>
-    <w:p>
-      <w:pPr>
-        <w:pStyle w:val="4"/>
-        <w:rPr>
-          <w:rFonts w:hint="default"/>
-        </w:rPr>
-      </w:pPr>
-      <w:r>
-        <w:t xml:space="preserve">4.1.4.3 </w:t>
-      </w:r>
-      <w:r>
-        <w:t>基于环境状态感知的装置自适应运行模式切换方法</w:t>
       </w:r>
     </w:p>
     <w:p>
@@ -5257,12 +6482,12 @@
       </w:r>
     </w:p>
     <w:sectPr>
-      <w:headerReference w:type="even" r:id="rId25"/>
-      <w:headerReference w:type="default" r:id="rId26"/>
-      <w:footerReference w:type="even" r:id="rId27"/>
-      <w:footerReference w:type="default" r:id="rId28"/>
-      <w:headerReference w:type="first" r:id="rId29"/>
-      <w:footerReference w:type="first" r:id="rId30"/>
+      <w:headerReference w:type="even" r:id="rId27"/>
+      <w:headerReference w:type="default" r:id="rId28"/>
+      <w:footerReference w:type="even" r:id="rId29"/>
+      <w:footerReference w:type="default" r:id="rId30"/>
+      <w:headerReference w:type="first" r:id="rId31"/>
+      <w:footerReference w:type="first" r:id="rId32"/>
       <w:pgSz w:w="11906" w:h="16838"/>
       <w:pgMar w:top="1440" w:right="1800" w:bottom="1440" w:left="1800" w:header="567" w:footer="992" w:gutter="0"/>
       <w:cols w:space="0"/>
@@ -6079,6 +7304,95 @@
     </w:lvl>
   </w:abstractNum>
   <w:abstractNum w:abstractNumId="15" w15:restartNumberingAfterBreak="0">
+    <w:nsid w:val="2EBC2A8D"/>
+    <w:multiLevelType w:val="hybridMultilevel"/>
+    <w:tmpl w:val="899E04FA"/>
+    <w:lvl w:ilvl="0" w:tplc="6E06357E">
+      <w:start w:val="1"/>
+      <w:numFmt w:val="decimal"/>
+      <w:lvlText w:val="（%1）"/>
+      <w:lvlJc w:val="left"/>
+      <w:pPr>
+        <w:ind w:left="1200" w:hanging="720"/>
+      </w:pPr>
+      <w:rPr>
+        <w:rFonts w:hint="default"/>
+      </w:rPr>
+    </w:lvl>
+    <w:lvl w:ilvl="1" w:tplc="04090019" w:tentative="1">
+      <w:start w:val="1"/>
+      <w:numFmt w:val="lowerLetter"/>
+      <w:lvlText w:val="%2)"/>
+      <w:lvlJc w:val="left"/>
+      <w:pPr>
+        <w:ind w:left="1320" w:hanging="420"/>
+      </w:pPr>
+    </w:lvl>
+    <w:lvl w:ilvl="2" w:tplc="0409001B" w:tentative="1">
+      <w:start w:val="1"/>
+      <w:numFmt w:val="lowerRoman"/>
+      <w:lvlText w:val="%3."/>
+      <w:lvlJc w:val="right"/>
+      <w:pPr>
+        <w:ind w:left="1740" w:hanging="420"/>
+      </w:pPr>
+    </w:lvl>
+    <w:lvl w:ilvl="3" w:tplc="0409000F" w:tentative="1">
+      <w:start w:val="1"/>
+      <w:numFmt w:val="decimal"/>
+      <w:lvlText w:val="%4."/>
+      <w:lvlJc w:val="left"/>
+      <w:pPr>
+        <w:ind w:left="2160" w:hanging="420"/>
+      </w:pPr>
+    </w:lvl>
+    <w:lvl w:ilvl="4" w:tplc="04090019" w:tentative="1">
+      <w:start w:val="1"/>
+      <w:numFmt w:val="lowerLetter"/>
+      <w:lvlText w:val="%5)"/>
+      <w:lvlJc w:val="left"/>
+      <w:pPr>
+        <w:ind w:left="2580" w:hanging="420"/>
+      </w:pPr>
+    </w:lvl>
+    <w:lvl w:ilvl="5" w:tplc="0409001B" w:tentative="1">
+      <w:start w:val="1"/>
+      <w:numFmt w:val="lowerRoman"/>
+      <w:lvlText w:val="%6."/>
+      <w:lvlJc w:val="right"/>
+      <w:pPr>
+        <w:ind w:left="3000" w:hanging="420"/>
+      </w:pPr>
+    </w:lvl>
+    <w:lvl w:ilvl="6" w:tplc="0409000F" w:tentative="1">
+      <w:start w:val="1"/>
+      <w:numFmt w:val="decimal"/>
+      <w:lvlText w:val="%7."/>
+      <w:lvlJc w:val="left"/>
+      <w:pPr>
+        <w:ind w:left="3420" w:hanging="420"/>
+      </w:pPr>
+    </w:lvl>
+    <w:lvl w:ilvl="7" w:tplc="04090019" w:tentative="1">
+      <w:start w:val="1"/>
+      <w:numFmt w:val="lowerLetter"/>
+      <w:lvlText w:val="%8)"/>
+      <w:lvlJc w:val="left"/>
+      <w:pPr>
+        <w:ind w:left="3840" w:hanging="420"/>
+      </w:pPr>
+    </w:lvl>
+    <w:lvl w:ilvl="8" w:tplc="0409001B" w:tentative="1">
+      <w:start w:val="1"/>
+      <w:numFmt w:val="lowerRoman"/>
+      <w:lvlText w:val="%9."/>
+      <w:lvlJc w:val="right"/>
+      <w:pPr>
+        <w:ind w:left="4260" w:hanging="420"/>
+      </w:pPr>
+    </w:lvl>
+  </w:abstractNum>
+  <w:abstractNum w:abstractNumId="16" w15:restartNumberingAfterBreak="0">
     <w:nsid w:val="3484793C"/>
     <w:multiLevelType w:val="hybridMultilevel"/>
     <w:tmpl w:val="9B0A3878"/>
@@ -6191,7 +7505,7 @@
       </w:rPr>
     </w:lvl>
   </w:abstractNum>
-  <w:abstractNum w:abstractNumId="16" w15:restartNumberingAfterBreak="0">
+  <w:abstractNum w:abstractNumId="17" w15:restartNumberingAfterBreak="0">
     <w:nsid w:val="38E97D3D"/>
     <w:multiLevelType w:val="singleLevel"/>
     <w:tmpl w:val="38E97D3D"/>
@@ -6208,7 +7522,7 @@
       </w:rPr>
     </w:lvl>
   </w:abstractNum>
-  <w:abstractNum w:abstractNumId="17" w15:restartNumberingAfterBreak="0">
+  <w:abstractNum w:abstractNumId="18" w15:restartNumberingAfterBreak="0">
     <w:nsid w:val="4A7A5FDC"/>
     <w:multiLevelType w:val="hybridMultilevel"/>
     <w:tmpl w:val="FF5067C0"/>
@@ -6321,7 +7635,96 @@
       </w:rPr>
     </w:lvl>
   </w:abstractNum>
-  <w:abstractNum w:abstractNumId="18" w15:restartNumberingAfterBreak="0">
+  <w:abstractNum w:abstractNumId="19" w15:restartNumberingAfterBreak="0">
+    <w:nsid w:val="5AAB102D"/>
+    <w:multiLevelType w:val="hybridMultilevel"/>
+    <w:tmpl w:val="67860350"/>
+    <w:lvl w:ilvl="0" w:tplc="273EFB8A">
+      <w:start w:val="1"/>
+      <w:numFmt w:val="decimal"/>
+      <w:lvlText w:val="（%1）"/>
+      <w:lvlJc w:val="left"/>
+      <w:pPr>
+        <w:ind w:left="1200" w:hanging="720"/>
+      </w:pPr>
+      <w:rPr>
+        <w:rFonts w:hint="default"/>
+      </w:rPr>
+    </w:lvl>
+    <w:lvl w:ilvl="1" w:tplc="04090019" w:tentative="1">
+      <w:start w:val="1"/>
+      <w:numFmt w:val="lowerLetter"/>
+      <w:lvlText w:val="%2)"/>
+      <w:lvlJc w:val="left"/>
+      <w:pPr>
+        <w:ind w:left="1320" w:hanging="420"/>
+      </w:pPr>
+    </w:lvl>
+    <w:lvl w:ilvl="2" w:tplc="0409001B" w:tentative="1">
+      <w:start w:val="1"/>
+      <w:numFmt w:val="lowerRoman"/>
+      <w:lvlText w:val="%3."/>
+      <w:lvlJc w:val="right"/>
+      <w:pPr>
+        <w:ind w:left="1740" w:hanging="420"/>
+      </w:pPr>
+    </w:lvl>
+    <w:lvl w:ilvl="3" w:tplc="0409000F" w:tentative="1">
+      <w:start w:val="1"/>
+      <w:numFmt w:val="decimal"/>
+      <w:lvlText w:val="%4."/>
+      <w:lvlJc w:val="left"/>
+      <w:pPr>
+        <w:ind w:left="2160" w:hanging="420"/>
+      </w:pPr>
+    </w:lvl>
+    <w:lvl w:ilvl="4" w:tplc="04090019" w:tentative="1">
+      <w:start w:val="1"/>
+      <w:numFmt w:val="lowerLetter"/>
+      <w:lvlText w:val="%5)"/>
+      <w:lvlJc w:val="left"/>
+      <w:pPr>
+        <w:ind w:left="2580" w:hanging="420"/>
+      </w:pPr>
+    </w:lvl>
+    <w:lvl w:ilvl="5" w:tplc="0409001B" w:tentative="1">
+      <w:start w:val="1"/>
+      <w:numFmt w:val="lowerRoman"/>
+      <w:lvlText w:val="%6."/>
+      <w:lvlJc w:val="right"/>
+      <w:pPr>
+        <w:ind w:left="3000" w:hanging="420"/>
+      </w:pPr>
+    </w:lvl>
+    <w:lvl w:ilvl="6" w:tplc="0409000F" w:tentative="1">
+      <w:start w:val="1"/>
+      <w:numFmt w:val="decimal"/>
+      <w:lvlText w:val="%7."/>
+      <w:lvlJc w:val="left"/>
+      <w:pPr>
+        <w:ind w:left="3420" w:hanging="420"/>
+      </w:pPr>
+    </w:lvl>
+    <w:lvl w:ilvl="7" w:tplc="04090019" w:tentative="1">
+      <w:start w:val="1"/>
+      <w:numFmt w:val="lowerLetter"/>
+      <w:lvlText w:val="%8)"/>
+      <w:lvlJc w:val="left"/>
+      <w:pPr>
+        <w:ind w:left="3840" w:hanging="420"/>
+      </w:pPr>
+    </w:lvl>
+    <w:lvl w:ilvl="8" w:tplc="0409001B" w:tentative="1">
+      <w:start w:val="1"/>
+      <w:numFmt w:val="lowerRoman"/>
+      <w:lvlText w:val="%9."/>
+      <w:lvlJc w:val="right"/>
+      <w:pPr>
+        <w:ind w:left="4260" w:hanging="420"/>
+      </w:pPr>
+    </w:lvl>
+  </w:abstractNum>
+  <w:abstractNum w:abstractNumId="20" w15:restartNumberingAfterBreak="0">
     <w:nsid w:val="66267873"/>
     <w:multiLevelType w:val="singleLevel"/>
     <w:tmpl w:val="66267873"/>
@@ -6333,7 +7736,7 @@
       <w:lvlJc w:val="left"/>
     </w:lvl>
   </w:abstractNum>
-  <w:abstractNum w:abstractNumId="19" w15:restartNumberingAfterBreak="0">
+  <w:abstractNum w:abstractNumId="21" w15:restartNumberingAfterBreak="0">
     <w:nsid w:val="769B70C7"/>
     <w:multiLevelType w:val="hybridMultilevel"/>
     <w:tmpl w:val="9E440082"/>
@@ -6447,10 +7850,10 @@
     </w:lvl>
   </w:abstractNum>
   <w:num w:numId="1">
-    <w:abstractNumId w:val="18"/>
+    <w:abstractNumId w:val="20"/>
   </w:num>
   <w:num w:numId="2">
-    <w:abstractNumId w:val="16"/>
+    <w:abstractNumId w:val="17"/>
   </w:num>
   <w:num w:numId="3">
     <w:abstractNumId w:val="0"/>
@@ -6498,13 +7901,19 @@
     <w:abstractNumId w:val="14"/>
   </w:num>
   <w:num w:numId="18">
-    <w:abstractNumId w:val="19"/>
+    <w:abstractNumId w:val="21"/>
   </w:num>
   <w:num w:numId="19">
+    <w:abstractNumId w:val="16"/>
+  </w:num>
+  <w:num w:numId="20">
+    <w:abstractNumId w:val="18"/>
+  </w:num>
+  <w:num w:numId="21">
     <w:abstractNumId w:val="15"/>
   </w:num>
-  <w:num w:numId="20">
-    <w:abstractNumId w:val="17"/>
+  <w:num w:numId="22">
+    <w:abstractNumId w:val="19"/>
   </w:num>
 </w:numbering>
 </file>
@@ -6930,6 +8339,7 @@
   <w:style w:type="character" w:default="1" w:styleId="a0">
     <w:name w:val="Default Paragraph Font"/>
     <w:uiPriority w:val="1"/>
+    <w:semiHidden/>
     <w:unhideWhenUsed/>
   </w:style>
   <w:style w:type="table" w:default="1" w:styleId="a1">
@@ -7609,7 +9019,7 @@
 </file>
 
 <file path=customXml/itemProps2.xml><?xml version="1.0" encoding="utf-8"?>
-<ds:datastoreItem xmlns:ds="http://schemas.openxmlformats.org/officeDocument/2006/customXml" ds:itemID="{C6EAC86D-3B0F-4F05-BB94-6887EADD81A6}">
+<ds:datastoreItem xmlns:ds="http://schemas.openxmlformats.org/officeDocument/2006/customXml" ds:itemID="{B4C04D38-2513-4148-8ABE-51814D68E00D}">
   <ds:schemaRefs>
     <ds:schemaRef ds:uri="http://schemas.openxmlformats.org/officeDocument/2006/bibliography"/>
   </ds:schemaRefs>
